--- a/report_template/template_main/gLS5_CustomEdition_SDQL_v1.3.0.docx
+++ b/report_template/template_main/gLS5_CustomEdition_SDQL_v1.3.0.docx
@@ -156,7 +156,35 @@
                 <w:sz w:val="22"/>
                 <w:lang w:eastAsia="zh-CN"/>
               </w:rPr>
-              <w:t>{{sample.patient_name}}</w:t>
+              <w:t>{{</w:t>
+            </w:r>
+            <w:proofErr w:type="spellStart"/>
+            <w:proofErr w:type="gramStart"/>
+            <w:r>
+              <w:rPr>
+                <w:rFonts w:ascii="宋体" w:hAnsi="宋体" w:cs="思源黑体 CN Normal"/>
+                <w:sz w:val="22"/>
+                <w:lang w:eastAsia="zh-CN"/>
+              </w:rPr>
+              <w:t>sample.patient</w:t>
+            </w:r>
+            <w:proofErr w:type="gramEnd"/>
+            <w:r>
+              <w:rPr>
+                <w:rFonts w:ascii="宋体" w:hAnsi="宋体" w:cs="思源黑体 CN Normal"/>
+                <w:sz w:val="22"/>
+                <w:lang w:eastAsia="zh-CN"/>
+              </w:rPr>
+              <w:t>_name</w:t>
+            </w:r>
+            <w:proofErr w:type="spellEnd"/>
+            <w:r>
+              <w:rPr>
+                <w:rFonts w:ascii="宋体" w:hAnsi="宋体" w:cs="思源黑体 CN Normal"/>
+                <w:sz w:val="22"/>
+                <w:lang w:eastAsia="zh-CN"/>
+              </w:rPr>
+              <w:t>}}</w:t>
             </w:r>
           </w:p>
         </w:tc>
@@ -216,7 +244,27 @@
                 <w:sz w:val="22"/>
                 <w:lang w:eastAsia="zh-CN"/>
               </w:rPr>
-              <w:t>{{sample.gender}}</w:t>
+              <w:t>{{</w:t>
+            </w:r>
+            <w:proofErr w:type="spellStart"/>
+            <w:proofErr w:type="gramStart"/>
+            <w:r>
+              <w:rPr>
+                <w:rFonts w:ascii="思源黑体 CN Normal" w:eastAsia="思源黑体 CN Normal" w:hAnsi="思源黑体 CN Normal" w:cs="思源黑体 CN Normal"/>
+                <w:sz w:val="22"/>
+                <w:lang w:eastAsia="zh-CN"/>
+              </w:rPr>
+              <w:t>sample.gender</w:t>
+            </w:r>
+            <w:proofErr w:type="spellEnd"/>
+            <w:proofErr w:type="gramEnd"/>
+            <w:r>
+              <w:rPr>
+                <w:rFonts w:ascii="思源黑体 CN Normal" w:eastAsia="思源黑体 CN Normal" w:hAnsi="思源黑体 CN Normal" w:cs="思源黑体 CN Normal"/>
+                <w:sz w:val="22"/>
+                <w:lang w:eastAsia="zh-CN"/>
+              </w:rPr>
+              <w:t>}}</w:t>
             </w:r>
           </w:p>
         </w:tc>
@@ -276,7 +324,25 @@
                 <w:sz w:val="22"/>
                 <w:lang w:eastAsia="zh-CN"/>
               </w:rPr>
-              <w:t>{{sample.age}}</w:t>
+              <w:t>{{</w:t>
+            </w:r>
+            <w:proofErr w:type="spellStart"/>
+            <w:r>
+              <w:rPr>
+                <w:rFonts w:ascii="思源黑体 CN Normal" w:eastAsia="思源黑体 CN Normal" w:hAnsi="思源黑体 CN Normal" w:cs="思源黑体 CN Normal"/>
+                <w:sz w:val="22"/>
+                <w:lang w:eastAsia="zh-CN"/>
+              </w:rPr>
+              <w:t>sample.age</w:t>
+            </w:r>
+            <w:proofErr w:type="spellEnd"/>
+            <w:r>
+              <w:rPr>
+                <w:rFonts w:ascii="思源黑体 CN Normal" w:eastAsia="思源黑体 CN Normal" w:hAnsi="思源黑体 CN Normal" w:cs="思源黑体 CN Normal"/>
+                <w:sz w:val="22"/>
+                <w:lang w:eastAsia="zh-CN"/>
+              </w:rPr>
+              <w:t>}}</w:t>
             </w:r>
           </w:p>
         </w:tc>
@@ -337,16 +403,36 @@
                 <w:sz w:val="22"/>
                 <w:lang w:eastAsia="zh-CN"/>
               </w:rPr>
-              <w:t>{{sample.</w:t>
-            </w:r>
+              <w:t>{{</w:t>
+            </w:r>
+            <w:proofErr w:type="spellStart"/>
+            <w:proofErr w:type="gramStart"/>
             <w:r>
               <w:rPr>
                 <w:rFonts w:ascii="思源黑体 CN Normal" w:eastAsia="思源黑体 CN Normal" w:hAnsi="思源黑体 CN Normal" w:cs="思源黑体 CN Normal"/>
                 <w:sz w:val="22"/>
                 <w:lang w:eastAsia="zh-CN"/>
               </w:rPr>
-              <w:t>hospitalization_no</w:t>
-            </w:r>
+              <w:t>sample.</w:t>
+            </w:r>
+            <w:r>
+              <w:rPr>
+                <w:rFonts w:ascii="思源黑体 CN Normal" w:eastAsia="思源黑体 CN Normal" w:hAnsi="思源黑体 CN Normal" w:cs="思源黑体 CN Normal"/>
+                <w:sz w:val="22"/>
+                <w:lang w:eastAsia="zh-CN"/>
+              </w:rPr>
+              <w:t>hospitalization</w:t>
+            </w:r>
+            <w:proofErr w:type="gramEnd"/>
+            <w:r>
+              <w:rPr>
+                <w:rFonts w:ascii="思源黑体 CN Normal" w:eastAsia="思源黑体 CN Normal" w:hAnsi="思源黑体 CN Normal" w:cs="思源黑体 CN Normal"/>
+                <w:sz w:val="22"/>
+                <w:lang w:eastAsia="zh-CN"/>
+              </w:rPr>
+              <w:t>_no</w:t>
+            </w:r>
+            <w:proofErr w:type="spellEnd"/>
             <w:r>
               <w:rPr>
                 <w:rFonts w:ascii="思源黑体 CN Normal" w:eastAsia="思源黑体 CN Normal" w:hAnsi="思源黑体 CN Normal" w:cs="思源黑体 CN Normal"/>
@@ -407,7 +493,35 @@
                 <w:sz w:val="22"/>
                 <w:lang w:eastAsia="zh-CN"/>
               </w:rPr>
-              <w:t>{{sample.pathological_id}}</w:t>
+              <w:t>{{</w:t>
+            </w:r>
+            <w:proofErr w:type="spellStart"/>
+            <w:proofErr w:type="gramStart"/>
+            <w:r>
+              <w:rPr>
+                <w:rFonts w:ascii="思源黑体 CN Normal" w:eastAsia="思源黑体 CN Normal" w:hAnsi="思源黑体 CN Normal" w:cs="思源黑体 CN Normal"/>
+                <w:sz w:val="22"/>
+                <w:lang w:eastAsia="zh-CN"/>
+              </w:rPr>
+              <w:t>sample.pathological</w:t>
+            </w:r>
+            <w:proofErr w:type="gramEnd"/>
+            <w:r>
+              <w:rPr>
+                <w:rFonts w:ascii="思源黑体 CN Normal" w:eastAsia="思源黑体 CN Normal" w:hAnsi="思源黑体 CN Normal" w:cs="思源黑体 CN Normal"/>
+                <w:sz w:val="22"/>
+                <w:lang w:eastAsia="zh-CN"/>
+              </w:rPr>
+              <w:t>_id</w:t>
+            </w:r>
+            <w:proofErr w:type="spellEnd"/>
+            <w:r>
+              <w:rPr>
+                <w:rFonts w:ascii="思源黑体 CN Normal" w:eastAsia="思源黑体 CN Normal" w:hAnsi="思源黑体 CN Normal" w:cs="思源黑体 CN Normal"/>
+                <w:sz w:val="22"/>
+                <w:lang w:eastAsia="zh-CN"/>
+              </w:rPr>
+              <w:t>}}</w:t>
             </w:r>
           </w:p>
         </w:tc>
@@ -461,7 +575,35 @@
                 <w:sz w:val="22"/>
                 <w:lang w:eastAsia="zh-CN"/>
               </w:rPr>
-              <w:t>{{sample.hosp_depart}}</w:t>
+              <w:t>{{</w:t>
+            </w:r>
+            <w:proofErr w:type="spellStart"/>
+            <w:proofErr w:type="gramStart"/>
+            <w:r>
+              <w:rPr>
+                <w:rFonts w:ascii="思源黑体 CN Normal" w:eastAsia="思源黑体 CN Normal" w:hAnsi="思源黑体 CN Normal" w:cs="思源黑体 CN Normal"/>
+                <w:sz w:val="22"/>
+                <w:lang w:eastAsia="zh-CN"/>
+              </w:rPr>
+              <w:t>sample.hosp</w:t>
+            </w:r>
+            <w:proofErr w:type="gramEnd"/>
+            <w:r>
+              <w:rPr>
+                <w:rFonts w:ascii="思源黑体 CN Normal" w:eastAsia="思源黑体 CN Normal" w:hAnsi="思源黑体 CN Normal" w:cs="思源黑体 CN Normal"/>
+                <w:sz w:val="22"/>
+                <w:lang w:eastAsia="zh-CN"/>
+              </w:rPr>
+              <w:t>_depart</w:t>
+            </w:r>
+            <w:proofErr w:type="spellEnd"/>
+            <w:r>
+              <w:rPr>
+                <w:rFonts w:ascii="思源黑体 CN Normal" w:eastAsia="思源黑体 CN Normal" w:hAnsi="思源黑体 CN Normal" w:cs="思源黑体 CN Normal"/>
+                <w:sz w:val="22"/>
+                <w:lang w:eastAsia="zh-CN"/>
+              </w:rPr>
+              <w:t>}}</w:t>
             </w:r>
           </w:p>
         </w:tc>
@@ -522,16 +664,36 @@
                 <w:sz w:val="22"/>
                 <w:lang w:eastAsia="zh-CN"/>
               </w:rPr>
-              <w:t>{{sample.</w:t>
-            </w:r>
+              <w:t>{{</w:t>
+            </w:r>
+            <w:proofErr w:type="spellStart"/>
+            <w:proofErr w:type="gramStart"/>
             <w:r>
               <w:rPr>
                 <w:rFonts w:ascii="思源黑体 CN Normal" w:eastAsia="思源黑体 CN Normal" w:hAnsi="思源黑体 CN Normal" w:cs="思源黑体 CN Normal"/>
                 <w:sz w:val="22"/>
                 <w:lang w:eastAsia="zh-CN"/>
               </w:rPr>
-              <w:t>submission_doctor</w:t>
-            </w:r>
+              <w:t>sample.</w:t>
+            </w:r>
+            <w:r>
+              <w:rPr>
+                <w:rFonts w:ascii="思源黑体 CN Normal" w:eastAsia="思源黑体 CN Normal" w:hAnsi="思源黑体 CN Normal" w:cs="思源黑体 CN Normal"/>
+                <w:sz w:val="22"/>
+                <w:lang w:eastAsia="zh-CN"/>
+              </w:rPr>
+              <w:t>submission</w:t>
+            </w:r>
+            <w:proofErr w:type="gramEnd"/>
+            <w:r>
+              <w:rPr>
+                <w:rFonts w:ascii="思源黑体 CN Normal" w:eastAsia="思源黑体 CN Normal" w:hAnsi="思源黑体 CN Normal" w:cs="思源黑体 CN Normal"/>
+                <w:sz w:val="22"/>
+                <w:lang w:eastAsia="zh-CN"/>
+              </w:rPr>
+              <w:t>_doctor</w:t>
+            </w:r>
+            <w:proofErr w:type="spellEnd"/>
             <w:r>
               <w:rPr>
                 <w:rFonts w:ascii="思源黑体 CN Normal" w:eastAsia="思源黑体 CN Normal" w:hAnsi="思源黑体 CN Normal" w:cs="思源黑体 CN Normal"/>
@@ -592,16 +754,36 @@
                 <w:sz w:val="22"/>
                 <w:lang w:eastAsia="zh-CN"/>
               </w:rPr>
-              <w:t>{{sample.</w:t>
-            </w:r>
+              <w:t>{{</w:t>
+            </w:r>
+            <w:proofErr w:type="spellStart"/>
+            <w:proofErr w:type="gramStart"/>
             <w:r>
               <w:rPr>
                 <w:rFonts w:ascii="思源黑体 CN Normal" w:eastAsia="思源黑体 CN Normal" w:hAnsi="思源黑体 CN Normal" w:cs="思源黑体 CN Normal"/>
                 <w:sz w:val="22"/>
                 <w:lang w:eastAsia="zh-CN"/>
               </w:rPr>
-              <w:t>patient_phonenumber</w:t>
-            </w:r>
+              <w:t>sample.</w:t>
+            </w:r>
+            <w:r>
+              <w:rPr>
+                <w:rFonts w:ascii="思源黑体 CN Normal" w:eastAsia="思源黑体 CN Normal" w:hAnsi="思源黑体 CN Normal" w:cs="思源黑体 CN Normal"/>
+                <w:sz w:val="22"/>
+                <w:lang w:eastAsia="zh-CN"/>
+              </w:rPr>
+              <w:t>patient</w:t>
+            </w:r>
+            <w:proofErr w:type="gramEnd"/>
+            <w:r>
+              <w:rPr>
+                <w:rFonts w:ascii="思源黑体 CN Normal" w:eastAsia="思源黑体 CN Normal" w:hAnsi="思源黑体 CN Normal" w:cs="思源黑体 CN Normal"/>
+                <w:sz w:val="22"/>
+                <w:lang w:eastAsia="zh-CN"/>
+              </w:rPr>
+              <w:t>_phonenumber</w:t>
+            </w:r>
+            <w:proofErr w:type="spellEnd"/>
             <w:r>
               <w:rPr>
                 <w:rFonts w:ascii="思源黑体 CN Normal" w:eastAsia="思源黑体 CN Normal" w:hAnsi="思源黑体 CN Normal" w:cs="思源黑体 CN Normal"/>
@@ -662,7 +844,25 @@
                 <w:sz w:val="22"/>
                 <w:lang w:eastAsia="zh-CN"/>
               </w:rPr>
-              <w:t>{{sample.sample_type}}</w:t>
+              <w:t>{{</w:t>
+            </w:r>
+            <w:proofErr w:type="spellStart"/>
+            <w:r>
+              <w:rPr>
+                <w:rFonts w:ascii="思源黑体 CN Normal" w:eastAsia="思源黑体 CN Normal" w:hAnsi="思源黑体 CN Normal" w:cs="思源黑体 CN Normal"/>
+                <w:sz w:val="22"/>
+                <w:lang w:eastAsia="zh-CN"/>
+              </w:rPr>
+              <w:t>sample.sample_type</w:t>
+            </w:r>
+            <w:proofErr w:type="spellEnd"/>
+            <w:r>
+              <w:rPr>
+                <w:rFonts w:ascii="思源黑体 CN Normal" w:eastAsia="思源黑体 CN Normal" w:hAnsi="思源黑体 CN Normal" w:cs="思源黑体 CN Normal"/>
+                <w:sz w:val="22"/>
+                <w:lang w:eastAsia="zh-CN"/>
+              </w:rPr>
+              <w:t>}}</w:t>
             </w:r>
           </w:p>
         </w:tc>
@@ -805,13 +1005,23 @@
               </w:rPr>
               <w:t>合作检测机构：</w:t>
             </w:r>
+            <w:proofErr w:type="gramStart"/>
             <w:r>
               <w:rPr>
                 <w:rFonts w:ascii="思源黑体 CN Normal" w:eastAsia="思源黑体 CN Normal" w:hAnsi="思源黑体 CN Normal" w:cs="思源黑体 CN Normal" w:hint="eastAsia"/>
                 <w:sz w:val="22"/>
                 <w:lang w:eastAsia="zh-CN"/>
               </w:rPr>
-              <w:t>济南爱新卓尔医学检验实验室</w:t>
+              <w:t>济南爱新卓</w:t>
+            </w:r>
+            <w:proofErr w:type="gramEnd"/>
+            <w:r>
+              <w:rPr>
+                <w:rFonts w:ascii="思源黑体 CN Normal" w:eastAsia="思源黑体 CN Normal" w:hAnsi="思源黑体 CN Normal" w:cs="思源黑体 CN Normal" w:hint="eastAsia"/>
+                <w:sz w:val="22"/>
+                <w:lang w:eastAsia="zh-CN"/>
+              </w:rPr>
+              <w:t>尔医学检验实验室</w:t>
             </w:r>
           </w:p>
         </w:tc>
@@ -1059,15 +1269,16 @@
                 <w:sz w:val="22"/>
                 <w:lang w:eastAsia="zh-CN"/>
               </w:rPr>
-              <w:t>片段插入缺失突变（In</w:t>
-            </w:r>
+              <w:t>片段插入缺失突变（</w:t>
+            </w:r>
+            <w:proofErr w:type="spellStart"/>
             <w:r>
               <w:rPr>
                 <w:rFonts w:ascii="思源黑体 CN Normal" w:eastAsia="思源黑体 CN Normal" w:hAnsi="思源黑体 CN Normal" w:cs="思源黑体 CN Normal" w:hint="eastAsia"/>
                 <w:sz w:val="22"/>
                 <w:lang w:eastAsia="zh-CN"/>
               </w:rPr>
-              <w:t>D</w:t>
+              <w:t>In</w:t>
             </w:r>
             <w:r>
               <w:rPr>
@@ -1075,7 +1286,7 @@
                 <w:sz w:val="22"/>
                 <w:lang w:eastAsia="zh-CN"/>
               </w:rPr>
-              <w:t>el）</w:t>
+              <w:t>D</w:t>
             </w:r>
             <w:r>
               <w:rPr>
@@ -1083,7 +1294,60 @@
                 <w:sz w:val="22"/>
                 <w:lang w:eastAsia="zh-CN"/>
               </w:rPr>
-              <w:t>{%if [sample.json_batch_name, “v1.1.0”]|judge_version%}、大片段缺失（large deletion）{%endif%}</w:t>
+              <w:t>el</w:t>
+            </w:r>
+            <w:proofErr w:type="spellEnd"/>
+            <w:r>
+              <w:rPr>
+                <w:rFonts w:ascii="思源黑体 CN Normal" w:eastAsia="思源黑体 CN Normal" w:hAnsi="思源黑体 CN Normal" w:cs="思源黑体 CN Normal" w:hint="eastAsia"/>
+                <w:sz w:val="22"/>
+                <w:lang w:eastAsia="zh-CN"/>
+              </w:rPr>
+              <w:t>）</w:t>
+            </w:r>
+            <w:r>
+              <w:rPr>
+                <w:rFonts w:ascii="思源黑体 CN Normal" w:eastAsia="思源黑体 CN Normal" w:hAnsi="思源黑体 CN Normal" w:cs="思源黑体 CN Normal" w:hint="eastAsia"/>
+                <w:sz w:val="22"/>
+                <w:lang w:eastAsia="zh-CN"/>
+              </w:rPr>
+              <w:t>{%if [</w:t>
+            </w:r>
+            <w:proofErr w:type="spellStart"/>
+            <w:r>
+              <w:rPr>
+                <w:rFonts w:ascii="思源黑体 CN Normal" w:eastAsia="思源黑体 CN Normal" w:hAnsi="思源黑体 CN Normal" w:cs="思源黑体 CN Normal" w:hint="eastAsia"/>
+                <w:sz w:val="22"/>
+                <w:lang w:eastAsia="zh-CN"/>
+              </w:rPr>
+              <w:t>sample.json_batch_name</w:t>
+            </w:r>
+            <w:proofErr w:type="spellEnd"/>
+            <w:r>
+              <w:rPr>
+                <w:rFonts w:ascii="思源黑体 CN Normal" w:eastAsia="思源黑体 CN Normal" w:hAnsi="思源黑体 CN Normal" w:cs="思源黑体 CN Normal" w:hint="eastAsia"/>
+                <w:sz w:val="22"/>
+                <w:lang w:eastAsia="zh-CN"/>
+              </w:rPr>
+              <w:t>, “v1.1.0”]|</w:t>
+            </w:r>
+            <w:proofErr w:type="spellStart"/>
+            <w:r>
+              <w:rPr>
+                <w:rFonts w:ascii="思源黑体 CN Normal" w:eastAsia="思源黑体 CN Normal" w:hAnsi="思源黑体 CN Normal" w:cs="思源黑体 CN Normal" w:hint="eastAsia"/>
+                <w:sz w:val="22"/>
+                <w:lang w:eastAsia="zh-CN"/>
+              </w:rPr>
+              <w:t>judge_version</w:t>
+            </w:r>
+            <w:proofErr w:type="spellEnd"/>
+            <w:r>
+              <w:rPr>
+                <w:rFonts w:ascii="思源黑体 CN Normal" w:eastAsia="思源黑体 CN Normal" w:hAnsi="思源黑体 CN Normal" w:cs="思源黑体 CN Normal" w:hint="eastAsia"/>
+                <w:sz w:val="22"/>
+                <w:lang w:eastAsia="zh-CN"/>
+              </w:rPr>
+              <w:t>%}、大片段缺失（large deletion）{%endif%}</w:t>
             </w:r>
             <w:r>
               <w:rPr>
@@ -1272,7 +1536,39 @@
                 <w:color w:val="000000"/>
                 <w:sz w:val="22"/>
               </w:rPr>
-              <w:t>{{sample.report_date}}</w:t>
+              <w:lastRenderedPageBreak/>
+              <w:t>{{</w:t>
+            </w:r>
+            <w:proofErr w:type="spellStart"/>
+            <w:proofErr w:type="gramStart"/>
+            <w:r>
+              <w:rPr>
+                <w:rFonts w:ascii="思源黑体 CN Normal" w:eastAsia="思源黑体 CN Normal" w:hAnsi="思源黑体 CN Normal" w:cs="Arial"/>
+                <w:bCs/>
+                <w:color w:val="000000"/>
+                <w:sz w:val="22"/>
+              </w:rPr>
+              <w:t>sample.report</w:t>
+            </w:r>
+            <w:proofErr w:type="gramEnd"/>
+            <w:r>
+              <w:rPr>
+                <w:rFonts w:ascii="思源黑体 CN Normal" w:eastAsia="思源黑体 CN Normal" w:hAnsi="思源黑体 CN Normal" w:cs="Arial"/>
+                <w:bCs/>
+                <w:color w:val="000000"/>
+                <w:sz w:val="22"/>
+              </w:rPr>
+              <w:t>_date</w:t>
+            </w:r>
+            <w:proofErr w:type="spellEnd"/>
+            <w:r>
+              <w:rPr>
+                <w:rFonts w:ascii="思源黑体 CN Normal" w:eastAsia="思源黑体 CN Normal" w:hAnsi="思源黑体 CN Normal" w:cs="Arial"/>
+                <w:bCs/>
+                <w:color w:val="000000"/>
+                <w:sz w:val="22"/>
+              </w:rPr>
+              <w:t>}}</w:t>
             </w:r>
           </w:p>
         </w:tc>
@@ -1478,7 +1774,25 @@
                 <w:sz w:val="17"/>
                 <w:szCs w:val="17"/>
               </w:rPr>
-              <w:t>{%tr for gene in [“EPCAM”, “MLH1”, “MSH2”, “MSH6”, “PMS2”]%}</w:t>
+              <w:t>{%tr for gene in [“EPCAM”, “MLH1”, “MSH2”, “MSH6”, “PMS2</w:t>
+            </w:r>
+            <w:proofErr w:type="gramStart"/>
+            <w:r>
+              <w:rPr>
+                <w:rFonts w:ascii="思源黑体 CN Normal" w:eastAsia="思源黑体 CN Normal" w:hAnsi="思源黑体 CN Normal"/>
+                <w:sz w:val="17"/>
+                <w:szCs w:val="17"/>
+              </w:rPr>
+              <w:t>”]%</w:t>
+            </w:r>
+            <w:proofErr w:type="gramEnd"/>
+            <w:r>
+              <w:rPr>
+                <w:rFonts w:ascii="思源黑体 CN Normal" w:eastAsia="思源黑体 CN Normal" w:hAnsi="思源黑体 CN Normal"/>
+                <w:sz w:val="17"/>
+                <w:szCs w:val="17"/>
+              </w:rPr>
+              <w:t>}</w:t>
             </w:r>
           </w:p>
         </w:tc>
@@ -1496,7 +1810,7 @@
             <w:pPr>
               <w:jc w:val="center"/>
               <w:rPr>
-                <w:rFonts w:ascii="思源黑体 CN Normal" w:eastAsia="思源黑体 CN Normal" w:hAnsi="思源黑体 CN Normal" w:hint="eastAsia"/>
+                <w:rFonts w:ascii="思源黑体 CN Normal" w:eastAsia="思源黑体 CN Normal" w:hAnsi="思源黑体 CN Normal"/>
                 <w:sz w:val="17"/>
                 <w:szCs w:val="17"/>
                 <w:highlight w:val="cyan"/>
@@ -1508,7 +1822,25 @@
                 <w:sz w:val="17"/>
                 <w:szCs w:val="17"/>
               </w:rPr>
-              <w:t>{%tr if [(var.var_germline.level_5 + var.germline_cnv.level_5 + var.var_germline.level_4 + var.germline_cnv.level_4 + var.var_germline.level_3 + var.germline_cnv.level_3), gene]|cqfy_cp40_gene_var_list %}</w:t>
+              <w:t>{%tr if [(var.var_</w:t>
+            </w:r>
+            <w:proofErr w:type="gramStart"/>
+            <w:r>
+              <w:rPr>
+                <w:rFonts w:ascii="思源黑体 CN Normal" w:eastAsia="思源黑体 CN Normal" w:hAnsi="思源黑体 CN Normal"/>
+                <w:sz w:val="17"/>
+                <w:szCs w:val="17"/>
+              </w:rPr>
+              <w:t>germline.level</w:t>
+            </w:r>
+            <w:proofErr w:type="gramEnd"/>
+            <w:r>
+              <w:rPr>
+                <w:rFonts w:ascii="思源黑体 CN Normal" w:eastAsia="思源黑体 CN Normal" w:hAnsi="思源黑体 CN Normal"/>
+                <w:sz w:val="17"/>
+                <w:szCs w:val="17"/>
+              </w:rPr>
+              <w:t>_5 + var.germline_cnv.level_5 + var.var_germline.level_4 + var.germline_cnv.level_4 + var.var_germline.level_3 + var.germline_cnv.level_3), gene]|cqfy_cp40_gene_var_list %}</w:t>
             </w:r>
           </w:p>
         </w:tc>
@@ -1537,7 +1869,25 @@
                 <w:sz w:val="17"/>
                 <w:szCs w:val="17"/>
               </w:rPr>
-              <w:t>{%tr for a in [(var.var_germline.level_5 + var.germline_cnv.level_5 + var.var_germline.level_4 + var.germline_cnv.level_4 + var.var_germline.level_3 + var.germline_cnv.level_3), gene]|cqfy_cp40_gene_var_list %}</w:t>
+              <w:t>{%tr for a in [(var.var_</w:t>
+            </w:r>
+            <w:proofErr w:type="gramStart"/>
+            <w:r>
+              <w:rPr>
+                <w:rFonts w:ascii="思源黑体 CN Normal" w:eastAsia="思源黑体 CN Normal" w:hAnsi="思源黑体 CN Normal"/>
+                <w:sz w:val="17"/>
+                <w:szCs w:val="17"/>
+              </w:rPr>
+              <w:t>germline.level</w:t>
+            </w:r>
+            <w:proofErr w:type="gramEnd"/>
+            <w:r>
+              <w:rPr>
+                <w:rFonts w:ascii="思源黑体 CN Normal" w:eastAsia="思源黑体 CN Normal" w:hAnsi="思源黑体 CN Normal"/>
+                <w:sz w:val="17"/>
+                <w:szCs w:val="17"/>
+              </w:rPr>
+              <w:t>_5 + var.germline_cnv.level_5 + var.var_germline.level_4 + var.germline_cnv.level_4 + var.var_germline.level_3 + var.germline_cnv.level_3), gene]|cqfy_cp40_gene_var_list %}</w:t>
             </w:r>
           </w:p>
         </w:tc>
@@ -1571,7 +1921,44 @@
                 <w:sz w:val="17"/>
                 <w:szCs w:val="17"/>
               </w:rPr>
-              <w:t>{%p if a.clinic_num_g in [4,5]%}</w:t>
+              <w:t xml:space="preserve">{%p if </w:t>
+            </w:r>
+            <w:proofErr w:type="spellStart"/>
+            <w:proofErr w:type="gramStart"/>
+            <w:r>
+              <w:rPr>
+                <w:rFonts w:ascii="思源黑体 CN Normal" w:eastAsia="思源黑体 CN Normal" w:hAnsi="思源黑体 CN Normal" w:cs="思源黑体 CN Light"/>
+                <w:bCs/>
+                <w:iCs/>
+                <w:color w:val="000000" w:themeColor="text1"/>
+                <w:sz w:val="17"/>
+                <w:szCs w:val="17"/>
+              </w:rPr>
+              <w:t>a.clinic</w:t>
+            </w:r>
+            <w:proofErr w:type="gramEnd"/>
+            <w:r>
+              <w:rPr>
+                <w:rFonts w:ascii="思源黑体 CN Normal" w:eastAsia="思源黑体 CN Normal" w:hAnsi="思源黑体 CN Normal" w:cs="思源黑体 CN Light"/>
+                <w:bCs/>
+                <w:iCs/>
+                <w:color w:val="000000" w:themeColor="text1"/>
+                <w:sz w:val="17"/>
+                <w:szCs w:val="17"/>
+              </w:rPr>
+              <w:t>_num_g</w:t>
+            </w:r>
+            <w:proofErr w:type="spellEnd"/>
+            <w:r>
+              <w:rPr>
+                <w:rFonts w:ascii="思源黑体 CN Normal" w:eastAsia="思源黑体 CN Normal" w:hAnsi="思源黑体 CN Normal" w:cs="思源黑体 CN Light"/>
+                <w:bCs/>
+                <w:iCs/>
+                <w:color w:val="000000" w:themeColor="text1"/>
+                <w:sz w:val="17"/>
+                <w:szCs w:val="17"/>
+              </w:rPr>
+              <w:t xml:space="preserve"> in [4,5]%}</w:t>
             </w:r>
           </w:p>
           <w:p>
@@ -1595,7 +1982,44 @@
                 <w:sz w:val="17"/>
                 <w:szCs w:val="17"/>
               </w:rPr>
-              <w:t>{{a.gene_symbol}}</w:t>
+              <w:t>{{</w:t>
+            </w:r>
+            <w:proofErr w:type="spellStart"/>
+            <w:proofErr w:type="gramStart"/>
+            <w:r>
+              <w:rPr>
+                <w:rFonts w:ascii="思源黑体 CN Normal" w:eastAsia="思源黑体 CN Normal" w:hAnsi="思源黑体 CN Normal" w:cs="思源黑体 CN Light"/>
+                <w:bCs/>
+                <w:i/>
+                <w:color w:val="FF0000"/>
+                <w:sz w:val="17"/>
+                <w:szCs w:val="17"/>
+              </w:rPr>
+              <w:t>a.gene</w:t>
+            </w:r>
+            <w:proofErr w:type="gramEnd"/>
+            <w:r>
+              <w:rPr>
+                <w:rFonts w:ascii="思源黑体 CN Normal" w:eastAsia="思源黑体 CN Normal" w:hAnsi="思源黑体 CN Normal" w:cs="思源黑体 CN Light"/>
+                <w:bCs/>
+                <w:i/>
+                <w:color w:val="FF0000"/>
+                <w:sz w:val="17"/>
+                <w:szCs w:val="17"/>
+              </w:rPr>
+              <w:t>_symbol</w:t>
+            </w:r>
+            <w:proofErr w:type="spellEnd"/>
+            <w:r>
+              <w:rPr>
+                <w:rFonts w:ascii="思源黑体 CN Normal" w:eastAsia="思源黑体 CN Normal" w:hAnsi="思源黑体 CN Normal" w:cs="思源黑体 CN Light"/>
+                <w:bCs/>
+                <w:i/>
+                <w:color w:val="FF0000"/>
+                <w:sz w:val="17"/>
+                <w:szCs w:val="17"/>
+              </w:rPr>
+              <w:t>}}</w:t>
             </w:r>
           </w:p>
           <w:p>
@@ -1643,7 +2067,44 @@
                 <w:sz w:val="17"/>
                 <w:szCs w:val="17"/>
               </w:rPr>
-              <w:t>{{a.gene_symbol}}</w:t>
+              <w:t>{{</w:t>
+            </w:r>
+            <w:proofErr w:type="spellStart"/>
+            <w:proofErr w:type="gramStart"/>
+            <w:r>
+              <w:rPr>
+                <w:rFonts w:ascii="思源黑体 CN Normal" w:eastAsia="思源黑体 CN Normal" w:hAnsi="思源黑体 CN Normal" w:cs="思源黑体 CN Light"/>
+                <w:bCs/>
+                <w:i/>
+                <w:color w:val="000000" w:themeColor="text1"/>
+                <w:sz w:val="17"/>
+                <w:szCs w:val="17"/>
+              </w:rPr>
+              <w:t>a.gene</w:t>
+            </w:r>
+            <w:proofErr w:type="gramEnd"/>
+            <w:r>
+              <w:rPr>
+                <w:rFonts w:ascii="思源黑体 CN Normal" w:eastAsia="思源黑体 CN Normal" w:hAnsi="思源黑体 CN Normal" w:cs="思源黑体 CN Light"/>
+                <w:bCs/>
+                <w:i/>
+                <w:color w:val="000000" w:themeColor="text1"/>
+                <w:sz w:val="17"/>
+                <w:szCs w:val="17"/>
+              </w:rPr>
+              <w:t>_symbol</w:t>
+            </w:r>
+            <w:proofErr w:type="spellEnd"/>
+            <w:r>
+              <w:rPr>
+                <w:rFonts w:ascii="思源黑体 CN Normal" w:eastAsia="思源黑体 CN Normal" w:hAnsi="思源黑体 CN Normal" w:cs="思源黑体 CN Light"/>
+                <w:bCs/>
+                <w:i/>
+                <w:color w:val="000000" w:themeColor="text1"/>
+                <w:sz w:val="17"/>
+                <w:szCs w:val="17"/>
+              </w:rPr>
+              <w:t>}}</w:t>
             </w:r>
           </w:p>
           <w:p>
@@ -1696,7 +2157,44 @@
                 <w:sz w:val="17"/>
                 <w:szCs w:val="17"/>
               </w:rPr>
-              <w:t>{%p if a.clinic_num_g in [4,5]%}</w:t>
+              <w:t xml:space="preserve">{%p if </w:t>
+            </w:r>
+            <w:proofErr w:type="spellStart"/>
+            <w:proofErr w:type="gramStart"/>
+            <w:r>
+              <w:rPr>
+                <w:rFonts w:ascii="思源黑体 CN Normal" w:eastAsia="思源黑体 CN Normal" w:hAnsi="思源黑体 CN Normal" w:cs="思源黑体 CN Light"/>
+                <w:bCs/>
+                <w:iCs/>
+                <w:color w:val="000000" w:themeColor="text1"/>
+                <w:sz w:val="17"/>
+                <w:szCs w:val="17"/>
+              </w:rPr>
+              <w:t>a.clinic</w:t>
+            </w:r>
+            <w:proofErr w:type="gramEnd"/>
+            <w:r>
+              <w:rPr>
+                <w:rFonts w:ascii="思源黑体 CN Normal" w:eastAsia="思源黑体 CN Normal" w:hAnsi="思源黑体 CN Normal" w:cs="思源黑体 CN Light"/>
+                <w:bCs/>
+                <w:iCs/>
+                <w:color w:val="000000" w:themeColor="text1"/>
+                <w:sz w:val="17"/>
+                <w:szCs w:val="17"/>
+              </w:rPr>
+              <w:t>_num_g</w:t>
+            </w:r>
+            <w:proofErr w:type="spellEnd"/>
+            <w:r>
+              <w:rPr>
+                <w:rFonts w:ascii="思源黑体 CN Normal" w:eastAsia="思源黑体 CN Normal" w:hAnsi="思源黑体 CN Normal" w:cs="思源黑体 CN Light"/>
+                <w:bCs/>
+                <w:iCs/>
+                <w:color w:val="000000" w:themeColor="text1"/>
+                <w:sz w:val="17"/>
+                <w:szCs w:val="17"/>
+              </w:rPr>
+              <w:t xml:space="preserve"> in [4,5]%}</w:t>
             </w:r>
           </w:p>
           <w:p>
@@ -1720,7 +2218,33 @@
                 <w:sz w:val="17"/>
                 <w:szCs w:val="17"/>
               </w:rPr>
-              <w:t>{%p if a.type == “Loss”%}</w:t>
+              <w:t xml:space="preserve">{%p if </w:t>
+            </w:r>
+            <w:proofErr w:type="spellStart"/>
+            <w:proofErr w:type="gramStart"/>
+            <w:r>
+              <w:rPr>
+                <w:rFonts w:ascii="思源黑体 CN Normal" w:eastAsia="思源黑体 CN Normal" w:hAnsi="思源黑体 CN Normal" w:cs="思源黑体 CN Light"/>
+                <w:bCs/>
+                <w:iCs/>
+                <w:color w:val="FF0000"/>
+                <w:sz w:val="17"/>
+                <w:szCs w:val="17"/>
+              </w:rPr>
+              <w:t>a.type</w:t>
+            </w:r>
+            <w:proofErr w:type="spellEnd"/>
+            <w:proofErr w:type="gramEnd"/>
+            <w:r>
+              <w:rPr>
+                <w:rFonts w:ascii="思源黑体 CN Normal" w:eastAsia="思源黑体 CN Normal" w:hAnsi="思源黑体 CN Normal" w:cs="思源黑体 CN Light"/>
+                <w:bCs/>
+                <w:iCs/>
+                <w:color w:val="FF0000"/>
+                <w:sz w:val="17"/>
+                <w:szCs w:val="17"/>
+              </w:rPr>
+              <w:t xml:space="preserve"> == “Loss”%}</w:t>
             </w:r>
           </w:p>
           <w:p>
@@ -1744,7 +2268,31 @@
                 <w:sz w:val="17"/>
                 <w:szCs w:val="17"/>
               </w:rPr>
-              <w:t>{{a.value}} del</w:t>
+              <w:t>{{</w:t>
+            </w:r>
+            <w:proofErr w:type="spellStart"/>
+            <w:r>
+              <w:rPr>
+                <w:rFonts w:ascii="思源黑体 CN Normal" w:eastAsia="思源黑体 CN Normal" w:hAnsi="思源黑体 CN Normal" w:cs="思源黑体 CN Light"/>
+                <w:bCs/>
+                <w:iCs/>
+                <w:color w:val="FF0000"/>
+                <w:sz w:val="17"/>
+                <w:szCs w:val="17"/>
+              </w:rPr>
+              <w:t>a.value</w:t>
+            </w:r>
+            <w:proofErr w:type="spellEnd"/>
+            <w:r>
+              <w:rPr>
+                <w:rFonts w:ascii="思源黑体 CN Normal" w:eastAsia="思源黑体 CN Normal" w:hAnsi="思源黑体 CN Normal" w:cs="思源黑体 CN Light"/>
+                <w:bCs/>
+                <w:iCs/>
+                <w:color w:val="FF0000"/>
+                <w:sz w:val="17"/>
+                <w:szCs w:val="17"/>
+              </w:rPr>
+              <w:t>}} del</w:t>
             </w:r>
           </w:p>
           <w:p>
@@ -1768,7 +2316,57 @@
                 <w:sz w:val="17"/>
                 <w:szCs w:val="17"/>
               </w:rPr>
-              <w:t>{%p elif a.type == “Gain”%}</w:t>
+              <w:t xml:space="preserve">{%p </w:t>
+            </w:r>
+            <w:proofErr w:type="spellStart"/>
+            <w:r>
+              <w:rPr>
+                <w:rFonts w:ascii="思源黑体 CN Normal" w:eastAsia="思源黑体 CN Normal" w:hAnsi="思源黑体 CN Normal" w:cs="思源黑体 CN Light"/>
+                <w:bCs/>
+                <w:iCs/>
+                <w:color w:val="FF0000"/>
+                <w:sz w:val="17"/>
+                <w:szCs w:val="17"/>
+              </w:rPr>
+              <w:t>elif</w:t>
+            </w:r>
+            <w:proofErr w:type="spellEnd"/>
+            <w:r>
+              <w:rPr>
+                <w:rFonts w:ascii="思源黑体 CN Normal" w:eastAsia="思源黑体 CN Normal" w:hAnsi="思源黑体 CN Normal" w:cs="思源黑体 CN Light"/>
+                <w:bCs/>
+                <w:iCs/>
+                <w:color w:val="FF0000"/>
+                <w:sz w:val="17"/>
+                <w:szCs w:val="17"/>
+              </w:rPr>
+              <w:t xml:space="preserve"> </w:t>
+            </w:r>
+            <w:proofErr w:type="spellStart"/>
+            <w:proofErr w:type="gramStart"/>
+            <w:r>
+              <w:rPr>
+                <w:rFonts w:ascii="思源黑体 CN Normal" w:eastAsia="思源黑体 CN Normal" w:hAnsi="思源黑体 CN Normal" w:cs="思源黑体 CN Light"/>
+                <w:bCs/>
+                <w:iCs/>
+                <w:color w:val="FF0000"/>
+                <w:sz w:val="17"/>
+                <w:szCs w:val="17"/>
+              </w:rPr>
+              <w:t>a.type</w:t>
+            </w:r>
+            <w:proofErr w:type="spellEnd"/>
+            <w:proofErr w:type="gramEnd"/>
+            <w:r>
+              <w:rPr>
+                <w:rFonts w:ascii="思源黑体 CN Normal" w:eastAsia="思源黑体 CN Normal" w:hAnsi="思源黑体 CN Normal" w:cs="思源黑体 CN Light"/>
+                <w:bCs/>
+                <w:iCs/>
+                <w:color w:val="FF0000"/>
+                <w:sz w:val="17"/>
+                <w:szCs w:val="17"/>
+              </w:rPr>
+              <w:t xml:space="preserve"> == “Gain”%}</w:t>
             </w:r>
           </w:p>
           <w:p>
@@ -1792,7 +2390,31 @@
                 <w:sz w:val="17"/>
                 <w:szCs w:val="17"/>
               </w:rPr>
-              <w:t>{{a.value}} dup</w:t>
+              <w:t>{{</w:t>
+            </w:r>
+            <w:proofErr w:type="spellStart"/>
+            <w:r>
+              <w:rPr>
+                <w:rFonts w:ascii="思源黑体 CN Normal" w:eastAsia="思源黑体 CN Normal" w:hAnsi="思源黑体 CN Normal" w:cs="思源黑体 CN Light"/>
+                <w:bCs/>
+                <w:iCs/>
+                <w:color w:val="FF0000"/>
+                <w:sz w:val="17"/>
+                <w:szCs w:val="17"/>
+              </w:rPr>
+              <w:t>a.value</w:t>
+            </w:r>
+            <w:proofErr w:type="spellEnd"/>
+            <w:r>
+              <w:rPr>
+                <w:rFonts w:ascii="思源黑体 CN Normal" w:eastAsia="思源黑体 CN Normal" w:hAnsi="思源黑体 CN Normal" w:cs="思源黑体 CN Light"/>
+                <w:bCs/>
+                <w:iCs/>
+                <w:color w:val="FF0000"/>
+                <w:sz w:val="17"/>
+                <w:szCs w:val="17"/>
+              </w:rPr>
+              <w:t>}} dup</w:t>
             </w:r>
           </w:p>
           <w:p>
@@ -1840,7 +2462,116 @@
                 <w:sz w:val="17"/>
                 <w:szCs w:val="17"/>
               </w:rPr>
-              <w:t>{{a.gene_region}} {{a.hgvs_c}}{%if a.hgvs_p!=”p.?”%} {{a.hgvs_p}}{%endif%}</w:t>
+              <w:t>{{</w:t>
+            </w:r>
+            <w:proofErr w:type="spellStart"/>
+            <w:proofErr w:type="gramStart"/>
+            <w:r>
+              <w:rPr>
+                <w:rFonts w:ascii="思源黑体 CN Normal" w:eastAsia="思源黑体 CN Normal" w:hAnsi="思源黑体 CN Normal" w:cs="思源黑体 CN Light"/>
+                <w:bCs/>
+                <w:iCs/>
+                <w:color w:val="FF0000"/>
+                <w:sz w:val="17"/>
+                <w:szCs w:val="17"/>
+              </w:rPr>
+              <w:t>a.gene</w:t>
+            </w:r>
+            <w:proofErr w:type="gramEnd"/>
+            <w:r>
+              <w:rPr>
+                <w:rFonts w:ascii="思源黑体 CN Normal" w:eastAsia="思源黑体 CN Normal" w:hAnsi="思源黑体 CN Normal" w:cs="思源黑体 CN Light"/>
+                <w:bCs/>
+                <w:iCs/>
+                <w:color w:val="FF0000"/>
+                <w:sz w:val="17"/>
+                <w:szCs w:val="17"/>
+              </w:rPr>
+              <w:t>_region</w:t>
+            </w:r>
+            <w:proofErr w:type="spellEnd"/>
+            <w:r>
+              <w:rPr>
+                <w:rFonts w:ascii="思源黑体 CN Normal" w:eastAsia="思源黑体 CN Normal" w:hAnsi="思源黑体 CN Normal" w:cs="思源黑体 CN Light"/>
+                <w:bCs/>
+                <w:iCs/>
+                <w:color w:val="FF0000"/>
+                <w:sz w:val="17"/>
+                <w:szCs w:val="17"/>
+              </w:rPr>
+              <w:t>}} {{</w:t>
+            </w:r>
+            <w:proofErr w:type="spellStart"/>
+            <w:r>
+              <w:rPr>
+                <w:rFonts w:ascii="思源黑体 CN Normal" w:eastAsia="思源黑体 CN Normal" w:hAnsi="思源黑体 CN Normal" w:cs="思源黑体 CN Light"/>
+                <w:bCs/>
+                <w:iCs/>
+                <w:color w:val="FF0000"/>
+                <w:sz w:val="17"/>
+                <w:szCs w:val="17"/>
+              </w:rPr>
+              <w:t>a.hgvs_c</w:t>
+            </w:r>
+            <w:proofErr w:type="spellEnd"/>
+            <w:r>
+              <w:rPr>
+                <w:rFonts w:ascii="思源黑体 CN Normal" w:eastAsia="思源黑体 CN Normal" w:hAnsi="思源黑体 CN Normal" w:cs="思源黑体 CN Light"/>
+                <w:bCs/>
+                <w:iCs/>
+                <w:color w:val="FF0000"/>
+                <w:sz w:val="17"/>
+                <w:szCs w:val="17"/>
+              </w:rPr>
+              <w:t xml:space="preserve">}}{%if </w:t>
+            </w:r>
+            <w:proofErr w:type="spellStart"/>
+            <w:r>
+              <w:rPr>
+                <w:rFonts w:ascii="思源黑体 CN Normal" w:eastAsia="思源黑体 CN Normal" w:hAnsi="思源黑体 CN Normal" w:cs="思源黑体 CN Light"/>
+                <w:bCs/>
+                <w:iCs/>
+                <w:color w:val="FF0000"/>
+                <w:sz w:val="17"/>
+                <w:szCs w:val="17"/>
+              </w:rPr>
+              <w:t>a.hgvs_p</w:t>
+            </w:r>
+            <w:proofErr w:type="spellEnd"/>
+            <w:r>
+              <w:rPr>
+                <w:rFonts w:ascii="思源黑体 CN Normal" w:eastAsia="思源黑体 CN Normal" w:hAnsi="思源黑体 CN Normal" w:cs="思源黑体 CN Light"/>
+                <w:bCs/>
+                <w:iCs/>
+                <w:color w:val="FF0000"/>
+                <w:sz w:val="17"/>
+                <w:szCs w:val="17"/>
+              </w:rPr>
+              <w:t>!=”p.?”%} {{</w:t>
+            </w:r>
+            <w:proofErr w:type="spellStart"/>
+            <w:r>
+              <w:rPr>
+                <w:rFonts w:ascii="思源黑体 CN Normal" w:eastAsia="思源黑体 CN Normal" w:hAnsi="思源黑体 CN Normal" w:cs="思源黑体 CN Light"/>
+                <w:bCs/>
+                <w:iCs/>
+                <w:color w:val="FF0000"/>
+                <w:sz w:val="17"/>
+                <w:szCs w:val="17"/>
+              </w:rPr>
+              <w:t>a.hgvs_p</w:t>
+            </w:r>
+            <w:proofErr w:type="spellEnd"/>
+            <w:r>
+              <w:rPr>
+                <w:rFonts w:ascii="思源黑体 CN Normal" w:eastAsia="思源黑体 CN Normal" w:hAnsi="思源黑体 CN Normal" w:cs="思源黑体 CN Light"/>
+                <w:bCs/>
+                <w:iCs/>
+                <w:color w:val="FF0000"/>
+                <w:sz w:val="17"/>
+                <w:szCs w:val="17"/>
+              </w:rPr>
+              <w:t>}}{%endif%}</w:t>
             </w:r>
           </w:p>
           <w:p>
@@ -1864,7 +2595,44 @@
                 <w:sz w:val="17"/>
                 <w:szCs w:val="17"/>
               </w:rPr>
-              <w:t>{{a.transcript_primary}}</w:t>
+              <w:t>{{</w:t>
+            </w:r>
+            <w:proofErr w:type="spellStart"/>
+            <w:proofErr w:type="gramStart"/>
+            <w:r>
+              <w:rPr>
+                <w:rFonts w:ascii="思源黑体 CN Normal" w:eastAsia="思源黑体 CN Normal" w:hAnsi="思源黑体 CN Normal" w:cs="思源黑体 CN Light"/>
+                <w:bCs/>
+                <w:iCs/>
+                <w:color w:val="FF0000"/>
+                <w:sz w:val="17"/>
+                <w:szCs w:val="17"/>
+              </w:rPr>
+              <w:t>a.transcript</w:t>
+            </w:r>
+            <w:proofErr w:type="gramEnd"/>
+            <w:r>
+              <w:rPr>
+                <w:rFonts w:ascii="思源黑体 CN Normal" w:eastAsia="思源黑体 CN Normal" w:hAnsi="思源黑体 CN Normal" w:cs="思源黑体 CN Light"/>
+                <w:bCs/>
+                <w:iCs/>
+                <w:color w:val="FF0000"/>
+                <w:sz w:val="17"/>
+                <w:szCs w:val="17"/>
+              </w:rPr>
+              <w:t>_primary</w:t>
+            </w:r>
+            <w:proofErr w:type="spellEnd"/>
+            <w:r>
+              <w:rPr>
+                <w:rFonts w:ascii="思源黑体 CN Normal" w:eastAsia="思源黑体 CN Normal" w:hAnsi="思源黑体 CN Normal" w:cs="思源黑体 CN Light"/>
+                <w:bCs/>
+                <w:iCs/>
+                <w:color w:val="FF0000"/>
+                <w:sz w:val="17"/>
+                <w:szCs w:val="17"/>
+              </w:rPr>
+              <w:t>}}</w:t>
             </w:r>
           </w:p>
           <w:p>
@@ -1936,7 +2704,33 @@
                 <w:sz w:val="17"/>
                 <w:szCs w:val="17"/>
               </w:rPr>
-              <w:t>{%p if a.type == “Loss”%}</w:t>
+              <w:t xml:space="preserve">{%p if </w:t>
+            </w:r>
+            <w:proofErr w:type="spellStart"/>
+            <w:proofErr w:type="gramStart"/>
+            <w:r>
+              <w:rPr>
+                <w:rFonts w:ascii="思源黑体 CN Normal" w:eastAsia="思源黑体 CN Normal" w:hAnsi="思源黑体 CN Normal" w:cs="思源黑体 CN Light"/>
+                <w:bCs/>
+                <w:iCs/>
+                <w:color w:val="000000" w:themeColor="text1"/>
+                <w:sz w:val="17"/>
+                <w:szCs w:val="17"/>
+              </w:rPr>
+              <w:t>a.type</w:t>
+            </w:r>
+            <w:proofErr w:type="spellEnd"/>
+            <w:proofErr w:type="gramEnd"/>
+            <w:r>
+              <w:rPr>
+                <w:rFonts w:ascii="思源黑体 CN Normal" w:eastAsia="思源黑体 CN Normal" w:hAnsi="思源黑体 CN Normal" w:cs="思源黑体 CN Light"/>
+                <w:bCs/>
+                <w:iCs/>
+                <w:color w:val="000000" w:themeColor="text1"/>
+                <w:sz w:val="17"/>
+                <w:szCs w:val="17"/>
+              </w:rPr>
+              <w:t xml:space="preserve"> == “Loss”%}</w:t>
             </w:r>
           </w:p>
           <w:p>
@@ -1960,7 +2754,31 @@
                 <w:sz w:val="17"/>
                 <w:szCs w:val="17"/>
               </w:rPr>
-              <w:t>{{a.value}} del</w:t>
+              <w:t>{{</w:t>
+            </w:r>
+            <w:proofErr w:type="spellStart"/>
+            <w:r>
+              <w:rPr>
+                <w:rFonts w:ascii="思源黑体 CN Normal" w:eastAsia="思源黑体 CN Normal" w:hAnsi="思源黑体 CN Normal" w:cs="思源黑体 CN Light"/>
+                <w:bCs/>
+                <w:iCs/>
+                <w:color w:val="000000" w:themeColor="text1"/>
+                <w:sz w:val="17"/>
+                <w:szCs w:val="17"/>
+              </w:rPr>
+              <w:t>a.value</w:t>
+            </w:r>
+            <w:proofErr w:type="spellEnd"/>
+            <w:r>
+              <w:rPr>
+                <w:rFonts w:ascii="思源黑体 CN Normal" w:eastAsia="思源黑体 CN Normal" w:hAnsi="思源黑体 CN Normal" w:cs="思源黑体 CN Light"/>
+                <w:bCs/>
+                <w:iCs/>
+                <w:color w:val="000000" w:themeColor="text1"/>
+                <w:sz w:val="17"/>
+                <w:szCs w:val="17"/>
+              </w:rPr>
+              <w:t>}} del</w:t>
             </w:r>
           </w:p>
           <w:p>
@@ -1984,7 +2802,57 @@
                 <w:sz w:val="17"/>
                 <w:szCs w:val="17"/>
               </w:rPr>
-              <w:t>{%p elif a.type == “Gain”%}</w:t>
+              <w:t xml:space="preserve">{%p </w:t>
+            </w:r>
+            <w:proofErr w:type="spellStart"/>
+            <w:r>
+              <w:rPr>
+                <w:rFonts w:ascii="思源黑体 CN Normal" w:eastAsia="思源黑体 CN Normal" w:hAnsi="思源黑体 CN Normal" w:cs="思源黑体 CN Light"/>
+                <w:bCs/>
+                <w:iCs/>
+                <w:color w:val="000000" w:themeColor="text1"/>
+                <w:sz w:val="17"/>
+                <w:szCs w:val="17"/>
+              </w:rPr>
+              <w:t>elif</w:t>
+            </w:r>
+            <w:proofErr w:type="spellEnd"/>
+            <w:r>
+              <w:rPr>
+                <w:rFonts w:ascii="思源黑体 CN Normal" w:eastAsia="思源黑体 CN Normal" w:hAnsi="思源黑体 CN Normal" w:cs="思源黑体 CN Light"/>
+                <w:bCs/>
+                <w:iCs/>
+                <w:color w:val="000000" w:themeColor="text1"/>
+                <w:sz w:val="17"/>
+                <w:szCs w:val="17"/>
+              </w:rPr>
+              <w:t xml:space="preserve"> </w:t>
+            </w:r>
+            <w:proofErr w:type="spellStart"/>
+            <w:proofErr w:type="gramStart"/>
+            <w:r>
+              <w:rPr>
+                <w:rFonts w:ascii="思源黑体 CN Normal" w:eastAsia="思源黑体 CN Normal" w:hAnsi="思源黑体 CN Normal" w:cs="思源黑体 CN Light"/>
+                <w:bCs/>
+                <w:iCs/>
+                <w:color w:val="000000" w:themeColor="text1"/>
+                <w:sz w:val="17"/>
+                <w:szCs w:val="17"/>
+              </w:rPr>
+              <w:t>a.type</w:t>
+            </w:r>
+            <w:proofErr w:type="spellEnd"/>
+            <w:proofErr w:type="gramEnd"/>
+            <w:r>
+              <w:rPr>
+                <w:rFonts w:ascii="思源黑体 CN Normal" w:eastAsia="思源黑体 CN Normal" w:hAnsi="思源黑体 CN Normal" w:cs="思源黑体 CN Light"/>
+                <w:bCs/>
+                <w:iCs/>
+                <w:color w:val="000000" w:themeColor="text1"/>
+                <w:sz w:val="17"/>
+                <w:szCs w:val="17"/>
+              </w:rPr>
+              <w:t xml:space="preserve"> == “Gain”%}</w:t>
             </w:r>
           </w:p>
           <w:p>
@@ -2008,7 +2876,31 @@
                 <w:sz w:val="17"/>
                 <w:szCs w:val="17"/>
               </w:rPr>
-              <w:t>{{a.value}} dup</w:t>
+              <w:t>{{</w:t>
+            </w:r>
+            <w:proofErr w:type="spellStart"/>
+            <w:r>
+              <w:rPr>
+                <w:rFonts w:ascii="思源黑体 CN Normal" w:eastAsia="思源黑体 CN Normal" w:hAnsi="思源黑体 CN Normal" w:cs="思源黑体 CN Light"/>
+                <w:bCs/>
+                <w:iCs/>
+                <w:color w:val="000000" w:themeColor="text1"/>
+                <w:sz w:val="17"/>
+                <w:szCs w:val="17"/>
+              </w:rPr>
+              <w:t>a.value</w:t>
+            </w:r>
+            <w:proofErr w:type="spellEnd"/>
+            <w:r>
+              <w:rPr>
+                <w:rFonts w:ascii="思源黑体 CN Normal" w:eastAsia="思源黑体 CN Normal" w:hAnsi="思源黑体 CN Normal" w:cs="思源黑体 CN Light"/>
+                <w:bCs/>
+                <w:iCs/>
+                <w:color w:val="000000" w:themeColor="text1"/>
+                <w:sz w:val="17"/>
+                <w:szCs w:val="17"/>
+              </w:rPr>
+              <w:t>}} dup</w:t>
             </w:r>
           </w:p>
           <w:p>
@@ -2056,7 +2948,116 @@
                 <w:sz w:val="17"/>
                 <w:szCs w:val="17"/>
               </w:rPr>
-              <w:t>{{a.gene_region}} {{a.hgvs_c}}{%if a.hgvs_p!=”p.?”%} {{a.hgvs_p}}{%endif%}</w:t>
+              <w:t>{{</w:t>
+            </w:r>
+            <w:proofErr w:type="spellStart"/>
+            <w:proofErr w:type="gramStart"/>
+            <w:r>
+              <w:rPr>
+                <w:rFonts w:ascii="思源黑体 CN Normal" w:eastAsia="思源黑体 CN Normal" w:hAnsi="思源黑体 CN Normal" w:cs="思源黑体 CN Light"/>
+                <w:bCs/>
+                <w:iCs/>
+                <w:color w:val="000000" w:themeColor="text1"/>
+                <w:sz w:val="17"/>
+                <w:szCs w:val="17"/>
+              </w:rPr>
+              <w:t>a.gene</w:t>
+            </w:r>
+            <w:proofErr w:type="gramEnd"/>
+            <w:r>
+              <w:rPr>
+                <w:rFonts w:ascii="思源黑体 CN Normal" w:eastAsia="思源黑体 CN Normal" w:hAnsi="思源黑体 CN Normal" w:cs="思源黑体 CN Light"/>
+                <w:bCs/>
+                <w:iCs/>
+                <w:color w:val="000000" w:themeColor="text1"/>
+                <w:sz w:val="17"/>
+                <w:szCs w:val="17"/>
+              </w:rPr>
+              <w:t>_region</w:t>
+            </w:r>
+            <w:proofErr w:type="spellEnd"/>
+            <w:r>
+              <w:rPr>
+                <w:rFonts w:ascii="思源黑体 CN Normal" w:eastAsia="思源黑体 CN Normal" w:hAnsi="思源黑体 CN Normal" w:cs="思源黑体 CN Light"/>
+                <w:bCs/>
+                <w:iCs/>
+                <w:color w:val="000000" w:themeColor="text1"/>
+                <w:sz w:val="17"/>
+                <w:szCs w:val="17"/>
+              </w:rPr>
+              <w:t>}} {{</w:t>
+            </w:r>
+            <w:proofErr w:type="spellStart"/>
+            <w:r>
+              <w:rPr>
+                <w:rFonts w:ascii="思源黑体 CN Normal" w:eastAsia="思源黑体 CN Normal" w:hAnsi="思源黑体 CN Normal" w:cs="思源黑体 CN Light"/>
+                <w:bCs/>
+                <w:iCs/>
+                <w:color w:val="000000" w:themeColor="text1"/>
+                <w:sz w:val="17"/>
+                <w:szCs w:val="17"/>
+              </w:rPr>
+              <w:t>a.hgvs_c</w:t>
+            </w:r>
+            <w:proofErr w:type="spellEnd"/>
+            <w:r>
+              <w:rPr>
+                <w:rFonts w:ascii="思源黑体 CN Normal" w:eastAsia="思源黑体 CN Normal" w:hAnsi="思源黑体 CN Normal" w:cs="思源黑体 CN Light"/>
+                <w:bCs/>
+                <w:iCs/>
+                <w:color w:val="000000" w:themeColor="text1"/>
+                <w:sz w:val="17"/>
+                <w:szCs w:val="17"/>
+              </w:rPr>
+              <w:t xml:space="preserve">}}{%if </w:t>
+            </w:r>
+            <w:proofErr w:type="spellStart"/>
+            <w:r>
+              <w:rPr>
+                <w:rFonts w:ascii="思源黑体 CN Normal" w:eastAsia="思源黑体 CN Normal" w:hAnsi="思源黑体 CN Normal" w:cs="思源黑体 CN Light"/>
+                <w:bCs/>
+                <w:iCs/>
+                <w:color w:val="000000" w:themeColor="text1"/>
+                <w:sz w:val="17"/>
+                <w:szCs w:val="17"/>
+              </w:rPr>
+              <w:t>a.hgvs_p</w:t>
+            </w:r>
+            <w:proofErr w:type="spellEnd"/>
+            <w:r>
+              <w:rPr>
+                <w:rFonts w:ascii="思源黑体 CN Normal" w:eastAsia="思源黑体 CN Normal" w:hAnsi="思源黑体 CN Normal" w:cs="思源黑体 CN Light"/>
+                <w:bCs/>
+                <w:iCs/>
+                <w:color w:val="000000" w:themeColor="text1"/>
+                <w:sz w:val="17"/>
+                <w:szCs w:val="17"/>
+              </w:rPr>
+              <w:t>!=”p.?”%} {{</w:t>
+            </w:r>
+            <w:proofErr w:type="spellStart"/>
+            <w:r>
+              <w:rPr>
+                <w:rFonts w:ascii="思源黑体 CN Normal" w:eastAsia="思源黑体 CN Normal" w:hAnsi="思源黑体 CN Normal" w:cs="思源黑体 CN Light"/>
+                <w:bCs/>
+                <w:iCs/>
+                <w:color w:val="000000" w:themeColor="text1"/>
+                <w:sz w:val="17"/>
+                <w:szCs w:val="17"/>
+              </w:rPr>
+              <w:t>a.hgvs_p</w:t>
+            </w:r>
+            <w:proofErr w:type="spellEnd"/>
+            <w:r>
+              <w:rPr>
+                <w:rFonts w:ascii="思源黑体 CN Normal" w:eastAsia="思源黑体 CN Normal" w:hAnsi="思源黑体 CN Normal" w:cs="思源黑体 CN Light"/>
+                <w:bCs/>
+                <w:iCs/>
+                <w:color w:val="000000" w:themeColor="text1"/>
+                <w:sz w:val="17"/>
+                <w:szCs w:val="17"/>
+              </w:rPr>
+              <w:t>}}{%endif%}</w:t>
             </w:r>
           </w:p>
           <w:p>
@@ -2080,7 +3081,44 @@
                 <w:sz w:val="17"/>
                 <w:szCs w:val="17"/>
               </w:rPr>
-              <w:t>{{a.transcript_primary}}</w:t>
+              <w:t>{{</w:t>
+            </w:r>
+            <w:proofErr w:type="spellStart"/>
+            <w:proofErr w:type="gramStart"/>
+            <w:r>
+              <w:rPr>
+                <w:rFonts w:ascii="思源黑体 CN Normal" w:eastAsia="思源黑体 CN Normal" w:hAnsi="思源黑体 CN Normal" w:cs="思源黑体 CN Light"/>
+                <w:bCs/>
+                <w:iCs/>
+                <w:color w:val="000000" w:themeColor="text1"/>
+                <w:sz w:val="17"/>
+                <w:szCs w:val="17"/>
+              </w:rPr>
+              <w:t>a.transcript</w:t>
+            </w:r>
+            <w:proofErr w:type="gramEnd"/>
+            <w:r>
+              <w:rPr>
+                <w:rFonts w:ascii="思源黑体 CN Normal" w:eastAsia="思源黑体 CN Normal" w:hAnsi="思源黑体 CN Normal" w:cs="思源黑体 CN Light"/>
+                <w:bCs/>
+                <w:iCs/>
+                <w:color w:val="000000" w:themeColor="text1"/>
+                <w:sz w:val="17"/>
+                <w:szCs w:val="17"/>
+              </w:rPr>
+              <w:t>_primary</w:t>
+            </w:r>
+            <w:proofErr w:type="spellEnd"/>
+            <w:r>
+              <w:rPr>
+                <w:rFonts w:ascii="思源黑体 CN Normal" w:eastAsia="思源黑体 CN Normal" w:hAnsi="思源黑体 CN Normal" w:cs="思源黑体 CN Light"/>
+                <w:bCs/>
+                <w:iCs/>
+                <w:color w:val="000000" w:themeColor="text1"/>
+                <w:sz w:val="17"/>
+                <w:szCs w:val="17"/>
+              </w:rPr>
+              <w:t>}}</w:t>
             </w:r>
           </w:p>
           <w:p>
@@ -2157,7 +3195,44 @@
                 <w:sz w:val="17"/>
                 <w:szCs w:val="17"/>
               </w:rPr>
-              <w:t>{%p if a.clinic_num_g in [4,5]%}</w:t>
+              <w:t xml:space="preserve">{%p if </w:t>
+            </w:r>
+            <w:proofErr w:type="spellStart"/>
+            <w:proofErr w:type="gramStart"/>
+            <w:r>
+              <w:rPr>
+                <w:rFonts w:ascii="思源黑体 CN Normal" w:eastAsia="思源黑体 CN Normal" w:hAnsi="思源黑体 CN Normal" w:cs="思源黑体 CN Light"/>
+                <w:bCs/>
+                <w:iCs/>
+                <w:color w:val="000000" w:themeColor="text1"/>
+                <w:sz w:val="17"/>
+                <w:szCs w:val="17"/>
+              </w:rPr>
+              <w:t>a.clinic</w:t>
+            </w:r>
+            <w:proofErr w:type="gramEnd"/>
+            <w:r>
+              <w:rPr>
+                <w:rFonts w:ascii="思源黑体 CN Normal" w:eastAsia="思源黑体 CN Normal" w:hAnsi="思源黑体 CN Normal" w:cs="思源黑体 CN Light"/>
+                <w:bCs/>
+                <w:iCs/>
+                <w:color w:val="000000" w:themeColor="text1"/>
+                <w:sz w:val="17"/>
+                <w:szCs w:val="17"/>
+              </w:rPr>
+              <w:t>_num_g</w:t>
+            </w:r>
+            <w:proofErr w:type="spellEnd"/>
+            <w:r>
+              <w:rPr>
+                <w:rFonts w:ascii="思源黑体 CN Normal" w:eastAsia="思源黑体 CN Normal" w:hAnsi="思源黑体 CN Normal" w:cs="思源黑体 CN Light"/>
+                <w:bCs/>
+                <w:iCs/>
+                <w:color w:val="000000" w:themeColor="text1"/>
+                <w:sz w:val="17"/>
+                <w:szCs w:val="17"/>
+              </w:rPr>
+              <w:t xml:space="preserve"> in [4,5]%}</w:t>
             </w:r>
           </w:p>
           <w:p>
@@ -2181,7 +3256,33 @@
                 <w:sz w:val="17"/>
                 <w:szCs w:val="17"/>
               </w:rPr>
-              <w:t>{%p if a.type == “Loss”%}</w:t>
+              <w:t xml:space="preserve">{%p if </w:t>
+            </w:r>
+            <w:proofErr w:type="spellStart"/>
+            <w:proofErr w:type="gramStart"/>
+            <w:r>
+              <w:rPr>
+                <w:rFonts w:ascii="思源黑体 CN Normal" w:eastAsia="思源黑体 CN Normal" w:hAnsi="思源黑体 CN Normal" w:cs="思源黑体 CN Light"/>
+                <w:bCs/>
+                <w:iCs/>
+                <w:color w:val="FF0000"/>
+                <w:sz w:val="17"/>
+                <w:szCs w:val="17"/>
+              </w:rPr>
+              <w:t>a.type</w:t>
+            </w:r>
+            <w:proofErr w:type="spellEnd"/>
+            <w:proofErr w:type="gramEnd"/>
+            <w:r>
+              <w:rPr>
+                <w:rFonts w:ascii="思源黑体 CN Normal" w:eastAsia="思源黑体 CN Normal" w:hAnsi="思源黑体 CN Normal" w:cs="思源黑体 CN Light"/>
+                <w:bCs/>
+                <w:iCs/>
+                <w:color w:val="FF0000"/>
+                <w:sz w:val="17"/>
+                <w:szCs w:val="17"/>
+              </w:rPr>
+              <w:t xml:space="preserve"> == “Loss”%}</w:t>
             </w:r>
           </w:p>
           <w:p>
@@ -2205,13 +3306,84 @@
                 <w:sz w:val="17"/>
                 <w:szCs w:val="17"/>
               </w:rPr>
-              <w:t>{%p if a.cnv_type == “HeteDel”%}</w:t>
+              <w:t xml:space="preserve">{%p if </w:t>
+            </w:r>
+            <w:proofErr w:type="spellStart"/>
+            <w:r>
+              <w:rPr>
+                <w:rFonts w:ascii="思源黑体 CN Normal" w:eastAsia="思源黑体 CN Normal" w:hAnsi="思源黑体 CN Normal" w:cs="思源黑体 CN Light"/>
+                <w:bCs/>
+                <w:iCs/>
+                <w:color w:val="FF0000"/>
+                <w:sz w:val="17"/>
+                <w:szCs w:val="17"/>
+              </w:rPr>
+              <w:t>a.cnv_type</w:t>
+            </w:r>
+            <w:proofErr w:type="spellEnd"/>
+            <w:r>
+              <w:rPr>
+                <w:rFonts w:ascii="思源黑体 CN Normal" w:eastAsia="思源黑体 CN Normal" w:hAnsi="思源黑体 CN Normal" w:cs="思源黑体 CN Light"/>
+                <w:bCs/>
+                <w:iCs/>
+                <w:color w:val="FF0000"/>
+                <w:sz w:val="17"/>
+                <w:szCs w:val="17"/>
+              </w:rPr>
+              <w:t xml:space="preserve"> == “</w:t>
+            </w:r>
+            <w:proofErr w:type="spellStart"/>
+            <w:proofErr w:type="gramStart"/>
+            <w:r>
+              <w:rPr>
+                <w:rFonts w:ascii="思源黑体 CN Normal" w:eastAsia="思源黑体 CN Normal" w:hAnsi="思源黑体 CN Normal" w:cs="思源黑体 CN Light"/>
+                <w:bCs/>
+                <w:iCs/>
+                <w:color w:val="FF0000"/>
+                <w:sz w:val="17"/>
+                <w:szCs w:val="17"/>
+              </w:rPr>
+              <w:t>HeteDel</w:t>
+            </w:r>
+            <w:proofErr w:type="spellEnd"/>
+            <w:r>
+              <w:rPr>
+                <w:rFonts w:ascii="思源黑体 CN Normal" w:eastAsia="思源黑体 CN Normal" w:hAnsi="思源黑体 CN Normal" w:cs="思源黑体 CN Light"/>
+                <w:bCs/>
+                <w:iCs/>
+                <w:color w:val="FF0000"/>
+                <w:sz w:val="17"/>
+                <w:szCs w:val="17"/>
+              </w:rPr>
+              <w:t>”%</w:t>
+            </w:r>
+            <w:proofErr w:type="gramEnd"/>
+            <w:r>
+              <w:rPr>
+                <w:rFonts w:ascii="思源黑体 CN Normal" w:eastAsia="思源黑体 CN Normal" w:hAnsi="思源黑体 CN Normal" w:cs="思源黑体 CN Light"/>
+                <w:bCs/>
+                <w:iCs/>
+                <w:color w:val="FF0000"/>
+                <w:sz w:val="17"/>
+                <w:szCs w:val="17"/>
+              </w:rPr>
+              <w:t>}</w:t>
             </w:r>
           </w:p>
           <w:p>
             <w:pPr>
               <w:jc w:val="center"/>
               <w:rPr>
+                <w:rFonts w:ascii="思源黑体 CN Normal" w:eastAsia="思源黑体 CN Normal" w:hAnsi="思源黑体 CN Normal" w:cs="思源黑体 CN Light"/>
+                <w:bCs/>
+                <w:iCs/>
+                <w:color w:val="FF0000"/>
+                <w:sz w:val="17"/>
+                <w:szCs w:val="17"/>
+              </w:rPr>
+            </w:pPr>
+            <w:r>
+              <w:rPr>
                 <w:rFonts w:ascii="思源黑体 CN Normal" w:eastAsia="思源黑体 CN Normal" w:hAnsi="思源黑体 CN Normal" w:cs="思源黑体 CN Light" w:hint="eastAsia"/>
                 <w:bCs/>
                 <w:iCs/>
@@ -2219,6 +3391,129 @@
                 <w:sz w:val="17"/>
                 <w:szCs w:val="17"/>
               </w:rPr>
+              <w:t>杂合</w:t>
+            </w:r>
+          </w:p>
+          <w:p>
+            <w:pPr>
+              <w:jc w:val="center"/>
+              <w:rPr>
+                <w:rFonts w:ascii="思源黑体 CN Normal" w:eastAsia="思源黑体 CN Normal" w:hAnsi="思源黑体 CN Normal" w:cs="思源黑体 CN Light"/>
+                <w:bCs/>
+                <w:iCs/>
+                <w:color w:val="FF0000"/>
+                <w:sz w:val="17"/>
+                <w:szCs w:val="17"/>
+              </w:rPr>
+            </w:pPr>
+            <w:r>
+              <w:rPr>
+                <w:rFonts w:ascii="思源黑体 CN Normal" w:eastAsia="思源黑体 CN Normal" w:hAnsi="思源黑体 CN Normal" w:cs="思源黑体 CN Light"/>
+                <w:bCs/>
+                <w:iCs/>
+                <w:color w:val="FF0000"/>
+                <w:sz w:val="17"/>
+                <w:szCs w:val="17"/>
+              </w:rPr>
+              <w:t xml:space="preserve">{%p </w:t>
+            </w:r>
+            <w:proofErr w:type="spellStart"/>
+            <w:r>
+              <w:rPr>
+                <w:rFonts w:ascii="思源黑体 CN Normal" w:eastAsia="思源黑体 CN Normal" w:hAnsi="思源黑体 CN Normal" w:cs="思源黑体 CN Light"/>
+                <w:bCs/>
+                <w:iCs/>
+                <w:color w:val="FF0000"/>
+                <w:sz w:val="17"/>
+                <w:szCs w:val="17"/>
+              </w:rPr>
+              <w:t>elif</w:t>
+            </w:r>
+            <w:proofErr w:type="spellEnd"/>
+            <w:r>
+              <w:rPr>
+                <w:rFonts w:ascii="思源黑体 CN Normal" w:eastAsia="思源黑体 CN Normal" w:hAnsi="思源黑体 CN Normal" w:cs="思源黑体 CN Light"/>
+                <w:bCs/>
+                <w:iCs/>
+                <w:color w:val="FF0000"/>
+                <w:sz w:val="17"/>
+                <w:szCs w:val="17"/>
+              </w:rPr>
+              <w:t xml:space="preserve"> </w:t>
+            </w:r>
+            <w:proofErr w:type="spellStart"/>
+            <w:r>
+              <w:rPr>
+                <w:rFonts w:ascii="思源黑体 CN Normal" w:eastAsia="思源黑体 CN Normal" w:hAnsi="思源黑体 CN Normal" w:cs="思源黑体 CN Light"/>
+                <w:bCs/>
+                <w:iCs/>
+                <w:color w:val="FF0000"/>
+                <w:sz w:val="17"/>
+                <w:szCs w:val="17"/>
+              </w:rPr>
+              <w:t>a.cnv_type</w:t>
+            </w:r>
+            <w:proofErr w:type="spellEnd"/>
+            <w:r>
+              <w:rPr>
+                <w:rFonts w:ascii="思源黑体 CN Normal" w:eastAsia="思源黑体 CN Normal" w:hAnsi="思源黑体 CN Normal" w:cs="思源黑体 CN Light"/>
+                <w:bCs/>
+                <w:iCs/>
+                <w:color w:val="FF0000"/>
+                <w:sz w:val="17"/>
+                <w:szCs w:val="17"/>
+              </w:rPr>
+              <w:t xml:space="preserve"> == “</w:t>
+            </w:r>
+            <w:proofErr w:type="spellStart"/>
+            <w:proofErr w:type="gramStart"/>
+            <w:r>
+              <w:rPr>
+                <w:rFonts w:ascii="思源黑体 CN Normal" w:eastAsia="思源黑体 CN Normal" w:hAnsi="思源黑体 CN Normal" w:cs="思源黑体 CN Light"/>
+                <w:bCs/>
+                <w:iCs/>
+                <w:color w:val="FF0000"/>
+                <w:sz w:val="17"/>
+                <w:szCs w:val="17"/>
+              </w:rPr>
+              <w:t>HomoDel</w:t>
+            </w:r>
+            <w:proofErr w:type="spellEnd"/>
+            <w:r>
+              <w:rPr>
+                <w:rFonts w:ascii="思源黑体 CN Normal" w:eastAsia="思源黑体 CN Normal" w:hAnsi="思源黑体 CN Normal" w:cs="思源黑体 CN Light"/>
+                <w:bCs/>
+                <w:iCs/>
+                <w:color w:val="FF0000"/>
+                <w:sz w:val="17"/>
+                <w:szCs w:val="17"/>
+              </w:rPr>
+              <w:t>”%</w:t>
+            </w:r>
+            <w:proofErr w:type="gramEnd"/>
+            <w:r>
+              <w:rPr>
+                <w:rFonts w:ascii="思源黑体 CN Normal" w:eastAsia="思源黑体 CN Normal" w:hAnsi="思源黑体 CN Normal" w:cs="思源黑体 CN Light"/>
+                <w:bCs/>
+                <w:iCs/>
+                <w:color w:val="FF0000"/>
+                <w:sz w:val="17"/>
+                <w:szCs w:val="17"/>
+              </w:rPr>
+              <w:t>}</w:t>
+            </w:r>
+          </w:p>
+          <w:p>
+            <w:pPr>
+              <w:jc w:val="center"/>
+              <w:rPr>
+                <w:rFonts w:ascii="思源黑体 CN Normal" w:eastAsia="思源黑体 CN Normal" w:hAnsi="思源黑体 CN Normal" w:cs="思源黑体 CN Light"/>
+                <w:bCs/>
+                <w:iCs/>
+                <w:color w:val="FF0000"/>
+                <w:sz w:val="17"/>
+                <w:szCs w:val="17"/>
+              </w:rPr>
             </w:pPr>
             <w:r>
               <w:rPr>
@@ -2229,7 +3524,7 @@
                 <w:sz w:val="17"/>
                 <w:szCs w:val="17"/>
               </w:rPr>
-              <w:t>杂合</w:t>
+              <w:t>纯合</w:t>
             </w:r>
           </w:p>
           <w:p>
@@ -2253,13 +3548,193 @@
                 <w:sz w:val="17"/>
                 <w:szCs w:val="17"/>
               </w:rPr>
-              <w:t>{%p elif a.cnv_type == “HomoDel”%}</w:t>
+              <w:t>{%p else%}</w:t>
             </w:r>
           </w:p>
           <w:p>
             <w:pPr>
               <w:jc w:val="center"/>
               <w:rPr>
+                <w:rFonts w:ascii="思源黑体 CN Normal" w:eastAsia="思源黑体 CN Normal" w:hAnsi="思源黑体 CN Normal" w:cs="思源黑体 CN Light"/>
+                <w:bCs/>
+                <w:iCs/>
+                <w:color w:val="FF0000"/>
+                <w:sz w:val="17"/>
+                <w:szCs w:val="17"/>
+              </w:rPr>
+            </w:pPr>
+            <w:r>
+              <w:rPr>
+                <w:rFonts w:ascii="思源黑体 CN Normal" w:eastAsia="思源黑体 CN Normal" w:hAnsi="思源黑体 CN Normal" w:cs="思源黑体 CN Light"/>
+                <w:bCs/>
+                <w:iCs/>
+                <w:color w:val="FF0000"/>
+                <w:sz w:val="17"/>
+                <w:szCs w:val="17"/>
+              </w:rPr>
+              <w:t>/</w:t>
+            </w:r>
+          </w:p>
+          <w:p>
+            <w:pPr>
+              <w:jc w:val="center"/>
+              <w:rPr>
+                <w:rFonts w:ascii="思源黑体 CN Normal" w:eastAsia="思源黑体 CN Normal" w:hAnsi="思源黑体 CN Normal" w:cs="思源黑体 CN Light"/>
+                <w:bCs/>
+                <w:iCs/>
+                <w:color w:val="FF0000"/>
+                <w:sz w:val="17"/>
+                <w:szCs w:val="17"/>
+              </w:rPr>
+            </w:pPr>
+            <w:r>
+              <w:rPr>
+                <w:rFonts w:ascii="思源黑体 CN Normal" w:eastAsia="思源黑体 CN Normal" w:hAnsi="思源黑体 CN Normal" w:cs="思源黑体 CN Light"/>
+                <w:bCs/>
+                <w:iCs/>
+                <w:color w:val="FF0000"/>
+                <w:sz w:val="17"/>
+                <w:szCs w:val="17"/>
+              </w:rPr>
+              <w:t>{%p endif%}</w:t>
+            </w:r>
+          </w:p>
+          <w:p>
+            <w:pPr>
+              <w:jc w:val="center"/>
+              <w:rPr>
+                <w:rFonts w:ascii="思源黑体 CN Normal" w:eastAsia="思源黑体 CN Normal" w:hAnsi="思源黑体 CN Normal" w:cs="思源黑体 CN Light"/>
+                <w:bCs/>
+                <w:iCs/>
+                <w:color w:val="FF0000"/>
+                <w:sz w:val="17"/>
+                <w:szCs w:val="17"/>
+              </w:rPr>
+            </w:pPr>
+            <w:r>
+              <w:rPr>
+                <w:rFonts w:ascii="思源黑体 CN Normal" w:eastAsia="思源黑体 CN Normal" w:hAnsi="思源黑体 CN Normal" w:cs="思源黑体 CN Light"/>
+                <w:bCs/>
+                <w:iCs/>
+                <w:color w:val="FF0000"/>
+                <w:sz w:val="17"/>
+                <w:szCs w:val="17"/>
+              </w:rPr>
+              <w:t xml:space="preserve">{%p </w:t>
+            </w:r>
+            <w:proofErr w:type="spellStart"/>
+            <w:r>
+              <w:rPr>
+                <w:rFonts w:ascii="思源黑体 CN Normal" w:eastAsia="思源黑体 CN Normal" w:hAnsi="思源黑体 CN Normal" w:cs="思源黑体 CN Light"/>
+                <w:bCs/>
+                <w:iCs/>
+                <w:color w:val="FF0000"/>
+                <w:sz w:val="17"/>
+                <w:szCs w:val="17"/>
+              </w:rPr>
+              <w:t>elif</w:t>
+            </w:r>
+            <w:proofErr w:type="spellEnd"/>
+            <w:r>
+              <w:rPr>
+                <w:rFonts w:ascii="思源黑体 CN Normal" w:eastAsia="思源黑体 CN Normal" w:hAnsi="思源黑体 CN Normal" w:cs="思源黑体 CN Light"/>
+                <w:bCs/>
+                <w:iCs/>
+                <w:color w:val="FF0000"/>
+                <w:sz w:val="17"/>
+                <w:szCs w:val="17"/>
+              </w:rPr>
+              <w:t xml:space="preserve"> </w:t>
+            </w:r>
+            <w:proofErr w:type="spellStart"/>
+            <w:proofErr w:type="gramStart"/>
+            <w:r>
+              <w:rPr>
+                <w:rFonts w:ascii="思源黑体 CN Normal" w:eastAsia="思源黑体 CN Normal" w:hAnsi="思源黑体 CN Normal" w:cs="思源黑体 CN Light"/>
+                <w:bCs/>
+                <w:iCs/>
+                <w:color w:val="FF0000"/>
+                <w:sz w:val="17"/>
+                <w:szCs w:val="17"/>
+              </w:rPr>
+              <w:t>a.type</w:t>
+            </w:r>
+            <w:proofErr w:type="spellEnd"/>
+            <w:proofErr w:type="gramEnd"/>
+            <w:r>
+              <w:rPr>
+                <w:rFonts w:ascii="思源黑体 CN Normal" w:eastAsia="思源黑体 CN Normal" w:hAnsi="思源黑体 CN Normal" w:cs="思源黑体 CN Light"/>
+                <w:bCs/>
+                <w:iCs/>
+                <w:color w:val="FF0000"/>
+                <w:sz w:val="17"/>
+                <w:szCs w:val="17"/>
+              </w:rPr>
+              <w:t xml:space="preserve"> == “Gain”%}</w:t>
+            </w:r>
+          </w:p>
+          <w:p>
+            <w:pPr>
+              <w:jc w:val="center"/>
+              <w:rPr>
+                <w:rFonts w:ascii="思源黑体 CN Normal" w:eastAsia="思源黑体 CN Normal" w:hAnsi="思源黑体 CN Normal" w:cs="思源黑体 CN Light"/>
+                <w:bCs/>
+                <w:iCs/>
+                <w:color w:val="FF0000"/>
+                <w:sz w:val="17"/>
+                <w:szCs w:val="17"/>
+              </w:rPr>
+            </w:pPr>
+            <w:r>
+              <w:rPr>
+                <w:rFonts w:ascii="思源黑体 CN Normal" w:eastAsia="思源黑体 CN Normal" w:hAnsi="思源黑体 CN Normal" w:cs="思源黑体 CN Light"/>
+                <w:bCs/>
+                <w:iCs/>
+                <w:color w:val="FF0000"/>
+                <w:sz w:val="17"/>
+                <w:szCs w:val="17"/>
+              </w:rPr>
+              <w:t>/</w:t>
+            </w:r>
+          </w:p>
+          <w:p>
+            <w:pPr>
+              <w:jc w:val="center"/>
+              <w:rPr>
+                <w:rFonts w:ascii="思源黑体 CN Normal" w:eastAsia="思源黑体 CN Normal" w:hAnsi="思源黑体 CN Normal" w:cs="思源黑体 CN Light"/>
+                <w:bCs/>
+                <w:iCs/>
+                <w:color w:val="FF0000"/>
+                <w:sz w:val="17"/>
+                <w:szCs w:val="17"/>
+              </w:rPr>
+            </w:pPr>
+            <w:r>
+              <w:rPr>
+                <w:rFonts w:ascii="思源黑体 CN Normal" w:eastAsia="思源黑体 CN Normal" w:hAnsi="思源黑体 CN Normal" w:cs="思源黑体 CN Light"/>
+                <w:bCs/>
+                <w:iCs/>
+                <w:color w:val="FF0000"/>
+                <w:sz w:val="17"/>
+                <w:szCs w:val="17"/>
+              </w:rPr>
+              <w:t>{%p else%}</w:t>
+            </w:r>
+          </w:p>
+          <w:p>
+            <w:pPr>
+              <w:jc w:val="center"/>
+              <w:rPr>
+                <w:rFonts w:ascii="思源黑体 CN Normal" w:eastAsia="思源黑体 CN Normal" w:hAnsi="思源黑体 CN Normal" w:cs="思源黑体 CN Light"/>
+                <w:bCs/>
+                <w:iCs/>
+                <w:color w:val="FF0000"/>
+                <w:sz w:val="17"/>
+                <w:szCs w:val="17"/>
+              </w:rPr>
+            </w:pPr>
+            <w:r>
+              <w:rPr>
                 <w:rFonts w:ascii="思源黑体 CN Normal" w:eastAsia="思源黑体 CN Normal" w:hAnsi="思源黑体 CN Normal" w:cs="思源黑体 CN Light" w:hint="eastAsia"/>
                 <w:bCs/>
                 <w:iCs/>
@@ -2267,7 +3742,9 @@
                 <w:sz w:val="17"/>
                 <w:szCs w:val="17"/>
               </w:rPr>
-            </w:pPr>
+              <w:t xml:space="preserve">{%if </w:t>
+            </w:r>
+            <w:proofErr w:type="spellStart"/>
             <w:r>
               <w:rPr>
                 <w:rFonts w:ascii="思源黑体 CN Normal" w:eastAsia="思源黑体 CN Normal" w:hAnsi="思源黑体 CN Normal" w:cs="思源黑体 CN Light" w:hint="eastAsia"/>
@@ -2277,175 +3754,19 @@
                 <w:sz w:val="17"/>
                 <w:szCs w:val="17"/>
               </w:rPr>
-              <w:t>纯合</w:t>
-            </w:r>
-          </w:p>
-          <w:p>
-            <w:pPr>
-              <w:jc w:val="center"/>
-              <w:rPr>
-                <w:rFonts w:ascii="思源黑体 CN Normal" w:eastAsia="思源黑体 CN Normal" w:hAnsi="思源黑体 CN Normal" w:cs="思源黑体 CN Light"/>
+              <w:t>a.freq</w:t>
+            </w:r>
+            <w:proofErr w:type="spellEnd"/>
+            <w:r>
+              <w:rPr>
+                <w:rFonts w:ascii="思源黑体 CN Normal" w:eastAsia="思源黑体 CN Normal" w:hAnsi="思源黑体 CN Normal" w:cs="思源黑体 CN Light" w:hint="eastAsia"/>
                 <w:bCs/>
                 <w:iCs/>
                 <w:color w:val="FF0000"/>
                 <w:sz w:val="17"/>
                 <w:szCs w:val="17"/>
               </w:rPr>
-            </w:pPr>
-            <w:r>
-              <w:rPr>
-                <w:rFonts w:ascii="思源黑体 CN Normal" w:eastAsia="思源黑体 CN Normal" w:hAnsi="思源黑体 CN Normal" w:cs="思源黑体 CN Light"/>
-                <w:bCs/>
-                <w:iCs/>
-                <w:color w:val="FF0000"/>
-                <w:sz w:val="17"/>
-                <w:szCs w:val="17"/>
-              </w:rPr>
-              <w:t>{%p else%}</w:t>
-            </w:r>
-          </w:p>
-          <w:p>
-            <w:pPr>
-              <w:jc w:val="center"/>
-              <w:rPr>
-                <w:rFonts w:ascii="思源黑体 CN Normal" w:eastAsia="思源黑体 CN Normal" w:hAnsi="思源黑体 CN Normal" w:cs="思源黑体 CN Light"/>
-                <w:bCs/>
-                <w:iCs/>
-                <w:color w:val="FF0000"/>
-                <w:sz w:val="17"/>
-                <w:szCs w:val="17"/>
-              </w:rPr>
-            </w:pPr>
-            <w:r>
-              <w:rPr>
-                <w:rFonts w:ascii="思源黑体 CN Normal" w:eastAsia="思源黑体 CN Normal" w:hAnsi="思源黑体 CN Normal" w:cs="思源黑体 CN Light"/>
-                <w:bCs/>
-                <w:iCs/>
-                <w:color w:val="FF0000"/>
-                <w:sz w:val="17"/>
-                <w:szCs w:val="17"/>
-              </w:rPr>
-              <w:t>/</w:t>
-            </w:r>
-          </w:p>
-          <w:p>
-            <w:pPr>
-              <w:jc w:val="center"/>
-              <w:rPr>
-                <w:rFonts w:ascii="思源黑体 CN Normal" w:eastAsia="思源黑体 CN Normal" w:hAnsi="思源黑体 CN Normal" w:cs="思源黑体 CN Light"/>
-                <w:bCs/>
-                <w:iCs/>
-                <w:color w:val="FF0000"/>
-                <w:sz w:val="17"/>
-                <w:szCs w:val="17"/>
-              </w:rPr>
-            </w:pPr>
-            <w:r>
-              <w:rPr>
-                <w:rFonts w:ascii="思源黑体 CN Normal" w:eastAsia="思源黑体 CN Normal" w:hAnsi="思源黑体 CN Normal" w:cs="思源黑体 CN Light"/>
-                <w:bCs/>
-                <w:iCs/>
-                <w:color w:val="FF0000"/>
-                <w:sz w:val="17"/>
-                <w:szCs w:val="17"/>
-              </w:rPr>
-              <w:t>{%p endif%}</w:t>
-            </w:r>
-          </w:p>
-          <w:p>
-            <w:pPr>
-              <w:jc w:val="center"/>
-              <w:rPr>
-                <w:rFonts w:ascii="思源黑体 CN Normal" w:eastAsia="思源黑体 CN Normal" w:hAnsi="思源黑体 CN Normal" w:cs="思源黑体 CN Light"/>
-                <w:bCs/>
-                <w:iCs/>
-                <w:color w:val="FF0000"/>
-                <w:sz w:val="17"/>
-                <w:szCs w:val="17"/>
-              </w:rPr>
-            </w:pPr>
-            <w:r>
-              <w:rPr>
-                <w:rFonts w:ascii="思源黑体 CN Normal" w:eastAsia="思源黑体 CN Normal" w:hAnsi="思源黑体 CN Normal" w:cs="思源黑体 CN Light"/>
-                <w:bCs/>
-                <w:iCs/>
-                <w:color w:val="FF0000"/>
-                <w:sz w:val="17"/>
-                <w:szCs w:val="17"/>
-              </w:rPr>
-              <w:t>{%p elif a.type == “Gain”%}</w:t>
-            </w:r>
-          </w:p>
-          <w:p>
-            <w:pPr>
-              <w:jc w:val="center"/>
-              <w:rPr>
-                <w:rFonts w:ascii="思源黑体 CN Normal" w:eastAsia="思源黑体 CN Normal" w:hAnsi="思源黑体 CN Normal" w:cs="思源黑体 CN Light"/>
-                <w:bCs/>
-                <w:iCs/>
-                <w:color w:val="FF0000"/>
-                <w:sz w:val="17"/>
-                <w:szCs w:val="17"/>
-              </w:rPr>
-            </w:pPr>
-            <w:r>
-              <w:rPr>
-                <w:rFonts w:ascii="思源黑体 CN Normal" w:eastAsia="思源黑体 CN Normal" w:hAnsi="思源黑体 CN Normal" w:cs="思源黑体 CN Light"/>
-                <w:bCs/>
-                <w:iCs/>
-                <w:color w:val="FF0000"/>
-                <w:sz w:val="17"/>
-                <w:szCs w:val="17"/>
-              </w:rPr>
-              <w:t>/</w:t>
-            </w:r>
-          </w:p>
-          <w:p>
-            <w:pPr>
-              <w:jc w:val="center"/>
-              <w:rPr>
-                <w:rFonts w:ascii="思源黑体 CN Normal" w:eastAsia="思源黑体 CN Normal" w:hAnsi="思源黑体 CN Normal" w:cs="思源黑体 CN Light"/>
-                <w:bCs/>
-                <w:iCs/>
-                <w:color w:val="FF0000"/>
-                <w:sz w:val="17"/>
-                <w:szCs w:val="17"/>
-              </w:rPr>
-            </w:pPr>
-            <w:r>
-              <w:rPr>
-                <w:rFonts w:ascii="思源黑体 CN Normal" w:eastAsia="思源黑体 CN Normal" w:hAnsi="思源黑体 CN Normal" w:cs="思源黑体 CN Light"/>
-                <w:bCs/>
-                <w:iCs/>
-                <w:color w:val="FF0000"/>
-                <w:sz w:val="17"/>
-                <w:szCs w:val="17"/>
-              </w:rPr>
-              <w:t>{%p else%}</w:t>
-            </w:r>
-          </w:p>
-          <w:p>
-            <w:pPr>
-              <w:jc w:val="center"/>
-              <w:rPr>
-                <w:rFonts w:ascii="思源黑体 CN Normal" w:eastAsia="思源黑体 CN Normal" w:hAnsi="思源黑体 CN Normal" w:cs="思源黑体 CN Light" w:hint="eastAsia"/>
-                <w:bCs/>
-                <w:iCs/>
-                <w:color w:val="FF0000"/>
-                <w:sz w:val="17"/>
-                <w:szCs w:val="17"/>
-              </w:rPr>
-            </w:pPr>
-            <w:r>
-              <w:rPr>
-                <w:rFonts w:ascii="思源黑体 CN Normal" w:eastAsia="思源黑体 CN Normal" w:hAnsi="思源黑体 CN Normal" w:cs="思源黑体 CN Light" w:hint="eastAsia"/>
-                <w:bCs/>
-                <w:iCs/>
-                <w:color w:val="FF0000"/>
-                <w:sz w:val="17"/>
-                <w:szCs w:val="17"/>
-              </w:rPr>
-              <w:t>{%if a.freq &gt;= 0.85%}纯合{%else%}杂合{%endif%}</w:t>
+              <w:t xml:space="preserve"> &gt;= 0.85%}纯合{%else%}杂合{%endif%}</w:t>
             </w:r>
           </w:p>
           <w:p>
@@ -2518,7 +3839,33 @@
                 <w:sz w:val="17"/>
                 <w:szCs w:val="17"/>
               </w:rPr>
-              <w:t>{%p if a.type == “Loss”%}</w:t>
+              <w:t xml:space="preserve">{%p if </w:t>
+            </w:r>
+            <w:proofErr w:type="spellStart"/>
+            <w:proofErr w:type="gramStart"/>
+            <w:r>
+              <w:rPr>
+                <w:rFonts w:ascii="思源黑体 CN Normal" w:eastAsia="思源黑体 CN Normal" w:hAnsi="思源黑体 CN Normal" w:cs="思源黑体 CN Light"/>
+                <w:bCs/>
+                <w:iCs/>
+                <w:color w:val="000000" w:themeColor="text1"/>
+                <w:sz w:val="17"/>
+                <w:szCs w:val="17"/>
+              </w:rPr>
+              <w:t>a.type</w:t>
+            </w:r>
+            <w:proofErr w:type="spellEnd"/>
+            <w:proofErr w:type="gramEnd"/>
+            <w:r>
+              <w:rPr>
+                <w:rFonts w:ascii="思源黑体 CN Normal" w:eastAsia="思源黑体 CN Normal" w:hAnsi="思源黑体 CN Normal" w:cs="思源黑体 CN Light"/>
+                <w:bCs/>
+                <w:iCs/>
+                <w:color w:val="000000" w:themeColor="text1"/>
+                <w:sz w:val="17"/>
+                <w:szCs w:val="17"/>
+              </w:rPr>
+              <w:t xml:space="preserve"> == “Loss”%}</w:t>
             </w:r>
           </w:p>
           <w:p>
@@ -2542,13 +3889,84 @@
                 <w:sz w:val="17"/>
                 <w:szCs w:val="17"/>
               </w:rPr>
-              <w:t>{%p if a.cnv_type == “HeteDel”%}</w:t>
+              <w:t xml:space="preserve">{%p if </w:t>
+            </w:r>
+            <w:proofErr w:type="spellStart"/>
+            <w:r>
+              <w:rPr>
+                <w:rFonts w:ascii="思源黑体 CN Normal" w:eastAsia="思源黑体 CN Normal" w:hAnsi="思源黑体 CN Normal" w:cs="思源黑体 CN Light"/>
+                <w:bCs/>
+                <w:iCs/>
+                <w:color w:val="000000" w:themeColor="text1"/>
+                <w:sz w:val="17"/>
+                <w:szCs w:val="17"/>
+              </w:rPr>
+              <w:t>a.cnv_type</w:t>
+            </w:r>
+            <w:proofErr w:type="spellEnd"/>
+            <w:r>
+              <w:rPr>
+                <w:rFonts w:ascii="思源黑体 CN Normal" w:eastAsia="思源黑体 CN Normal" w:hAnsi="思源黑体 CN Normal" w:cs="思源黑体 CN Light"/>
+                <w:bCs/>
+                <w:iCs/>
+                <w:color w:val="000000" w:themeColor="text1"/>
+                <w:sz w:val="17"/>
+                <w:szCs w:val="17"/>
+              </w:rPr>
+              <w:t xml:space="preserve"> == “</w:t>
+            </w:r>
+            <w:proofErr w:type="spellStart"/>
+            <w:proofErr w:type="gramStart"/>
+            <w:r>
+              <w:rPr>
+                <w:rFonts w:ascii="思源黑体 CN Normal" w:eastAsia="思源黑体 CN Normal" w:hAnsi="思源黑体 CN Normal" w:cs="思源黑体 CN Light"/>
+                <w:bCs/>
+                <w:iCs/>
+                <w:color w:val="000000" w:themeColor="text1"/>
+                <w:sz w:val="17"/>
+                <w:szCs w:val="17"/>
+              </w:rPr>
+              <w:t>HeteDel</w:t>
+            </w:r>
+            <w:proofErr w:type="spellEnd"/>
+            <w:r>
+              <w:rPr>
+                <w:rFonts w:ascii="思源黑体 CN Normal" w:eastAsia="思源黑体 CN Normal" w:hAnsi="思源黑体 CN Normal" w:cs="思源黑体 CN Light"/>
+                <w:bCs/>
+                <w:iCs/>
+                <w:color w:val="000000" w:themeColor="text1"/>
+                <w:sz w:val="17"/>
+                <w:szCs w:val="17"/>
+              </w:rPr>
+              <w:t>”%</w:t>
+            </w:r>
+            <w:proofErr w:type="gramEnd"/>
+            <w:r>
+              <w:rPr>
+                <w:rFonts w:ascii="思源黑体 CN Normal" w:eastAsia="思源黑体 CN Normal" w:hAnsi="思源黑体 CN Normal" w:cs="思源黑体 CN Light"/>
+                <w:bCs/>
+                <w:iCs/>
+                <w:color w:val="000000" w:themeColor="text1"/>
+                <w:sz w:val="17"/>
+                <w:szCs w:val="17"/>
+              </w:rPr>
+              <w:t>}</w:t>
             </w:r>
           </w:p>
           <w:p>
             <w:pPr>
               <w:jc w:val="center"/>
               <w:rPr>
+                <w:rFonts w:ascii="思源黑体 CN Normal" w:eastAsia="思源黑体 CN Normal" w:hAnsi="思源黑体 CN Normal" w:cs="思源黑体 CN Light"/>
+                <w:bCs/>
+                <w:iCs/>
+                <w:color w:val="000000" w:themeColor="text1"/>
+                <w:sz w:val="17"/>
+                <w:szCs w:val="17"/>
+              </w:rPr>
+            </w:pPr>
+            <w:r>
+              <w:rPr>
                 <w:rFonts w:ascii="思源黑体 CN Normal" w:eastAsia="思源黑体 CN Normal" w:hAnsi="思源黑体 CN Normal" w:cs="思源黑体 CN Light" w:hint="eastAsia"/>
                 <w:bCs/>
                 <w:iCs/>
@@ -2556,6 +3974,129 @@
                 <w:sz w:val="17"/>
                 <w:szCs w:val="17"/>
               </w:rPr>
+              <w:t>杂合</w:t>
+            </w:r>
+          </w:p>
+          <w:p>
+            <w:pPr>
+              <w:jc w:val="center"/>
+              <w:rPr>
+                <w:rFonts w:ascii="思源黑体 CN Normal" w:eastAsia="思源黑体 CN Normal" w:hAnsi="思源黑体 CN Normal" w:cs="思源黑体 CN Light"/>
+                <w:bCs/>
+                <w:iCs/>
+                <w:color w:val="000000" w:themeColor="text1"/>
+                <w:sz w:val="17"/>
+                <w:szCs w:val="17"/>
+              </w:rPr>
+            </w:pPr>
+            <w:r>
+              <w:rPr>
+                <w:rFonts w:ascii="思源黑体 CN Normal" w:eastAsia="思源黑体 CN Normal" w:hAnsi="思源黑体 CN Normal" w:cs="思源黑体 CN Light"/>
+                <w:bCs/>
+                <w:iCs/>
+                <w:color w:val="000000" w:themeColor="text1"/>
+                <w:sz w:val="17"/>
+                <w:szCs w:val="17"/>
+              </w:rPr>
+              <w:t xml:space="preserve">{%p </w:t>
+            </w:r>
+            <w:proofErr w:type="spellStart"/>
+            <w:r>
+              <w:rPr>
+                <w:rFonts w:ascii="思源黑体 CN Normal" w:eastAsia="思源黑体 CN Normal" w:hAnsi="思源黑体 CN Normal" w:cs="思源黑体 CN Light"/>
+                <w:bCs/>
+                <w:iCs/>
+                <w:color w:val="000000" w:themeColor="text1"/>
+                <w:sz w:val="17"/>
+                <w:szCs w:val="17"/>
+              </w:rPr>
+              <w:t>elif</w:t>
+            </w:r>
+            <w:proofErr w:type="spellEnd"/>
+            <w:r>
+              <w:rPr>
+                <w:rFonts w:ascii="思源黑体 CN Normal" w:eastAsia="思源黑体 CN Normal" w:hAnsi="思源黑体 CN Normal" w:cs="思源黑体 CN Light"/>
+                <w:bCs/>
+                <w:iCs/>
+                <w:color w:val="000000" w:themeColor="text1"/>
+                <w:sz w:val="17"/>
+                <w:szCs w:val="17"/>
+              </w:rPr>
+              <w:t xml:space="preserve"> </w:t>
+            </w:r>
+            <w:proofErr w:type="spellStart"/>
+            <w:r>
+              <w:rPr>
+                <w:rFonts w:ascii="思源黑体 CN Normal" w:eastAsia="思源黑体 CN Normal" w:hAnsi="思源黑体 CN Normal" w:cs="思源黑体 CN Light"/>
+                <w:bCs/>
+                <w:iCs/>
+                <w:color w:val="000000" w:themeColor="text1"/>
+                <w:sz w:val="17"/>
+                <w:szCs w:val="17"/>
+              </w:rPr>
+              <w:t>a.cnv_type</w:t>
+            </w:r>
+            <w:proofErr w:type="spellEnd"/>
+            <w:r>
+              <w:rPr>
+                <w:rFonts w:ascii="思源黑体 CN Normal" w:eastAsia="思源黑体 CN Normal" w:hAnsi="思源黑体 CN Normal" w:cs="思源黑体 CN Light"/>
+                <w:bCs/>
+                <w:iCs/>
+                <w:color w:val="000000" w:themeColor="text1"/>
+                <w:sz w:val="17"/>
+                <w:szCs w:val="17"/>
+              </w:rPr>
+              <w:t xml:space="preserve"> == “</w:t>
+            </w:r>
+            <w:proofErr w:type="spellStart"/>
+            <w:proofErr w:type="gramStart"/>
+            <w:r>
+              <w:rPr>
+                <w:rFonts w:ascii="思源黑体 CN Normal" w:eastAsia="思源黑体 CN Normal" w:hAnsi="思源黑体 CN Normal" w:cs="思源黑体 CN Light"/>
+                <w:bCs/>
+                <w:iCs/>
+                <w:color w:val="000000" w:themeColor="text1"/>
+                <w:sz w:val="17"/>
+                <w:szCs w:val="17"/>
+              </w:rPr>
+              <w:t>HomoDel</w:t>
+            </w:r>
+            <w:proofErr w:type="spellEnd"/>
+            <w:r>
+              <w:rPr>
+                <w:rFonts w:ascii="思源黑体 CN Normal" w:eastAsia="思源黑体 CN Normal" w:hAnsi="思源黑体 CN Normal" w:cs="思源黑体 CN Light"/>
+                <w:bCs/>
+                <w:iCs/>
+                <w:color w:val="000000" w:themeColor="text1"/>
+                <w:sz w:val="17"/>
+                <w:szCs w:val="17"/>
+              </w:rPr>
+              <w:t>”%</w:t>
+            </w:r>
+            <w:proofErr w:type="gramEnd"/>
+            <w:r>
+              <w:rPr>
+                <w:rFonts w:ascii="思源黑体 CN Normal" w:eastAsia="思源黑体 CN Normal" w:hAnsi="思源黑体 CN Normal" w:cs="思源黑体 CN Light"/>
+                <w:bCs/>
+                <w:iCs/>
+                <w:color w:val="000000" w:themeColor="text1"/>
+                <w:sz w:val="17"/>
+                <w:szCs w:val="17"/>
+              </w:rPr>
+              <w:t>}</w:t>
+            </w:r>
+          </w:p>
+          <w:p>
+            <w:pPr>
+              <w:jc w:val="center"/>
+              <w:rPr>
+                <w:rFonts w:ascii="思源黑体 CN Normal" w:eastAsia="思源黑体 CN Normal" w:hAnsi="思源黑体 CN Normal" w:cs="思源黑体 CN Light"/>
+                <w:bCs/>
+                <w:iCs/>
+                <w:color w:val="000000" w:themeColor="text1"/>
+                <w:sz w:val="17"/>
+                <w:szCs w:val="17"/>
+              </w:rPr>
             </w:pPr>
             <w:r>
               <w:rPr>
@@ -2566,7 +4107,7 @@
                 <w:sz w:val="17"/>
                 <w:szCs w:val="17"/>
               </w:rPr>
-              <w:t>杂合</w:t>
+              <w:t>纯合</w:t>
             </w:r>
           </w:p>
           <w:p>
@@ -2590,13 +4131,193 @@
                 <w:sz w:val="17"/>
                 <w:szCs w:val="17"/>
               </w:rPr>
-              <w:t>{%p elif a.cnv_type == “HomoDel”%}</w:t>
+              <w:t>{%p else%}</w:t>
             </w:r>
           </w:p>
           <w:p>
             <w:pPr>
               <w:jc w:val="center"/>
               <w:rPr>
+                <w:rFonts w:ascii="思源黑体 CN Normal" w:eastAsia="思源黑体 CN Normal" w:hAnsi="思源黑体 CN Normal" w:cs="思源黑体 CN Light"/>
+                <w:bCs/>
+                <w:iCs/>
+                <w:color w:val="000000" w:themeColor="text1"/>
+                <w:sz w:val="17"/>
+                <w:szCs w:val="17"/>
+              </w:rPr>
+            </w:pPr>
+            <w:r>
+              <w:rPr>
+                <w:rFonts w:ascii="思源黑体 CN Normal" w:eastAsia="思源黑体 CN Normal" w:hAnsi="思源黑体 CN Normal" w:cs="思源黑体 CN Light"/>
+                <w:bCs/>
+                <w:iCs/>
+                <w:color w:val="000000" w:themeColor="text1"/>
+                <w:sz w:val="17"/>
+                <w:szCs w:val="17"/>
+              </w:rPr>
+              <w:t>/</w:t>
+            </w:r>
+          </w:p>
+          <w:p>
+            <w:pPr>
+              <w:jc w:val="center"/>
+              <w:rPr>
+                <w:rFonts w:ascii="思源黑体 CN Normal" w:eastAsia="思源黑体 CN Normal" w:hAnsi="思源黑体 CN Normal" w:cs="思源黑体 CN Light"/>
+                <w:bCs/>
+                <w:iCs/>
+                <w:color w:val="000000" w:themeColor="text1"/>
+                <w:sz w:val="17"/>
+                <w:szCs w:val="17"/>
+              </w:rPr>
+            </w:pPr>
+            <w:r>
+              <w:rPr>
+                <w:rFonts w:ascii="思源黑体 CN Normal" w:eastAsia="思源黑体 CN Normal" w:hAnsi="思源黑体 CN Normal" w:cs="思源黑体 CN Light"/>
+                <w:bCs/>
+                <w:iCs/>
+                <w:color w:val="000000" w:themeColor="text1"/>
+                <w:sz w:val="17"/>
+                <w:szCs w:val="17"/>
+              </w:rPr>
+              <w:t>{%p endif%}</w:t>
+            </w:r>
+          </w:p>
+          <w:p>
+            <w:pPr>
+              <w:jc w:val="center"/>
+              <w:rPr>
+                <w:rFonts w:ascii="思源黑体 CN Normal" w:eastAsia="思源黑体 CN Normal" w:hAnsi="思源黑体 CN Normal" w:cs="思源黑体 CN Light"/>
+                <w:bCs/>
+                <w:iCs/>
+                <w:color w:val="000000" w:themeColor="text1"/>
+                <w:sz w:val="17"/>
+                <w:szCs w:val="17"/>
+              </w:rPr>
+            </w:pPr>
+            <w:r>
+              <w:rPr>
+                <w:rFonts w:ascii="思源黑体 CN Normal" w:eastAsia="思源黑体 CN Normal" w:hAnsi="思源黑体 CN Normal" w:cs="思源黑体 CN Light"/>
+                <w:bCs/>
+                <w:iCs/>
+                <w:color w:val="000000" w:themeColor="text1"/>
+                <w:sz w:val="17"/>
+                <w:szCs w:val="17"/>
+              </w:rPr>
+              <w:t xml:space="preserve">{%p </w:t>
+            </w:r>
+            <w:proofErr w:type="spellStart"/>
+            <w:r>
+              <w:rPr>
+                <w:rFonts w:ascii="思源黑体 CN Normal" w:eastAsia="思源黑体 CN Normal" w:hAnsi="思源黑体 CN Normal" w:cs="思源黑体 CN Light"/>
+                <w:bCs/>
+                <w:iCs/>
+                <w:color w:val="000000" w:themeColor="text1"/>
+                <w:sz w:val="17"/>
+                <w:szCs w:val="17"/>
+              </w:rPr>
+              <w:t>elif</w:t>
+            </w:r>
+            <w:proofErr w:type="spellEnd"/>
+            <w:r>
+              <w:rPr>
+                <w:rFonts w:ascii="思源黑体 CN Normal" w:eastAsia="思源黑体 CN Normal" w:hAnsi="思源黑体 CN Normal" w:cs="思源黑体 CN Light"/>
+                <w:bCs/>
+                <w:iCs/>
+                <w:color w:val="000000" w:themeColor="text1"/>
+                <w:sz w:val="17"/>
+                <w:szCs w:val="17"/>
+              </w:rPr>
+              <w:t xml:space="preserve"> </w:t>
+            </w:r>
+            <w:proofErr w:type="spellStart"/>
+            <w:proofErr w:type="gramStart"/>
+            <w:r>
+              <w:rPr>
+                <w:rFonts w:ascii="思源黑体 CN Normal" w:eastAsia="思源黑体 CN Normal" w:hAnsi="思源黑体 CN Normal" w:cs="思源黑体 CN Light"/>
+                <w:bCs/>
+                <w:iCs/>
+                <w:color w:val="000000" w:themeColor="text1"/>
+                <w:sz w:val="17"/>
+                <w:szCs w:val="17"/>
+              </w:rPr>
+              <w:t>a.type</w:t>
+            </w:r>
+            <w:proofErr w:type="spellEnd"/>
+            <w:proofErr w:type="gramEnd"/>
+            <w:r>
+              <w:rPr>
+                <w:rFonts w:ascii="思源黑体 CN Normal" w:eastAsia="思源黑体 CN Normal" w:hAnsi="思源黑体 CN Normal" w:cs="思源黑体 CN Light"/>
+                <w:bCs/>
+                <w:iCs/>
+                <w:color w:val="000000" w:themeColor="text1"/>
+                <w:sz w:val="17"/>
+                <w:szCs w:val="17"/>
+              </w:rPr>
+              <w:t xml:space="preserve"> == “Gain”%}</w:t>
+            </w:r>
+          </w:p>
+          <w:p>
+            <w:pPr>
+              <w:jc w:val="center"/>
+              <w:rPr>
+                <w:rFonts w:ascii="思源黑体 CN Normal" w:eastAsia="思源黑体 CN Normal" w:hAnsi="思源黑体 CN Normal" w:cs="思源黑体 CN Light"/>
+                <w:bCs/>
+                <w:iCs/>
+                <w:color w:val="000000" w:themeColor="text1"/>
+                <w:sz w:val="17"/>
+                <w:szCs w:val="17"/>
+              </w:rPr>
+            </w:pPr>
+            <w:r>
+              <w:rPr>
+                <w:rFonts w:ascii="思源黑体 CN Normal" w:eastAsia="思源黑体 CN Normal" w:hAnsi="思源黑体 CN Normal" w:cs="思源黑体 CN Light"/>
+                <w:bCs/>
+                <w:iCs/>
+                <w:color w:val="000000" w:themeColor="text1"/>
+                <w:sz w:val="17"/>
+                <w:szCs w:val="17"/>
+              </w:rPr>
+              <w:t>/</w:t>
+            </w:r>
+          </w:p>
+          <w:p>
+            <w:pPr>
+              <w:jc w:val="center"/>
+              <w:rPr>
+                <w:rFonts w:ascii="思源黑体 CN Normal" w:eastAsia="思源黑体 CN Normal" w:hAnsi="思源黑体 CN Normal" w:cs="思源黑体 CN Light"/>
+                <w:bCs/>
+                <w:iCs/>
+                <w:color w:val="000000" w:themeColor="text1"/>
+                <w:sz w:val="17"/>
+                <w:szCs w:val="17"/>
+              </w:rPr>
+            </w:pPr>
+            <w:r>
+              <w:rPr>
+                <w:rFonts w:ascii="思源黑体 CN Normal" w:eastAsia="思源黑体 CN Normal" w:hAnsi="思源黑体 CN Normal" w:cs="思源黑体 CN Light"/>
+                <w:bCs/>
+                <w:iCs/>
+                <w:color w:val="000000" w:themeColor="text1"/>
+                <w:sz w:val="17"/>
+                <w:szCs w:val="17"/>
+              </w:rPr>
+              <w:t>{%p else%}</w:t>
+            </w:r>
+          </w:p>
+          <w:p>
+            <w:pPr>
+              <w:jc w:val="center"/>
+              <w:rPr>
+                <w:rFonts w:ascii="思源黑体 CN Normal" w:eastAsia="思源黑体 CN Normal" w:hAnsi="思源黑体 CN Normal" w:cs="思源黑体 CN Light"/>
+                <w:bCs/>
+                <w:iCs/>
+                <w:color w:val="000000" w:themeColor="text1"/>
+                <w:sz w:val="17"/>
+                <w:szCs w:val="17"/>
+              </w:rPr>
+            </w:pPr>
+            <w:r>
+              <w:rPr>
                 <w:rFonts w:ascii="思源黑体 CN Normal" w:eastAsia="思源黑体 CN Normal" w:hAnsi="思源黑体 CN Normal" w:cs="思源黑体 CN Light" w:hint="eastAsia"/>
                 <w:bCs/>
                 <w:iCs/>
@@ -2604,7 +4325,9 @@
                 <w:sz w:val="17"/>
                 <w:szCs w:val="17"/>
               </w:rPr>
-            </w:pPr>
+              <w:t xml:space="preserve">{%if </w:t>
+            </w:r>
+            <w:proofErr w:type="spellStart"/>
             <w:r>
               <w:rPr>
                 <w:rFonts w:ascii="思源黑体 CN Normal" w:eastAsia="思源黑体 CN Normal" w:hAnsi="思源黑体 CN Normal" w:cs="思源黑体 CN Light" w:hint="eastAsia"/>
@@ -2614,175 +4337,19 @@
                 <w:sz w:val="17"/>
                 <w:szCs w:val="17"/>
               </w:rPr>
-              <w:t>纯合</w:t>
-            </w:r>
-          </w:p>
-          <w:p>
-            <w:pPr>
-              <w:jc w:val="center"/>
-              <w:rPr>
-                <w:rFonts w:ascii="思源黑体 CN Normal" w:eastAsia="思源黑体 CN Normal" w:hAnsi="思源黑体 CN Normal" w:cs="思源黑体 CN Light"/>
+              <w:t>a.freq</w:t>
+            </w:r>
+            <w:proofErr w:type="spellEnd"/>
+            <w:r>
+              <w:rPr>
+                <w:rFonts w:ascii="思源黑体 CN Normal" w:eastAsia="思源黑体 CN Normal" w:hAnsi="思源黑体 CN Normal" w:cs="思源黑体 CN Light" w:hint="eastAsia"/>
                 <w:bCs/>
                 <w:iCs/>
                 <w:color w:val="000000" w:themeColor="text1"/>
                 <w:sz w:val="17"/>
                 <w:szCs w:val="17"/>
               </w:rPr>
-            </w:pPr>
-            <w:r>
-              <w:rPr>
-                <w:rFonts w:ascii="思源黑体 CN Normal" w:eastAsia="思源黑体 CN Normal" w:hAnsi="思源黑体 CN Normal" w:cs="思源黑体 CN Light"/>
-                <w:bCs/>
-                <w:iCs/>
-                <w:color w:val="000000" w:themeColor="text1"/>
-                <w:sz w:val="17"/>
-                <w:szCs w:val="17"/>
-              </w:rPr>
-              <w:t>{%p else%}</w:t>
-            </w:r>
-          </w:p>
-          <w:p>
-            <w:pPr>
-              <w:jc w:val="center"/>
-              <w:rPr>
-                <w:rFonts w:ascii="思源黑体 CN Normal" w:eastAsia="思源黑体 CN Normal" w:hAnsi="思源黑体 CN Normal" w:cs="思源黑体 CN Light"/>
-                <w:bCs/>
-                <w:iCs/>
-                <w:color w:val="000000" w:themeColor="text1"/>
-                <w:sz w:val="17"/>
-                <w:szCs w:val="17"/>
-              </w:rPr>
-            </w:pPr>
-            <w:r>
-              <w:rPr>
-                <w:rFonts w:ascii="思源黑体 CN Normal" w:eastAsia="思源黑体 CN Normal" w:hAnsi="思源黑体 CN Normal" w:cs="思源黑体 CN Light"/>
-                <w:bCs/>
-                <w:iCs/>
-                <w:color w:val="000000" w:themeColor="text1"/>
-                <w:sz w:val="17"/>
-                <w:szCs w:val="17"/>
-              </w:rPr>
-              <w:t>/</w:t>
-            </w:r>
-          </w:p>
-          <w:p>
-            <w:pPr>
-              <w:jc w:val="center"/>
-              <w:rPr>
-                <w:rFonts w:ascii="思源黑体 CN Normal" w:eastAsia="思源黑体 CN Normal" w:hAnsi="思源黑体 CN Normal" w:cs="思源黑体 CN Light"/>
-                <w:bCs/>
-                <w:iCs/>
-                <w:color w:val="000000" w:themeColor="text1"/>
-                <w:sz w:val="17"/>
-                <w:szCs w:val="17"/>
-              </w:rPr>
-            </w:pPr>
-            <w:r>
-              <w:rPr>
-                <w:rFonts w:ascii="思源黑体 CN Normal" w:eastAsia="思源黑体 CN Normal" w:hAnsi="思源黑体 CN Normal" w:cs="思源黑体 CN Light"/>
-                <w:bCs/>
-                <w:iCs/>
-                <w:color w:val="000000" w:themeColor="text1"/>
-                <w:sz w:val="17"/>
-                <w:szCs w:val="17"/>
-              </w:rPr>
-              <w:t>{%p endif%}</w:t>
-            </w:r>
-          </w:p>
-          <w:p>
-            <w:pPr>
-              <w:jc w:val="center"/>
-              <w:rPr>
-                <w:rFonts w:ascii="思源黑体 CN Normal" w:eastAsia="思源黑体 CN Normal" w:hAnsi="思源黑体 CN Normal" w:cs="思源黑体 CN Light"/>
-                <w:bCs/>
-                <w:iCs/>
-                <w:color w:val="000000" w:themeColor="text1"/>
-                <w:sz w:val="17"/>
-                <w:szCs w:val="17"/>
-              </w:rPr>
-            </w:pPr>
-            <w:r>
-              <w:rPr>
-                <w:rFonts w:ascii="思源黑体 CN Normal" w:eastAsia="思源黑体 CN Normal" w:hAnsi="思源黑体 CN Normal" w:cs="思源黑体 CN Light"/>
-                <w:bCs/>
-                <w:iCs/>
-                <w:color w:val="000000" w:themeColor="text1"/>
-                <w:sz w:val="17"/>
-                <w:szCs w:val="17"/>
-              </w:rPr>
-              <w:t>{%p elif a.type == “Gain”%}</w:t>
-            </w:r>
-          </w:p>
-          <w:p>
-            <w:pPr>
-              <w:jc w:val="center"/>
-              <w:rPr>
-                <w:rFonts w:ascii="思源黑体 CN Normal" w:eastAsia="思源黑体 CN Normal" w:hAnsi="思源黑体 CN Normal" w:cs="思源黑体 CN Light"/>
-                <w:bCs/>
-                <w:iCs/>
-                <w:color w:val="000000" w:themeColor="text1"/>
-                <w:sz w:val="17"/>
-                <w:szCs w:val="17"/>
-              </w:rPr>
-            </w:pPr>
-            <w:r>
-              <w:rPr>
-                <w:rFonts w:ascii="思源黑体 CN Normal" w:eastAsia="思源黑体 CN Normal" w:hAnsi="思源黑体 CN Normal" w:cs="思源黑体 CN Light"/>
-                <w:bCs/>
-                <w:iCs/>
-                <w:color w:val="000000" w:themeColor="text1"/>
-                <w:sz w:val="17"/>
-                <w:szCs w:val="17"/>
-              </w:rPr>
-              <w:t>/</w:t>
-            </w:r>
-          </w:p>
-          <w:p>
-            <w:pPr>
-              <w:jc w:val="center"/>
-              <w:rPr>
-                <w:rFonts w:ascii="思源黑体 CN Normal" w:eastAsia="思源黑体 CN Normal" w:hAnsi="思源黑体 CN Normal" w:cs="思源黑体 CN Light"/>
-                <w:bCs/>
-                <w:iCs/>
-                <w:color w:val="000000" w:themeColor="text1"/>
-                <w:sz w:val="17"/>
-                <w:szCs w:val="17"/>
-              </w:rPr>
-            </w:pPr>
-            <w:r>
-              <w:rPr>
-                <w:rFonts w:ascii="思源黑体 CN Normal" w:eastAsia="思源黑体 CN Normal" w:hAnsi="思源黑体 CN Normal" w:cs="思源黑体 CN Light"/>
-                <w:bCs/>
-                <w:iCs/>
-                <w:color w:val="000000" w:themeColor="text1"/>
-                <w:sz w:val="17"/>
-                <w:szCs w:val="17"/>
-              </w:rPr>
-              <w:t>{%p else%}</w:t>
-            </w:r>
-          </w:p>
-          <w:p>
-            <w:pPr>
-              <w:jc w:val="center"/>
-              <w:rPr>
-                <w:rFonts w:ascii="思源黑体 CN Normal" w:eastAsia="思源黑体 CN Normal" w:hAnsi="思源黑体 CN Normal" w:cs="思源黑体 CN Light" w:hint="eastAsia"/>
-                <w:bCs/>
-                <w:iCs/>
-                <w:color w:val="000000" w:themeColor="text1"/>
-                <w:sz w:val="17"/>
-                <w:szCs w:val="17"/>
-              </w:rPr>
-            </w:pPr>
-            <w:r>
-              <w:rPr>
-                <w:rFonts w:ascii="思源黑体 CN Normal" w:eastAsia="思源黑体 CN Normal" w:hAnsi="思源黑体 CN Normal" w:cs="思源黑体 CN Light" w:hint="eastAsia"/>
-                <w:bCs/>
-                <w:iCs/>
-                <w:color w:val="000000" w:themeColor="text1"/>
-                <w:sz w:val="17"/>
-                <w:szCs w:val="17"/>
-              </w:rPr>
-              <w:t>{%if a.freq &gt;= 0.85%}纯合{%else%}杂合{%endif%}</w:t>
+              <w:t xml:space="preserve"> &gt;= 0.85%}纯合{%else%}杂合{%endif%}</w:t>
             </w:r>
           </w:p>
           <w:p>
@@ -2860,13 +4427,60 @@
                 <w:szCs w:val="17"/>
               </w:rPr>
               <w:lastRenderedPageBreak/>
-              <w:t>{%p if a.clinic_num_g == 5%}</w:t>
+              <w:t xml:space="preserve">{%p if </w:t>
+            </w:r>
+            <w:proofErr w:type="spellStart"/>
+            <w:proofErr w:type="gramStart"/>
+            <w:r>
+              <w:rPr>
+                <w:rFonts w:ascii="思源黑体 CN Normal" w:eastAsia="思源黑体 CN Normal" w:hAnsi="思源黑体 CN Normal" w:cs="思源黑体 CN Light"/>
+                <w:bCs/>
+                <w:iCs/>
+                <w:color w:val="000000" w:themeColor="text1"/>
+                <w:sz w:val="17"/>
+                <w:szCs w:val="17"/>
+              </w:rPr>
+              <w:t>a.clinic</w:t>
+            </w:r>
+            <w:proofErr w:type="gramEnd"/>
+            <w:r>
+              <w:rPr>
+                <w:rFonts w:ascii="思源黑体 CN Normal" w:eastAsia="思源黑体 CN Normal" w:hAnsi="思源黑体 CN Normal" w:cs="思源黑体 CN Light"/>
+                <w:bCs/>
+                <w:iCs/>
+                <w:color w:val="000000" w:themeColor="text1"/>
+                <w:sz w:val="17"/>
+                <w:szCs w:val="17"/>
+              </w:rPr>
+              <w:t>_num_g</w:t>
+            </w:r>
+            <w:proofErr w:type="spellEnd"/>
+            <w:r>
+              <w:rPr>
+                <w:rFonts w:ascii="思源黑体 CN Normal" w:eastAsia="思源黑体 CN Normal" w:hAnsi="思源黑体 CN Normal" w:cs="思源黑体 CN Light"/>
+                <w:bCs/>
+                <w:iCs/>
+                <w:color w:val="000000" w:themeColor="text1"/>
+                <w:sz w:val="17"/>
+                <w:szCs w:val="17"/>
+              </w:rPr>
+              <w:t xml:space="preserve"> == 5%}</w:t>
             </w:r>
           </w:p>
           <w:p>
             <w:pPr>
               <w:jc w:val="center"/>
               <w:rPr>
+                <w:rFonts w:ascii="思源黑体 CN Normal" w:eastAsia="思源黑体 CN Normal" w:hAnsi="思源黑体 CN Normal" w:cs="思源黑体 CN Light"/>
+                <w:bCs/>
+                <w:iCs/>
+                <w:color w:val="FF0000"/>
+                <w:sz w:val="17"/>
+                <w:szCs w:val="17"/>
+              </w:rPr>
+            </w:pPr>
+            <w:r>
+              <w:rPr>
                 <w:rFonts w:ascii="思源黑体 CN Normal" w:eastAsia="思源黑体 CN Normal" w:hAnsi="思源黑体 CN Normal" w:cs="思源黑体 CN Light" w:hint="eastAsia"/>
                 <w:bCs/>
                 <w:iCs/>
@@ -2874,6 +4488,105 @@
                 <w:sz w:val="17"/>
                 <w:szCs w:val="17"/>
               </w:rPr>
+              <w:t>致病性</w:t>
+            </w:r>
+          </w:p>
+          <w:p>
+            <w:pPr>
+              <w:jc w:val="center"/>
+              <w:rPr>
+                <w:rFonts w:ascii="思源黑体 CN Normal" w:eastAsia="思源黑体 CN Normal" w:hAnsi="思源黑体 CN Normal" w:cs="思源黑体 CN Light"/>
+                <w:bCs/>
+                <w:iCs/>
+                <w:color w:val="000000" w:themeColor="text1"/>
+                <w:sz w:val="17"/>
+                <w:szCs w:val="17"/>
+              </w:rPr>
+            </w:pPr>
+            <w:r>
+              <w:rPr>
+                <w:rFonts w:ascii="思源黑体 CN Normal" w:eastAsia="思源黑体 CN Normal" w:hAnsi="思源黑体 CN Normal" w:cs="思源黑体 CN Light"/>
+                <w:bCs/>
+                <w:iCs/>
+                <w:color w:val="000000" w:themeColor="text1"/>
+                <w:sz w:val="17"/>
+                <w:szCs w:val="17"/>
+              </w:rPr>
+              <w:t xml:space="preserve">{%p </w:t>
+            </w:r>
+            <w:proofErr w:type="spellStart"/>
+            <w:r>
+              <w:rPr>
+                <w:rFonts w:ascii="思源黑体 CN Normal" w:eastAsia="思源黑体 CN Normal" w:hAnsi="思源黑体 CN Normal" w:cs="思源黑体 CN Light"/>
+                <w:bCs/>
+                <w:iCs/>
+                <w:color w:val="000000" w:themeColor="text1"/>
+                <w:sz w:val="17"/>
+                <w:szCs w:val="17"/>
+              </w:rPr>
+              <w:t>elif</w:t>
+            </w:r>
+            <w:proofErr w:type="spellEnd"/>
+            <w:r>
+              <w:rPr>
+                <w:rFonts w:ascii="思源黑体 CN Normal" w:eastAsia="思源黑体 CN Normal" w:hAnsi="思源黑体 CN Normal" w:cs="思源黑体 CN Light"/>
+                <w:bCs/>
+                <w:iCs/>
+                <w:color w:val="000000" w:themeColor="text1"/>
+                <w:sz w:val="17"/>
+                <w:szCs w:val="17"/>
+              </w:rPr>
+              <w:t xml:space="preserve"> </w:t>
+            </w:r>
+            <w:proofErr w:type="spellStart"/>
+            <w:proofErr w:type="gramStart"/>
+            <w:r>
+              <w:rPr>
+                <w:rFonts w:ascii="思源黑体 CN Normal" w:eastAsia="思源黑体 CN Normal" w:hAnsi="思源黑体 CN Normal" w:cs="思源黑体 CN Light"/>
+                <w:bCs/>
+                <w:iCs/>
+                <w:color w:val="000000" w:themeColor="text1"/>
+                <w:sz w:val="17"/>
+                <w:szCs w:val="17"/>
+              </w:rPr>
+              <w:t>a.clinic</w:t>
+            </w:r>
+            <w:proofErr w:type="gramEnd"/>
+            <w:r>
+              <w:rPr>
+                <w:rFonts w:ascii="思源黑体 CN Normal" w:eastAsia="思源黑体 CN Normal" w:hAnsi="思源黑体 CN Normal" w:cs="思源黑体 CN Light"/>
+                <w:bCs/>
+                <w:iCs/>
+                <w:color w:val="000000" w:themeColor="text1"/>
+                <w:sz w:val="17"/>
+                <w:szCs w:val="17"/>
+              </w:rPr>
+              <w:t>_num_g</w:t>
+            </w:r>
+            <w:proofErr w:type="spellEnd"/>
+            <w:r>
+              <w:rPr>
+                <w:rFonts w:ascii="思源黑体 CN Normal" w:eastAsia="思源黑体 CN Normal" w:hAnsi="思源黑体 CN Normal" w:cs="思源黑体 CN Light"/>
+                <w:bCs/>
+                <w:iCs/>
+                <w:color w:val="000000" w:themeColor="text1"/>
+                <w:sz w:val="17"/>
+                <w:szCs w:val="17"/>
+              </w:rPr>
+              <w:t xml:space="preserve"> == 4%}</w:t>
+            </w:r>
+          </w:p>
+          <w:p>
+            <w:pPr>
+              <w:jc w:val="center"/>
+              <w:rPr>
+                <w:rFonts w:ascii="思源黑体 CN Normal" w:eastAsia="思源黑体 CN Normal" w:hAnsi="思源黑体 CN Normal" w:cs="思源黑体 CN Light"/>
+                <w:bCs/>
+                <w:iCs/>
+                <w:color w:val="FF0000"/>
+                <w:sz w:val="17"/>
+                <w:szCs w:val="17"/>
+              </w:rPr>
             </w:pPr>
             <w:r>
               <w:rPr>
@@ -2884,7 +4597,7 @@
                 <w:sz w:val="17"/>
                 <w:szCs w:val="17"/>
               </w:rPr>
-              <w:t>致病性</w:t>
+              <w:t>疑似致病性</w:t>
             </w:r>
           </w:p>
           <w:p>
@@ -2908,62 +4621,14 @@
                 <w:sz w:val="17"/>
                 <w:szCs w:val="17"/>
               </w:rPr>
-              <w:t>{%p elif a.clinic_num_g == 4%}</w:t>
+              <w:t>{%p else%}</w:t>
             </w:r>
           </w:p>
           <w:p>
             <w:pPr>
               <w:jc w:val="center"/>
               <w:rPr>
-                <w:rFonts w:ascii="思源黑体 CN Normal" w:eastAsia="思源黑体 CN Normal" w:hAnsi="思源黑体 CN Normal" w:cs="思源黑体 CN Light" w:hint="eastAsia"/>
-                <w:bCs/>
-                <w:iCs/>
-                <w:color w:val="FF0000"/>
-                <w:sz w:val="17"/>
-                <w:szCs w:val="17"/>
-              </w:rPr>
-            </w:pPr>
-            <w:r>
-              <w:rPr>
-                <w:rFonts w:ascii="思源黑体 CN Normal" w:eastAsia="思源黑体 CN Normal" w:hAnsi="思源黑体 CN Normal" w:cs="思源黑体 CN Light" w:hint="eastAsia"/>
-                <w:bCs/>
-                <w:iCs/>
-                <w:color w:val="FF0000"/>
-                <w:sz w:val="17"/>
-                <w:szCs w:val="17"/>
-              </w:rPr>
-              <w:t>疑似致病性</w:t>
-            </w:r>
-          </w:p>
-          <w:p>
-            <w:pPr>
-              <w:jc w:val="center"/>
-              <w:rPr>
-                <w:rFonts w:ascii="思源黑体 CN Normal" w:eastAsia="思源黑体 CN Normal" w:hAnsi="思源黑体 CN Normal" w:cs="思源黑体 CN Light"/>
-                <w:bCs/>
-                <w:iCs/>
-                <w:color w:val="000000" w:themeColor="text1"/>
-                <w:sz w:val="17"/>
-                <w:szCs w:val="17"/>
-              </w:rPr>
-            </w:pPr>
-            <w:r>
-              <w:rPr>
-                <w:rFonts w:ascii="思源黑体 CN Normal" w:eastAsia="思源黑体 CN Normal" w:hAnsi="思源黑体 CN Normal" w:cs="思源黑体 CN Light"/>
-                <w:bCs/>
-                <w:iCs/>
-                <w:color w:val="000000" w:themeColor="text1"/>
-                <w:sz w:val="17"/>
-                <w:szCs w:val="17"/>
-              </w:rPr>
-              <w:t>{%p else%}</w:t>
-            </w:r>
-          </w:p>
-          <w:p>
-            <w:pPr>
-              <w:jc w:val="center"/>
-              <w:rPr>
-                <w:rFonts w:ascii="思源黑体 CN Normal" w:eastAsia="思源黑体 CN Normal" w:hAnsi="思源黑体 CN Normal" w:cs="思源黑体 CN Light" w:hint="eastAsia"/>
+                <w:rFonts w:ascii="思源黑体 CN Normal" w:eastAsia="思源黑体 CN Normal" w:hAnsi="思源黑体 CN Normal" w:cs="思源黑体 CN Light"/>
                 <w:bCs/>
                 <w:iCs/>
                 <w:color w:val="000000" w:themeColor="text1"/>
@@ -3050,7 +4715,31 @@
                 <w:sz w:val="17"/>
                 <w:szCs w:val="17"/>
               </w:rPr>
-              <w:t>%tr endfor%}</w:t>
+              <w:t xml:space="preserve">%tr </w:t>
+            </w:r>
+            <w:proofErr w:type="spellStart"/>
+            <w:r>
+              <w:rPr>
+                <w:rFonts w:ascii="思源黑体 CN Normal" w:eastAsia="思源黑体 CN Normal" w:hAnsi="思源黑体 CN Normal" w:cs="思源黑体 CN Light"/>
+                <w:bCs/>
+                <w:iCs/>
+                <w:color w:val="000000" w:themeColor="text1"/>
+                <w:sz w:val="17"/>
+                <w:szCs w:val="17"/>
+              </w:rPr>
+              <w:t>endfor</w:t>
+            </w:r>
+            <w:proofErr w:type="spellEnd"/>
+            <w:r>
+              <w:rPr>
+                <w:rFonts w:ascii="思源黑体 CN Normal" w:eastAsia="思源黑体 CN Normal" w:hAnsi="思源黑体 CN Normal" w:cs="思源黑体 CN Light"/>
+                <w:bCs/>
+                <w:iCs/>
+                <w:color w:val="000000" w:themeColor="text1"/>
+                <w:sz w:val="17"/>
+                <w:szCs w:val="17"/>
+              </w:rPr>
+              <w:t>%}</w:t>
             </w:r>
           </w:p>
         </w:tc>
@@ -3121,6 +4810,7 @@
                 <w:szCs w:val="17"/>
               </w:rPr>
             </w:pPr>
+            <w:proofErr w:type="gramStart"/>
             <w:r>
               <w:rPr>
                 <w:rFonts w:ascii="思源黑体 CN Normal" w:eastAsia="思源黑体 CN Normal" w:hAnsi="思源黑体 CN Normal" w:cs="思源黑体 CN Light" w:hint="eastAsia"/>
@@ -3130,7 +4820,37 @@
                 <w:sz w:val="17"/>
                 <w:szCs w:val="17"/>
               </w:rPr>
-              <w:t>EPCAM</w:t>
+              <w:t>{{</w:t>
+            </w:r>
+            <w:r>
+              <w:rPr>
+                <w:rFonts w:ascii="思源黑体 CN Normal" w:eastAsia="思源黑体 CN Normal" w:hAnsi="思源黑体 CN Normal"/>
+                <w:i/>
+                <w:sz w:val="17"/>
+                <w:szCs w:val="17"/>
+              </w:rPr>
+              <w:t xml:space="preserve"> </w:t>
+            </w:r>
+            <w:r>
+              <w:rPr>
+                <w:rFonts w:ascii="思源黑体 CN Normal" w:eastAsia="思源黑体 CN Normal" w:hAnsi="思源黑体 CN Normal"/>
+                <w:i/>
+                <w:sz w:val="17"/>
+                <w:szCs w:val="17"/>
+              </w:rPr>
+              <w:t>gene</w:t>
+            </w:r>
+            <w:proofErr w:type="gramEnd"/>
+            <w:r>
+              <w:rPr>
+                <w:rFonts w:ascii="思源黑体 CN Normal" w:eastAsia="思源黑体 CN Normal" w:hAnsi="思源黑体 CN Normal" w:cs="思源黑体 CN Light" w:hint="eastAsia"/>
+                <w:bCs/>
+                <w:i/>
+                <w:color w:val="000000"/>
+                <w:sz w:val="17"/>
+                <w:szCs w:val="17"/>
+              </w:rPr>
+              <w:t xml:space="preserve"> }}</w:t>
             </w:r>
           </w:p>
         </w:tc>
@@ -3223,7 +4943,25 @@
                 <w:sz w:val="17"/>
                 <w:szCs w:val="17"/>
               </w:rPr>
-              <w:t>{%tr endfor%}</w:t>
+              <w:t xml:space="preserve">{%tr </w:t>
+            </w:r>
+            <w:proofErr w:type="spellStart"/>
+            <w:r>
+              <w:rPr>
+                <w:rFonts w:ascii="思源黑体 CN Normal" w:eastAsia="思源黑体 CN Normal" w:hAnsi="思源黑体 CN Normal"/>
+                <w:sz w:val="17"/>
+                <w:szCs w:val="17"/>
+              </w:rPr>
+              <w:t>endfor</w:t>
+            </w:r>
+            <w:proofErr w:type="spellEnd"/>
+            <w:r>
+              <w:rPr>
+                <w:rFonts w:ascii="思源黑体 CN Normal" w:eastAsia="思源黑体 CN Normal" w:hAnsi="思源黑体 CN Normal"/>
+                <w:sz w:val="17"/>
+                <w:szCs w:val="17"/>
+              </w:rPr>
+              <w:t>%}</w:t>
             </w:r>
           </w:p>
         </w:tc>
@@ -3345,7 +5083,115 @@
           <w:sz w:val="16"/>
           <w:szCs w:val="16"/>
         </w:rPr>
-        <w:t>{{sample.association.ACMG}}、{{sample.association.AMP}}、{{sample.association.CAP}}发布的{{sample.guideline.germline_var}}及ClinGen专家组发布的特殊基因变异解读指南</w:t>
+        <w:t>{{</w:t>
+      </w:r>
+      <w:proofErr w:type="spellStart"/>
+      <w:r>
+        <w:rPr>
+          <w:rFonts w:ascii="思源黑体 CN Normal" w:eastAsia="思源黑体 CN Normal" w:hAnsi="思源黑体 CN Normal" w:hint="eastAsia"/>
+          <w:sz w:val="16"/>
+          <w:szCs w:val="16"/>
+        </w:rPr>
+        <w:t>sample.association.ACMG</w:t>
+      </w:r>
+      <w:proofErr w:type="spellEnd"/>
+      <w:r>
+        <w:rPr>
+          <w:rFonts w:ascii="思源黑体 CN Normal" w:eastAsia="思源黑体 CN Normal" w:hAnsi="思源黑体 CN Normal" w:hint="eastAsia"/>
+          <w:sz w:val="16"/>
+          <w:szCs w:val="16"/>
+        </w:rPr>
+        <w:t>}}、{{</w:t>
+      </w:r>
+      <w:proofErr w:type="spellStart"/>
+      <w:r>
+        <w:rPr>
+          <w:rFonts w:ascii="思源黑体 CN Normal" w:eastAsia="思源黑体 CN Normal" w:hAnsi="思源黑体 CN Normal" w:hint="eastAsia"/>
+          <w:sz w:val="16"/>
+          <w:szCs w:val="16"/>
+        </w:rPr>
+        <w:t>sample.association.AMP</w:t>
+      </w:r>
+      <w:proofErr w:type="spellEnd"/>
+      <w:r>
+        <w:rPr>
+          <w:rFonts w:ascii="思源黑体 CN Normal" w:eastAsia="思源黑体 CN Normal" w:hAnsi="思源黑体 CN Normal" w:hint="eastAsia"/>
+          <w:sz w:val="16"/>
+          <w:szCs w:val="16"/>
+        </w:rPr>
+        <w:t>}}、{{</w:t>
+      </w:r>
+      <w:proofErr w:type="spellStart"/>
+      <w:r>
+        <w:rPr>
+          <w:rFonts w:ascii="思源黑体 CN Normal" w:eastAsia="思源黑体 CN Normal" w:hAnsi="思源黑体 CN Normal" w:hint="eastAsia"/>
+          <w:sz w:val="16"/>
+          <w:szCs w:val="16"/>
+        </w:rPr>
+        <w:t>sample.association.CAP</w:t>
+      </w:r>
+      <w:proofErr w:type="spellEnd"/>
+      <w:r>
+        <w:rPr>
+          <w:rFonts w:ascii="思源黑体 CN Normal" w:eastAsia="思源黑体 CN Normal" w:hAnsi="思源黑体 CN Normal" w:hint="eastAsia"/>
+          <w:sz w:val="16"/>
+          <w:szCs w:val="16"/>
+        </w:rPr>
+        <w:t>}}发布的{{</w:t>
+      </w:r>
+      <w:proofErr w:type="spellStart"/>
+      <w:r>
+        <w:rPr>
+          <w:rFonts w:ascii="思源黑体 CN Normal" w:eastAsia="思源黑体 CN Normal" w:hAnsi="思源黑体 CN Normal" w:hint="eastAsia"/>
+          <w:sz w:val="16"/>
+          <w:szCs w:val="16"/>
+        </w:rPr>
+        <w:t>sample.guideline.germline_var</w:t>
+      </w:r>
+      <w:proofErr w:type="spellEnd"/>
+      <w:r>
+        <w:rPr>
+          <w:rFonts w:ascii="思源黑体 CN Normal" w:eastAsia="思源黑体 CN Normal" w:hAnsi="思源黑体 CN Normal" w:hint="eastAsia"/>
+          <w:sz w:val="16"/>
+          <w:szCs w:val="16"/>
+        </w:rPr>
+        <w:t>}}及</w:t>
+      </w:r>
+      <w:proofErr w:type="spellStart"/>
+      <w:r>
+        <w:rPr>
+          <w:rFonts w:ascii="思源黑体 CN Normal" w:eastAsia="思源黑体 CN Normal" w:hAnsi="思源黑体 CN Normal" w:hint="eastAsia"/>
+          <w:sz w:val="16"/>
+          <w:szCs w:val="16"/>
+        </w:rPr>
+        <w:t>ClinGen</w:t>
+      </w:r>
+      <w:proofErr w:type="spellEnd"/>
+      <w:r>
+        <w:rPr>
+          <w:rFonts w:ascii="思源黑体 CN Normal" w:eastAsia="思源黑体 CN Normal" w:hAnsi="思源黑体 CN Normal" w:hint="eastAsia"/>
+          <w:sz w:val="16"/>
+          <w:szCs w:val="16"/>
+        </w:rPr>
+        <w:t>专家</w:t>
+      </w:r>
+      <w:proofErr w:type="gramStart"/>
+      <w:r>
+        <w:rPr>
+          <w:rFonts w:ascii="思源黑体 CN Normal" w:eastAsia="思源黑体 CN Normal" w:hAnsi="思源黑体 CN Normal" w:hint="eastAsia"/>
+          <w:sz w:val="16"/>
+          <w:szCs w:val="16"/>
+        </w:rPr>
+        <w:t>组发布</w:t>
+      </w:r>
+      <w:proofErr w:type="gramEnd"/>
+      <w:r>
+        <w:rPr>
+          <w:rFonts w:ascii="思源黑体 CN Normal" w:eastAsia="思源黑体 CN Normal" w:hAnsi="思源黑体 CN Normal" w:hint="eastAsia"/>
+          <w:sz w:val="16"/>
+          <w:szCs w:val="16"/>
+        </w:rPr>
+        <w:t>的特殊基因变异解读指南</w:t>
       </w:r>
       <w:r>
         <w:rPr>
@@ -3480,7 +5326,43 @@
           <w:sz w:val="16"/>
           <w:szCs w:val="16"/>
         </w:rPr>
-        <w:t>胚系变异在基因型处填写杂合或纯合，分别表示丰度在50％或100％左右{%if [sample.json_batch_name, “v1.1.0”]|judge_version%}；胚系大片段重排变异在基因型处填写“/”，表示无法区分杂合或纯合。{%else%}。{%endif%}</w:t>
+        <w:t>胚系变异在基因型处填写杂合或纯合，分别表示丰度在50％或100％左右{%if [</w:t>
+      </w:r>
+      <w:proofErr w:type="spellStart"/>
+      <w:r>
+        <w:rPr>
+          <w:rFonts w:ascii="思源黑体 CN Normal" w:eastAsia="思源黑体 CN Normal" w:hAnsi="思源黑体 CN Normal" w:hint="eastAsia"/>
+          <w:sz w:val="16"/>
+          <w:szCs w:val="16"/>
+        </w:rPr>
+        <w:t>sample.json_batch_name</w:t>
+      </w:r>
+      <w:proofErr w:type="spellEnd"/>
+      <w:r>
+        <w:rPr>
+          <w:rFonts w:ascii="思源黑体 CN Normal" w:eastAsia="思源黑体 CN Normal" w:hAnsi="思源黑体 CN Normal" w:hint="eastAsia"/>
+          <w:sz w:val="16"/>
+          <w:szCs w:val="16"/>
+        </w:rPr>
+        <w:t>, “v1.1.0”]|</w:t>
+      </w:r>
+      <w:proofErr w:type="spellStart"/>
+      <w:r>
+        <w:rPr>
+          <w:rFonts w:ascii="思源黑体 CN Normal" w:eastAsia="思源黑体 CN Normal" w:hAnsi="思源黑体 CN Normal" w:hint="eastAsia"/>
+          <w:sz w:val="16"/>
+          <w:szCs w:val="16"/>
+        </w:rPr>
+        <w:t>judge_version</w:t>
+      </w:r>
+      <w:proofErr w:type="spellEnd"/>
+      <w:r>
+        <w:rPr>
+          <w:rFonts w:ascii="思源黑体 CN Normal" w:eastAsia="思源黑体 CN Normal" w:hAnsi="思源黑体 CN Normal" w:hint="eastAsia"/>
+          <w:sz w:val="16"/>
+          <w:szCs w:val="16"/>
+        </w:rPr>
+        <w:t>%}；胚系大片段重排变异在基因型处填写“/”，表示无法区分杂合或纯合。{%else%}。{%endif%}</w:t>
       </w:r>
     </w:p>
     <w:p>
@@ -3598,7 +5480,25 @@
           <w:sz w:val="16"/>
           <w:szCs w:val="16"/>
         </w:rPr>
-        <w:t>var.var_germline.level_5 + var.germline_cnv.level_5 + var.var_germline.level_4 + var.germline_cnv.level_4 + var.var_germline.level_3 + var.germline_cnv.level_3</w:t>
+        <w:t>var.var_</w:t>
+      </w:r>
+      <w:proofErr w:type="gramStart"/>
+      <w:r>
+        <w:rPr>
+          <w:rFonts w:ascii="思源黑体 CN Normal" w:eastAsia="思源黑体 CN Normal" w:hAnsi="思源黑体 CN Normal"/>
+          <w:sz w:val="16"/>
+          <w:szCs w:val="16"/>
+        </w:rPr>
+        <w:t>germline.level</w:t>
+      </w:r>
+      <w:proofErr w:type="gramEnd"/>
+      <w:r>
+        <w:rPr>
+          <w:rFonts w:ascii="思源黑体 CN Normal" w:eastAsia="思源黑体 CN Normal" w:hAnsi="思源黑体 CN Normal"/>
+          <w:sz w:val="16"/>
+          <w:szCs w:val="16"/>
+        </w:rPr>
+        <w:t>_5 + var.germline_cnv.level_5 + var.var_germline.level_4 + var.germline_cnv.level_4 + var.var_germline.level_3 + var.germline_cnv.level_3</w:t>
       </w:r>
       <w:r>
         <w:rPr>
@@ -3647,7 +5547,25 @@
           <w:sz w:val="16"/>
           <w:szCs w:val="16"/>
         </w:rPr>
-        <w:t>var.var_germline.level_5 + var.germline_cnv.level_5 + var.var_germline.level_4 + var.germline_cnv.level_4 + var.var_germline.level_3 + var.germline_cnv.level_3</w:t>
+        <w:t>var.var_</w:t>
+      </w:r>
+      <w:proofErr w:type="gramStart"/>
+      <w:r>
+        <w:rPr>
+          <w:rFonts w:ascii="思源黑体 CN Normal" w:eastAsia="思源黑体 CN Normal" w:hAnsi="思源黑体 CN Normal"/>
+          <w:sz w:val="16"/>
+          <w:szCs w:val="16"/>
+        </w:rPr>
+        <w:t>germline.level</w:t>
+      </w:r>
+      <w:proofErr w:type="gramEnd"/>
+      <w:r>
+        <w:rPr>
+          <w:rFonts w:ascii="思源黑体 CN Normal" w:eastAsia="思源黑体 CN Normal" w:hAnsi="思源黑体 CN Normal"/>
+          <w:sz w:val="16"/>
+          <w:szCs w:val="16"/>
+        </w:rPr>
+        <w:t>_5 + var.germline_cnv.level_5 + var.var_germline.level_4 + var.germline_cnv.level_4 + var.var_germline.level_3 + var.germline_cnv.level_3</w:t>
       </w:r>
       <w:r>
         <w:rPr>
@@ -3729,7 +5647,44 @@
                 <w:sz w:val="18"/>
                 <w:szCs w:val="18"/>
               </w:rPr>
-              <w:t>{a.gene_symbol}}</w:t>
+              <w:t>{</w:t>
+            </w:r>
+            <w:proofErr w:type="spellStart"/>
+            <w:proofErr w:type="gramStart"/>
+            <w:r>
+              <w:rPr>
+                <w:rFonts w:ascii="思源黑体 CN Bold" w:eastAsia="思源黑体 CN Bold" w:hAnsi="思源黑体 CN Bold"/>
+                <w:i/>
+                <w:iCs/>
+                <w:color w:val="FFFFFF" w:themeColor="background1"/>
+                <w:sz w:val="18"/>
+                <w:szCs w:val="18"/>
+              </w:rPr>
+              <w:t>a.gene</w:t>
+            </w:r>
+            <w:proofErr w:type="gramEnd"/>
+            <w:r>
+              <w:rPr>
+                <w:rFonts w:ascii="思源黑体 CN Bold" w:eastAsia="思源黑体 CN Bold" w:hAnsi="思源黑体 CN Bold"/>
+                <w:i/>
+                <w:iCs/>
+                <w:color w:val="FFFFFF" w:themeColor="background1"/>
+                <w:sz w:val="18"/>
+                <w:szCs w:val="18"/>
+              </w:rPr>
+              <w:t>_symbol</w:t>
+            </w:r>
+            <w:proofErr w:type="spellEnd"/>
+            <w:r>
+              <w:rPr>
+                <w:rFonts w:ascii="思源黑体 CN Bold" w:eastAsia="思源黑体 CN Bold" w:hAnsi="思源黑体 CN Bold"/>
+                <w:i/>
+                <w:iCs/>
+                <w:color w:val="FFFFFF" w:themeColor="background1"/>
+                <w:sz w:val="18"/>
+                <w:szCs w:val="18"/>
+              </w:rPr>
+              <w:t>}}</w:t>
             </w:r>
             <w:r>
               <w:rPr>
@@ -3749,7 +5704,187 @@
                 <w:sz w:val="18"/>
                 <w:szCs w:val="18"/>
               </w:rPr>
-              <w:t>{%if a.type==”Loss”%}{{a.value}} del{% elif a.type==”Gain”%}{{a.value}} dup{% else%}{{a.gene_region}} {{a.hgvs_c}}{%if a.hgvs_p!=”p.?”%} {{a.hgvs_p}}{%endif%}{%endif%}</w:t>
+              <w:t xml:space="preserve">{%if </w:t>
+            </w:r>
+            <w:proofErr w:type="spellStart"/>
+            <w:r>
+              <w:rPr>
+                <w:rFonts w:ascii="思源黑体 CN Bold" w:eastAsia="思源黑体 CN Bold" w:hAnsi="思源黑体 CN Bold"/>
+                <w:color w:val="FFFFFF" w:themeColor="background1"/>
+                <w:sz w:val="18"/>
+                <w:szCs w:val="18"/>
+              </w:rPr>
+              <w:t>a.type</w:t>
+            </w:r>
+            <w:proofErr w:type="spellEnd"/>
+            <w:r>
+              <w:rPr>
+                <w:rFonts w:ascii="思源黑体 CN Bold" w:eastAsia="思源黑体 CN Bold" w:hAnsi="思源黑体 CN Bold"/>
+                <w:color w:val="FFFFFF" w:themeColor="background1"/>
+                <w:sz w:val="18"/>
+                <w:szCs w:val="18"/>
+              </w:rPr>
+              <w:t>==”Loss”%}{{</w:t>
+            </w:r>
+            <w:proofErr w:type="spellStart"/>
+            <w:r>
+              <w:rPr>
+                <w:rFonts w:ascii="思源黑体 CN Bold" w:eastAsia="思源黑体 CN Bold" w:hAnsi="思源黑体 CN Bold"/>
+                <w:color w:val="FFFFFF" w:themeColor="background1"/>
+                <w:sz w:val="18"/>
+                <w:szCs w:val="18"/>
+              </w:rPr>
+              <w:t>a.value</w:t>
+            </w:r>
+            <w:proofErr w:type="spellEnd"/>
+            <w:r>
+              <w:rPr>
+                <w:rFonts w:ascii="思源黑体 CN Bold" w:eastAsia="思源黑体 CN Bold" w:hAnsi="思源黑体 CN Bold"/>
+                <w:color w:val="FFFFFF" w:themeColor="background1"/>
+                <w:sz w:val="18"/>
+                <w:szCs w:val="18"/>
+              </w:rPr>
+              <w:t xml:space="preserve">}} del{% </w:t>
+            </w:r>
+            <w:proofErr w:type="spellStart"/>
+            <w:r>
+              <w:rPr>
+                <w:rFonts w:ascii="思源黑体 CN Bold" w:eastAsia="思源黑体 CN Bold" w:hAnsi="思源黑体 CN Bold"/>
+                <w:color w:val="FFFFFF" w:themeColor="background1"/>
+                <w:sz w:val="18"/>
+                <w:szCs w:val="18"/>
+              </w:rPr>
+              <w:t>elif</w:t>
+            </w:r>
+            <w:proofErr w:type="spellEnd"/>
+            <w:r>
+              <w:rPr>
+                <w:rFonts w:ascii="思源黑体 CN Bold" w:eastAsia="思源黑体 CN Bold" w:hAnsi="思源黑体 CN Bold"/>
+                <w:color w:val="FFFFFF" w:themeColor="background1"/>
+                <w:sz w:val="18"/>
+                <w:szCs w:val="18"/>
+              </w:rPr>
+              <w:t xml:space="preserve"> </w:t>
+            </w:r>
+            <w:proofErr w:type="spellStart"/>
+            <w:r>
+              <w:rPr>
+                <w:rFonts w:ascii="思源黑体 CN Bold" w:eastAsia="思源黑体 CN Bold" w:hAnsi="思源黑体 CN Bold"/>
+                <w:color w:val="FFFFFF" w:themeColor="background1"/>
+                <w:sz w:val="18"/>
+                <w:szCs w:val="18"/>
+              </w:rPr>
+              <w:t>a.type</w:t>
+            </w:r>
+            <w:proofErr w:type="spellEnd"/>
+            <w:r>
+              <w:rPr>
+                <w:rFonts w:ascii="思源黑体 CN Bold" w:eastAsia="思源黑体 CN Bold" w:hAnsi="思源黑体 CN Bold"/>
+                <w:color w:val="FFFFFF" w:themeColor="background1"/>
+                <w:sz w:val="18"/>
+                <w:szCs w:val="18"/>
+              </w:rPr>
+              <w:t>==”Gain”%}{{</w:t>
+            </w:r>
+            <w:proofErr w:type="spellStart"/>
+            <w:r>
+              <w:rPr>
+                <w:rFonts w:ascii="思源黑体 CN Bold" w:eastAsia="思源黑体 CN Bold" w:hAnsi="思源黑体 CN Bold"/>
+                <w:color w:val="FFFFFF" w:themeColor="background1"/>
+                <w:sz w:val="18"/>
+                <w:szCs w:val="18"/>
+              </w:rPr>
+              <w:t>a.value</w:t>
+            </w:r>
+            <w:proofErr w:type="spellEnd"/>
+            <w:r>
+              <w:rPr>
+                <w:rFonts w:ascii="思源黑体 CN Bold" w:eastAsia="思源黑体 CN Bold" w:hAnsi="思源黑体 CN Bold"/>
+                <w:color w:val="FFFFFF" w:themeColor="background1"/>
+                <w:sz w:val="18"/>
+                <w:szCs w:val="18"/>
+              </w:rPr>
+              <w:t>}} dup{% else%}{{</w:t>
+            </w:r>
+            <w:proofErr w:type="spellStart"/>
+            <w:r>
+              <w:rPr>
+                <w:rFonts w:ascii="思源黑体 CN Bold" w:eastAsia="思源黑体 CN Bold" w:hAnsi="思源黑体 CN Bold"/>
+                <w:color w:val="FFFFFF" w:themeColor="background1"/>
+                <w:sz w:val="18"/>
+                <w:szCs w:val="18"/>
+              </w:rPr>
+              <w:t>a.gene_region</w:t>
+            </w:r>
+            <w:proofErr w:type="spellEnd"/>
+            <w:r>
+              <w:rPr>
+                <w:rFonts w:ascii="思源黑体 CN Bold" w:eastAsia="思源黑体 CN Bold" w:hAnsi="思源黑体 CN Bold"/>
+                <w:color w:val="FFFFFF" w:themeColor="background1"/>
+                <w:sz w:val="18"/>
+                <w:szCs w:val="18"/>
+              </w:rPr>
+              <w:t>}} {{</w:t>
+            </w:r>
+            <w:proofErr w:type="spellStart"/>
+            <w:r>
+              <w:rPr>
+                <w:rFonts w:ascii="思源黑体 CN Bold" w:eastAsia="思源黑体 CN Bold" w:hAnsi="思源黑体 CN Bold"/>
+                <w:color w:val="FFFFFF" w:themeColor="background1"/>
+                <w:sz w:val="18"/>
+                <w:szCs w:val="18"/>
+              </w:rPr>
+              <w:t>a.hgvs_c</w:t>
+            </w:r>
+            <w:proofErr w:type="spellEnd"/>
+            <w:r>
+              <w:rPr>
+                <w:rFonts w:ascii="思源黑体 CN Bold" w:eastAsia="思源黑体 CN Bold" w:hAnsi="思源黑体 CN Bold"/>
+                <w:color w:val="FFFFFF" w:themeColor="background1"/>
+                <w:sz w:val="18"/>
+                <w:szCs w:val="18"/>
+              </w:rPr>
+              <w:t xml:space="preserve">}}{%if </w:t>
+            </w:r>
+            <w:proofErr w:type="spellStart"/>
+            <w:r>
+              <w:rPr>
+                <w:rFonts w:ascii="思源黑体 CN Bold" w:eastAsia="思源黑体 CN Bold" w:hAnsi="思源黑体 CN Bold"/>
+                <w:color w:val="FFFFFF" w:themeColor="background1"/>
+                <w:sz w:val="18"/>
+                <w:szCs w:val="18"/>
+              </w:rPr>
+              <w:t>a.hgvs_p</w:t>
+            </w:r>
+            <w:proofErr w:type="spellEnd"/>
+            <w:r>
+              <w:rPr>
+                <w:rFonts w:ascii="思源黑体 CN Bold" w:eastAsia="思源黑体 CN Bold" w:hAnsi="思源黑体 CN Bold"/>
+                <w:color w:val="FFFFFF" w:themeColor="background1"/>
+                <w:sz w:val="18"/>
+                <w:szCs w:val="18"/>
+              </w:rPr>
+              <w:t>!=”p.?”%} {{</w:t>
+            </w:r>
+            <w:proofErr w:type="spellStart"/>
+            <w:r>
+              <w:rPr>
+                <w:rFonts w:ascii="思源黑体 CN Bold" w:eastAsia="思源黑体 CN Bold" w:hAnsi="思源黑体 CN Bold"/>
+                <w:color w:val="FFFFFF" w:themeColor="background1"/>
+                <w:sz w:val="18"/>
+                <w:szCs w:val="18"/>
+              </w:rPr>
+              <w:t>a.hgvs_p</w:t>
+            </w:r>
+            <w:proofErr w:type="spellEnd"/>
+            <w:r>
+              <w:rPr>
+                <w:rFonts w:ascii="思源黑体 CN Bold" w:eastAsia="思源黑体 CN Bold" w:hAnsi="思源黑体 CN Bold"/>
+                <w:color w:val="FFFFFF" w:themeColor="background1"/>
+                <w:sz w:val="18"/>
+                <w:szCs w:val="18"/>
+              </w:rPr>
+              <w:t>}}{%endif%}{%endif%}</w:t>
             </w:r>
           </w:p>
         </w:tc>
@@ -3841,8 +5976,30 @@
                 <w:sz w:val="17"/>
                 <w:szCs w:val="17"/>
               </w:rPr>
-              <w:t>p if a.gene_function</w:t>
-            </w:r>
+              <w:t xml:space="preserve">p if </w:t>
+            </w:r>
+            <w:proofErr w:type="spellStart"/>
+            <w:proofErr w:type="gramStart"/>
+            <w:r>
+              <w:rPr>
+                <w:rFonts w:ascii="思源黑体 CN Normal" w:eastAsia="思源黑体 CN Normal" w:hAnsi="思源黑体 CN Normal"/>
+                <w:iCs/>
+                <w:sz w:val="17"/>
+                <w:szCs w:val="17"/>
+              </w:rPr>
+              <w:t>a.gene</w:t>
+            </w:r>
+            <w:proofErr w:type="gramEnd"/>
+            <w:r>
+              <w:rPr>
+                <w:rFonts w:ascii="思源黑体 CN Normal" w:eastAsia="思源黑体 CN Normal" w:hAnsi="思源黑体 CN Normal"/>
+                <w:iCs/>
+                <w:sz w:val="17"/>
+                <w:szCs w:val="17"/>
+              </w:rPr>
+              <w:t>_function</w:t>
+            </w:r>
+            <w:proofErr w:type="spellEnd"/>
             <w:r>
               <w:rPr>
                 <w:rFonts w:ascii="思源黑体 CN Normal" w:eastAsia="思源黑体 CN Normal" w:hAnsi="思源黑体 CN Normal" w:hint="eastAsia"/>
@@ -3881,7 +6038,38 @@
                 <w:sz w:val="17"/>
                 <w:szCs w:val="17"/>
               </w:rPr>
-              <w:t>{{a.gene_function|e}}</w:t>
+              <w:t>{{</w:t>
+            </w:r>
+            <w:proofErr w:type="spellStart"/>
+            <w:proofErr w:type="gramStart"/>
+            <w:r>
+              <w:rPr>
+                <w:rFonts w:ascii="思源黑体 CN Normal" w:eastAsia="思源黑体 CN Normal" w:hAnsi="思源黑体 CN Normal"/>
+                <w:iCs/>
+                <w:sz w:val="17"/>
+                <w:szCs w:val="17"/>
+              </w:rPr>
+              <w:t>a.gene</w:t>
+            </w:r>
+            <w:proofErr w:type="gramEnd"/>
+            <w:r>
+              <w:rPr>
+                <w:rFonts w:ascii="思源黑体 CN Normal" w:eastAsia="思源黑体 CN Normal" w:hAnsi="思源黑体 CN Normal"/>
+                <w:iCs/>
+                <w:sz w:val="17"/>
+                <w:szCs w:val="17"/>
+              </w:rPr>
+              <w:t>_function|e</w:t>
+            </w:r>
+            <w:proofErr w:type="spellEnd"/>
+            <w:r>
+              <w:rPr>
+                <w:rFonts w:ascii="思源黑体 CN Normal" w:eastAsia="思源黑体 CN Normal" w:hAnsi="思源黑体 CN Normal"/>
+                <w:iCs/>
+                <w:sz w:val="17"/>
+                <w:szCs w:val="17"/>
+              </w:rPr>
+              <w:t>}}</w:t>
             </w:r>
           </w:p>
           <w:p>
@@ -4048,7 +6236,97 @@
                 <w:sz w:val="17"/>
                 <w:szCs w:val="17"/>
               </w:rPr>
-              <w:t>{{a.variant_desc_cn|e}}{{a.variant_interpret_cn|e}}因此，该变异为{%if a.clinic_num_g==4%}疑似致病性变异。{%elif a.clinic_num_g==5%}致病性变异。{%else%}意义不明确变异</w:t>
+              <w:t>{{</w:t>
+            </w:r>
+            <w:proofErr w:type="spellStart"/>
+            <w:r>
+              <w:rPr>
+                <w:rFonts w:ascii="思源黑体 CN Normal" w:eastAsia="思源黑体 CN Normal" w:hAnsi="思源黑体 CN Normal" w:cs="思源黑体 CN Light"/>
+                <w:sz w:val="17"/>
+                <w:szCs w:val="17"/>
+              </w:rPr>
+              <w:t>a.variant_desc_cn|e</w:t>
+            </w:r>
+            <w:proofErr w:type="spellEnd"/>
+            <w:r>
+              <w:rPr>
+                <w:rFonts w:ascii="思源黑体 CN Normal" w:eastAsia="思源黑体 CN Normal" w:hAnsi="思源黑体 CN Normal" w:cs="思源黑体 CN Light"/>
+                <w:sz w:val="17"/>
+                <w:szCs w:val="17"/>
+              </w:rPr>
+              <w:t>}}{{</w:t>
+            </w:r>
+            <w:proofErr w:type="spellStart"/>
+            <w:r>
+              <w:rPr>
+                <w:rFonts w:ascii="思源黑体 CN Normal" w:eastAsia="思源黑体 CN Normal" w:hAnsi="思源黑体 CN Normal" w:cs="思源黑体 CN Light"/>
+                <w:sz w:val="17"/>
+                <w:szCs w:val="17"/>
+              </w:rPr>
+              <w:t>a.variant_interpret_cn|e</w:t>
+            </w:r>
+            <w:proofErr w:type="spellEnd"/>
+            <w:r>
+              <w:rPr>
+                <w:rFonts w:ascii="思源黑体 CN Normal" w:eastAsia="思源黑体 CN Normal" w:hAnsi="思源黑体 CN Normal" w:cs="思源黑体 CN Light"/>
+                <w:sz w:val="17"/>
+                <w:szCs w:val="17"/>
+              </w:rPr>
+              <w:t xml:space="preserve">}}因此，该变异为{%if </w:t>
+            </w:r>
+            <w:proofErr w:type="spellStart"/>
+            <w:r>
+              <w:rPr>
+                <w:rFonts w:ascii="思源黑体 CN Normal" w:eastAsia="思源黑体 CN Normal" w:hAnsi="思源黑体 CN Normal" w:cs="思源黑体 CN Light"/>
+                <w:sz w:val="17"/>
+                <w:szCs w:val="17"/>
+              </w:rPr>
+              <w:t>a.clinic_num_g</w:t>
+            </w:r>
+            <w:proofErr w:type="spellEnd"/>
+            <w:r>
+              <w:rPr>
+                <w:rFonts w:ascii="思源黑体 CN Normal" w:eastAsia="思源黑体 CN Normal" w:hAnsi="思源黑体 CN Normal" w:cs="思源黑体 CN Light"/>
+                <w:sz w:val="17"/>
+                <w:szCs w:val="17"/>
+              </w:rPr>
+              <w:t>==4%}疑似致病性变异。{%</w:t>
+            </w:r>
+            <w:proofErr w:type="spellStart"/>
+            <w:r>
+              <w:rPr>
+                <w:rFonts w:ascii="思源黑体 CN Normal" w:eastAsia="思源黑体 CN Normal" w:hAnsi="思源黑体 CN Normal" w:cs="思源黑体 CN Light"/>
+                <w:sz w:val="17"/>
+                <w:szCs w:val="17"/>
+              </w:rPr>
+              <w:t>elif</w:t>
+            </w:r>
+            <w:proofErr w:type="spellEnd"/>
+            <w:r>
+              <w:rPr>
+                <w:rFonts w:ascii="思源黑体 CN Normal" w:eastAsia="思源黑体 CN Normal" w:hAnsi="思源黑体 CN Normal" w:cs="思源黑体 CN Light"/>
+                <w:sz w:val="17"/>
+                <w:szCs w:val="17"/>
+              </w:rPr>
+              <w:t xml:space="preserve"> </w:t>
+            </w:r>
+            <w:proofErr w:type="spellStart"/>
+            <w:r>
+              <w:rPr>
+                <w:rFonts w:ascii="思源黑体 CN Normal" w:eastAsia="思源黑体 CN Normal" w:hAnsi="思源黑体 CN Normal" w:cs="思源黑体 CN Light"/>
+                <w:sz w:val="17"/>
+                <w:szCs w:val="17"/>
+              </w:rPr>
+              <w:t>a.clinic_num_g</w:t>
+            </w:r>
+            <w:proofErr w:type="spellEnd"/>
+            <w:r>
+              <w:rPr>
+                <w:rFonts w:ascii="思源黑体 CN Normal" w:eastAsia="思源黑体 CN Normal" w:hAnsi="思源黑体 CN Normal" w:cs="思源黑体 CN Light"/>
+                <w:sz w:val="17"/>
+                <w:szCs w:val="17"/>
+              </w:rPr>
+              <w:t>==5%}致病性变异。{%else%}意义不明确变异</w:t>
             </w:r>
             <w:r>
               <w:rPr>
@@ -4137,11 +6415,11 @@
                 <w:sz w:val="17"/>
                 <w:szCs w:val="17"/>
               </w:rPr>
-              <w:t>{%p if a.clinic_num_g==4 or a.clinic_num_g==5%}</w:t>
-            </w:r>
-          </w:p>
-          <w:p>
-            <w:pPr>
+              <w:t xml:space="preserve">{%p if </w:t>
+            </w:r>
+            <w:proofErr w:type="spellStart"/>
+            <w:proofErr w:type="gramStart"/>
+            <w:r>
               <w:rPr>
                 <w:rFonts w:ascii="思源黑体 CN Normal" w:eastAsia="思源黑体 CN Normal" w:hAnsi="思源黑体 CN Normal"/>
                 <w:iCs/>
@@ -4149,7 +6427,9 @@
                 <w:sz w:val="17"/>
                 <w:szCs w:val="17"/>
               </w:rPr>
-            </w:pPr>
+              <w:t>a.clinic</w:t>
+            </w:r>
+            <w:proofErr w:type="gramEnd"/>
             <w:r>
               <w:rPr>
                 <w:rFonts w:ascii="思源黑体 CN Normal" w:eastAsia="思源黑体 CN Normal" w:hAnsi="思源黑体 CN Normal"/>
@@ -4158,6 +6438,60 @@
                 <w:sz w:val="17"/>
                 <w:szCs w:val="17"/>
               </w:rPr>
+              <w:t>_num_g</w:t>
+            </w:r>
+            <w:proofErr w:type="spellEnd"/>
+            <w:r>
+              <w:rPr>
+                <w:rFonts w:ascii="思源黑体 CN Normal" w:eastAsia="思源黑体 CN Normal" w:hAnsi="思源黑体 CN Normal"/>
+                <w:iCs/>
+                <w:color w:val="000000"/>
+                <w:sz w:val="17"/>
+                <w:szCs w:val="17"/>
+              </w:rPr>
+              <w:t xml:space="preserve">==4 or </w:t>
+            </w:r>
+            <w:proofErr w:type="spellStart"/>
+            <w:r>
+              <w:rPr>
+                <w:rFonts w:ascii="思源黑体 CN Normal" w:eastAsia="思源黑体 CN Normal" w:hAnsi="思源黑体 CN Normal"/>
+                <w:iCs/>
+                <w:color w:val="000000"/>
+                <w:sz w:val="17"/>
+                <w:szCs w:val="17"/>
+              </w:rPr>
+              <w:t>a.clinic_num_g</w:t>
+            </w:r>
+            <w:proofErr w:type="spellEnd"/>
+            <w:r>
+              <w:rPr>
+                <w:rFonts w:ascii="思源黑体 CN Normal" w:eastAsia="思源黑体 CN Normal" w:hAnsi="思源黑体 CN Normal"/>
+                <w:iCs/>
+                <w:color w:val="000000"/>
+                <w:sz w:val="17"/>
+                <w:szCs w:val="17"/>
+              </w:rPr>
+              <w:t>==5%}</w:t>
+            </w:r>
+          </w:p>
+          <w:p>
+            <w:pPr>
+              <w:rPr>
+                <w:rFonts w:ascii="思源黑体 CN Normal" w:eastAsia="思源黑体 CN Normal" w:hAnsi="思源黑体 CN Normal"/>
+                <w:iCs/>
+                <w:color w:val="000000"/>
+                <w:sz w:val="17"/>
+                <w:szCs w:val="17"/>
+              </w:rPr>
+            </w:pPr>
+            <w:r>
+              <w:rPr>
+                <w:rFonts w:ascii="思源黑体 CN Normal" w:eastAsia="思源黑体 CN Normal" w:hAnsi="思源黑体 CN Normal"/>
+                <w:iCs/>
+                <w:color w:val="000000"/>
+                <w:sz w:val="17"/>
+                <w:szCs w:val="17"/>
+              </w:rPr>
               <w:t xml:space="preserve">{%p </w:t>
             </w:r>
             <w:r>
@@ -4178,11 +6512,10 @@
                 <w:sz w:val="17"/>
                 <w:szCs w:val="17"/>
               </w:rPr>
-              <w:t xml:space="preserve"> a.evi_sum.evi_split.Predisposing%}</w:t>
-            </w:r>
-          </w:p>
-          <w:p>
-            <w:pPr>
+              <w:t xml:space="preserve"> </w:t>
+            </w:r>
+            <w:proofErr w:type="spellStart"/>
+            <w:r>
               <w:rPr>
                 <w:rFonts w:ascii="思源黑体 CN Normal" w:eastAsia="思源黑体 CN Normal" w:hAnsi="思源黑体 CN Normal"/>
                 <w:iCs/>
@@ -4190,7 +6523,9 @@
                 <w:sz w:val="17"/>
                 <w:szCs w:val="17"/>
               </w:rPr>
-            </w:pPr>
+              <w:t>a.evi_sum.evi_</w:t>
+            </w:r>
+            <w:proofErr w:type="gramStart"/>
             <w:r>
               <w:rPr>
                 <w:rFonts w:ascii="思源黑体 CN Normal" w:eastAsia="思源黑体 CN Normal" w:hAnsi="思源黑体 CN Normal"/>
@@ -4199,11 +6534,11 @@
                 <w:sz w:val="17"/>
                 <w:szCs w:val="17"/>
               </w:rPr>
-              <w:t>{%p for b in a.evi_sum.evi_split.Predisposing%}</w:t>
-            </w:r>
-          </w:p>
-          <w:p>
-            <w:pPr>
+              <w:t>split.Predisposing</w:t>
+            </w:r>
+            <w:proofErr w:type="spellEnd"/>
+            <w:proofErr w:type="gramEnd"/>
+            <w:r>
               <w:rPr>
                 <w:rFonts w:ascii="思源黑体 CN Normal" w:eastAsia="思源黑体 CN Normal" w:hAnsi="思源黑体 CN Normal"/>
                 <w:iCs/>
@@ -4211,6 +6546,73 @@
                 <w:sz w:val="17"/>
                 <w:szCs w:val="17"/>
               </w:rPr>
+              <w:t>%}</w:t>
+            </w:r>
+          </w:p>
+          <w:p>
+            <w:pPr>
+              <w:rPr>
+                <w:rFonts w:ascii="思源黑体 CN Normal" w:eastAsia="思源黑体 CN Normal" w:hAnsi="思源黑体 CN Normal"/>
+                <w:iCs/>
+                <w:color w:val="000000"/>
+                <w:sz w:val="17"/>
+                <w:szCs w:val="17"/>
+              </w:rPr>
+            </w:pPr>
+            <w:r>
+              <w:rPr>
+                <w:rFonts w:ascii="思源黑体 CN Normal" w:eastAsia="思源黑体 CN Normal" w:hAnsi="思源黑体 CN Normal"/>
+                <w:iCs/>
+                <w:color w:val="000000"/>
+                <w:sz w:val="17"/>
+                <w:szCs w:val="17"/>
+              </w:rPr>
+              <w:t xml:space="preserve">{%p for b in </w:t>
+            </w:r>
+            <w:proofErr w:type="spellStart"/>
+            <w:r>
+              <w:rPr>
+                <w:rFonts w:ascii="思源黑体 CN Normal" w:eastAsia="思源黑体 CN Normal" w:hAnsi="思源黑体 CN Normal"/>
+                <w:iCs/>
+                <w:color w:val="000000"/>
+                <w:sz w:val="17"/>
+                <w:szCs w:val="17"/>
+              </w:rPr>
+              <w:t>a.evi_sum.evi_</w:t>
+            </w:r>
+            <w:proofErr w:type="gramStart"/>
+            <w:r>
+              <w:rPr>
+                <w:rFonts w:ascii="思源黑体 CN Normal" w:eastAsia="思源黑体 CN Normal" w:hAnsi="思源黑体 CN Normal"/>
+                <w:iCs/>
+                <w:color w:val="000000"/>
+                <w:sz w:val="17"/>
+                <w:szCs w:val="17"/>
+              </w:rPr>
+              <w:t>split.Predisposing</w:t>
+            </w:r>
+            <w:proofErr w:type="spellEnd"/>
+            <w:proofErr w:type="gramEnd"/>
+            <w:r>
+              <w:rPr>
+                <w:rFonts w:ascii="思源黑体 CN Normal" w:eastAsia="思源黑体 CN Normal" w:hAnsi="思源黑体 CN Normal"/>
+                <w:iCs/>
+                <w:color w:val="000000"/>
+                <w:sz w:val="17"/>
+                <w:szCs w:val="17"/>
+              </w:rPr>
+              <w:t>%}</w:t>
+            </w:r>
+          </w:p>
+          <w:p>
+            <w:pPr>
+              <w:rPr>
+                <w:rFonts w:ascii="思源黑体 CN Normal" w:eastAsia="思源黑体 CN Normal" w:hAnsi="思源黑体 CN Normal"/>
+                <w:iCs/>
+                <w:color w:val="000000"/>
+                <w:sz w:val="17"/>
+                <w:szCs w:val="17"/>
+              </w:rPr>
             </w:pPr>
             <w:r>
               <w:rPr>
@@ -4230,7 +6632,18 @@
                 <w:sz w:val="17"/>
                 <w:szCs w:val="17"/>
               </w:rPr>
-              <w:t>{b</w:t>
+              <w:t>{</w:t>
+            </w:r>
+            <w:proofErr w:type="spellStart"/>
+            <w:r>
+              <w:rPr>
+                <w:rFonts w:ascii="思源黑体 CN Normal" w:eastAsia="思源黑体 CN Normal" w:hAnsi="思源黑体 CN Normal"/>
+                <w:iCs/>
+                <w:color w:val="000000"/>
+                <w:sz w:val="17"/>
+                <w:szCs w:val="17"/>
+              </w:rPr>
+              <w:t>b</w:t>
             </w:r>
             <w:r>
               <w:rPr>
@@ -4250,15 +6663,62 @@
                 <w:sz w:val="17"/>
                 <w:szCs w:val="17"/>
               </w:rPr>
-              <w:t>evi_interpretation|e}}</w:t>
-            </w:r>
-            <w:r>
-              <w:rPr>
-                <w:rFonts w:ascii="思源黑体 CN Normal" w:eastAsia="思源黑体 CN Normal" w:hAnsi="思源黑体 CN Normal" w:cs="思源黑体 CN Light"/>
-                <w:sz w:val="17"/>
-                <w:szCs w:val="17"/>
-              </w:rPr>
-              <w:t>{{a.gene_symbol}}基因的致病性或疑似致病性胚系变异与{%if a.gene_symbol==</w:t>
+              <w:t>evi_interpretation|e</w:t>
+            </w:r>
+            <w:proofErr w:type="spellEnd"/>
+            <w:r>
+              <w:rPr>
+                <w:rFonts w:ascii="思源黑体 CN Normal" w:eastAsia="思源黑体 CN Normal" w:hAnsi="思源黑体 CN Normal"/>
+                <w:iCs/>
+                <w:color w:val="000000"/>
+                <w:sz w:val="17"/>
+                <w:szCs w:val="17"/>
+              </w:rPr>
+              <w:t>}}</w:t>
+            </w:r>
+            <w:r>
+              <w:rPr>
+                <w:rFonts w:ascii="思源黑体 CN Normal" w:eastAsia="思源黑体 CN Normal" w:hAnsi="思源黑体 CN Normal" w:cs="思源黑体 CN Light"/>
+                <w:sz w:val="17"/>
+                <w:szCs w:val="17"/>
+              </w:rPr>
+              <w:t>{{</w:t>
+            </w:r>
+            <w:proofErr w:type="spellStart"/>
+            <w:r>
+              <w:rPr>
+                <w:rFonts w:ascii="思源黑体 CN Normal" w:eastAsia="思源黑体 CN Normal" w:hAnsi="思源黑体 CN Normal" w:cs="思源黑体 CN Light"/>
+                <w:sz w:val="17"/>
+                <w:szCs w:val="17"/>
+              </w:rPr>
+              <w:t>a.gene_symbol</w:t>
+            </w:r>
+            <w:proofErr w:type="spellEnd"/>
+            <w:r>
+              <w:rPr>
+                <w:rFonts w:ascii="思源黑体 CN Normal" w:eastAsia="思源黑体 CN Normal" w:hAnsi="思源黑体 CN Normal" w:cs="思源黑体 CN Light"/>
+                <w:sz w:val="17"/>
+                <w:szCs w:val="17"/>
+              </w:rPr>
+              <w:t xml:space="preserve">}}基因的致病性或疑似致病性胚系变异与{%if </w:t>
+            </w:r>
+            <w:proofErr w:type="spellStart"/>
+            <w:r>
+              <w:rPr>
+                <w:rFonts w:ascii="思源黑体 CN Normal" w:eastAsia="思源黑体 CN Normal" w:hAnsi="思源黑体 CN Normal" w:cs="思源黑体 CN Light"/>
+                <w:sz w:val="17"/>
+                <w:szCs w:val="17"/>
+              </w:rPr>
+              <w:t>a.gene_symbol</w:t>
+            </w:r>
+            <w:proofErr w:type="spellEnd"/>
+            <w:r>
+              <w:rPr>
+                <w:rFonts w:ascii="思源黑体 CN Normal" w:eastAsia="思源黑体 CN Normal" w:hAnsi="思源黑体 CN Normal" w:cs="思源黑体 CN Light"/>
+                <w:sz w:val="17"/>
+                <w:szCs w:val="17"/>
+              </w:rPr>
+              <w:t>==</w:t>
             </w:r>
             <w:r>
               <w:rPr>
@@ -4274,7 +6734,43 @@
                 <w:sz w:val="17"/>
                 <w:szCs w:val="17"/>
               </w:rPr>
-              <w:t>MLH1’%}错配修复癌症综合征（常染色体隐性遗传）、林奇综合征（常染色体显性遗传）明确相关。{%elif a.gene_symbol==</w:t>
+              <w:t>MLH1’%}错配修复癌症综合征（常染色体隐性遗传）、林奇综合征（常染色体显性遗传）明确相关。{%</w:t>
+            </w:r>
+            <w:proofErr w:type="spellStart"/>
+            <w:r>
+              <w:rPr>
+                <w:rFonts w:ascii="思源黑体 CN Normal" w:eastAsia="思源黑体 CN Normal" w:hAnsi="思源黑体 CN Normal" w:cs="思源黑体 CN Light"/>
+                <w:sz w:val="17"/>
+                <w:szCs w:val="17"/>
+              </w:rPr>
+              <w:t>elif</w:t>
+            </w:r>
+            <w:proofErr w:type="spellEnd"/>
+            <w:r>
+              <w:rPr>
+                <w:rFonts w:ascii="思源黑体 CN Normal" w:eastAsia="思源黑体 CN Normal" w:hAnsi="思源黑体 CN Normal" w:cs="思源黑体 CN Light"/>
+                <w:sz w:val="17"/>
+                <w:szCs w:val="17"/>
+              </w:rPr>
+              <w:t xml:space="preserve"> </w:t>
+            </w:r>
+            <w:proofErr w:type="spellStart"/>
+            <w:r>
+              <w:rPr>
+                <w:rFonts w:ascii="思源黑体 CN Normal" w:eastAsia="思源黑体 CN Normal" w:hAnsi="思源黑体 CN Normal" w:cs="思源黑体 CN Light"/>
+                <w:sz w:val="17"/>
+                <w:szCs w:val="17"/>
+              </w:rPr>
+              <w:t>a.gene_symbol</w:t>
+            </w:r>
+            <w:proofErr w:type="spellEnd"/>
+            <w:r>
+              <w:rPr>
+                <w:rFonts w:ascii="思源黑体 CN Normal" w:eastAsia="思源黑体 CN Normal" w:hAnsi="思源黑体 CN Normal" w:cs="思源黑体 CN Light"/>
+                <w:sz w:val="17"/>
+                <w:szCs w:val="17"/>
+              </w:rPr>
+              <w:t>==</w:t>
             </w:r>
             <w:r>
               <w:rPr>
@@ -4290,7 +6786,43 @@
                 <w:sz w:val="17"/>
                 <w:szCs w:val="17"/>
               </w:rPr>
-              <w:t>MSH2’%}错配修复癌症综合征（常染色体隐性遗传）、林奇综合征（常染色体显性遗传）明确相关。{%elif a.gene_symbol==</w:t>
+              <w:t>MSH2’%}错配修复癌症综合征（常染色体隐性遗传）、林奇综合征（常染色体显性遗传）明确相关。{%</w:t>
+            </w:r>
+            <w:proofErr w:type="spellStart"/>
+            <w:r>
+              <w:rPr>
+                <w:rFonts w:ascii="思源黑体 CN Normal" w:eastAsia="思源黑体 CN Normal" w:hAnsi="思源黑体 CN Normal" w:cs="思源黑体 CN Light"/>
+                <w:sz w:val="17"/>
+                <w:szCs w:val="17"/>
+              </w:rPr>
+              <w:t>elif</w:t>
+            </w:r>
+            <w:proofErr w:type="spellEnd"/>
+            <w:r>
+              <w:rPr>
+                <w:rFonts w:ascii="思源黑体 CN Normal" w:eastAsia="思源黑体 CN Normal" w:hAnsi="思源黑体 CN Normal" w:cs="思源黑体 CN Light"/>
+                <w:sz w:val="17"/>
+                <w:szCs w:val="17"/>
+              </w:rPr>
+              <w:t xml:space="preserve"> </w:t>
+            </w:r>
+            <w:proofErr w:type="spellStart"/>
+            <w:r>
+              <w:rPr>
+                <w:rFonts w:ascii="思源黑体 CN Normal" w:eastAsia="思源黑体 CN Normal" w:hAnsi="思源黑体 CN Normal" w:cs="思源黑体 CN Light"/>
+                <w:sz w:val="17"/>
+                <w:szCs w:val="17"/>
+              </w:rPr>
+              <w:t>a.gene_symbol</w:t>
+            </w:r>
+            <w:proofErr w:type="spellEnd"/>
+            <w:r>
+              <w:rPr>
+                <w:rFonts w:ascii="思源黑体 CN Normal" w:eastAsia="思源黑体 CN Normal" w:hAnsi="思源黑体 CN Normal" w:cs="思源黑体 CN Light"/>
+                <w:sz w:val="17"/>
+                <w:szCs w:val="17"/>
+              </w:rPr>
+              <w:t>==</w:t>
             </w:r>
             <w:r>
               <w:rPr>
@@ -4306,7 +6838,43 @@
                 <w:sz w:val="17"/>
                 <w:szCs w:val="17"/>
               </w:rPr>
-              <w:t>SH6’%}错配修复癌症综合征（常染色体隐性遗传）、林奇综合征（常染色体显性遗传）明确相关。{%elif a.gene_symbol==</w:t>
+              <w:t>SH6’%}错配修复癌症综合征（常染色体隐性遗传）、林奇综合征（常染色体显性遗传）明确相关。{%</w:t>
+            </w:r>
+            <w:proofErr w:type="spellStart"/>
+            <w:r>
+              <w:rPr>
+                <w:rFonts w:ascii="思源黑体 CN Normal" w:eastAsia="思源黑体 CN Normal" w:hAnsi="思源黑体 CN Normal" w:cs="思源黑体 CN Light"/>
+                <w:sz w:val="17"/>
+                <w:szCs w:val="17"/>
+              </w:rPr>
+              <w:t>elif</w:t>
+            </w:r>
+            <w:proofErr w:type="spellEnd"/>
+            <w:r>
+              <w:rPr>
+                <w:rFonts w:ascii="思源黑体 CN Normal" w:eastAsia="思源黑体 CN Normal" w:hAnsi="思源黑体 CN Normal" w:cs="思源黑体 CN Light"/>
+                <w:sz w:val="17"/>
+                <w:szCs w:val="17"/>
+              </w:rPr>
+              <w:t xml:space="preserve"> </w:t>
+            </w:r>
+            <w:proofErr w:type="spellStart"/>
+            <w:r>
+              <w:rPr>
+                <w:rFonts w:ascii="思源黑体 CN Normal" w:eastAsia="思源黑体 CN Normal" w:hAnsi="思源黑体 CN Normal" w:cs="思源黑体 CN Light"/>
+                <w:sz w:val="17"/>
+                <w:szCs w:val="17"/>
+              </w:rPr>
+              <w:t>a.gene_symbol</w:t>
+            </w:r>
+            <w:proofErr w:type="spellEnd"/>
+            <w:r>
+              <w:rPr>
+                <w:rFonts w:ascii="思源黑体 CN Normal" w:eastAsia="思源黑体 CN Normal" w:hAnsi="思源黑体 CN Normal" w:cs="思源黑体 CN Light"/>
+                <w:sz w:val="17"/>
+                <w:szCs w:val="17"/>
+              </w:rPr>
+              <w:t>==</w:t>
             </w:r>
             <w:r>
               <w:rPr>
@@ -4322,7 +6890,43 @@
                 <w:sz w:val="17"/>
                 <w:szCs w:val="17"/>
               </w:rPr>
-              <w:t>PMS2’%}错配修复癌症综合征（常染色体隐性遗传）、林奇综合征（常染色体显性遗传）明确相关。{%elif a.gene_symbol==</w:t>
+              <w:t>PMS2’%}错配修复癌症综合征（常染色体隐性遗传）、林奇综合征（常染色体显性遗传）明确相关。{%</w:t>
+            </w:r>
+            <w:proofErr w:type="spellStart"/>
+            <w:r>
+              <w:rPr>
+                <w:rFonts w:ascii="思源黑体 CN Normal" w:eastAsia="思源黑体 CN Normal" w:hAnsi="思源黑体 CN Normal" w:cs="思源黑体 CN Light"/>
+                <w:sz w:val="17"/>
+                <w:szCs w:val="17"/>
+              </w:rPr>
+              <w:t>elif</w:t>
+            </w:r>
+            <w:proofErr w:type="spellEnd"/>
+            <w:r>
+              <w:rPr>
+                <w:rFonts w:ascii="思源黑体 CN Normal" w:eastAsia="思源黑体 CN Normal" w:hAnsi="思源黑体 CN Normal" w:cs="思源黑体 CN Light"/>
+                <w:sz w:val="17"/>
+                <w:szCs w:val="17"/>
+              </w:rPr>
+              <w:t xml:space="preserve"> </w:t>
+            </w:r>
+            <w:proofErr w:type="spellStart"/>
+            <w:r>
+              <w:rPr>
+                <w:rFonts w:ascii="思源黑体 CN Normal" w:eastAsia="思源黑体 CN Normal" w:hAnsi="思源黑体 CN Normal" w:cs="思源黑体 CN Light"/>
+                <w:sz w:val="17"/>
+                <w:szCs w:val="17"/>
+              </w:rPr>
+              <w:t>a.gene_symbol</w:t>
+            </w:r>
+            <w:proofErr w:type="spellEnd"/>
+            <w:r>
+              <w:rPr>
+                <w:rFonts w:ascii="思源黑体 CN Normal" w:eastAsia="思源黑体 CN Normal" w:hAnsi="思源黑体 CN Normal" w:cs="思源黑体 CN Light"/>
+                <w:sz w:val="17"/>
+                <w:szCs w:val="17"/>
+              </w:rPr>
+              <w:t>==</w:t>
             </w:r>
             <w:r>
               <w:rPr>
@@ -4385,11 +6989,10 @@
                 <w:sz w:val="17"/>
                 <w:szCs w:val="17"/>
               </w:rPr>
-              <w:t>%p endfor%}</w:t>
-            </w:r>
-          </w:p>
-          <w:p>
-            <w:pPr>
+              <w:t xml:space="preserve">%p </w:t>
+            </w:r>
+            <w:proofErr w:type="spellStart"/>
+            <w:r>
               <w:rPr>
                 <w:rFonts w:ascii="思源黑体 CN Normal" w:eastAsia="思源黑体 CN Normal" w:hAnsi="思源黑体 CN Normal"/>
                 <w:iCs/>
@@ -4397,6 +7000,29 @@
                 <w:sz w:val="17"/>
                 <w:szCs w:val="17"/>
               </w:rPr>
+              <w:t>endfor</w:t>
+            </w:r>
+            <w:proofErr w:type="spellEnd"/>
+            <w:r>
+              <w:rPr>
+                <w:rFonts w:ascii="思源黑体 CN Normal" w:eastAsia="思源黑体 CN Normal" w:hAnsi="思源黑体 CN Normal"/>
+                <w:iCs/>
+                <w:color w:val="000000"/>
+                <w:sz w:val="17"/>
+                <w:szCs w:val="17"/>
+              </w:rPr>
+              <w:t>%}</w:t>
+            </w:r>
+          </w:p>
+          <w:p>
+            <w:pPr>
+              <w:rPr>
+                <w:rFonts w:ascii="思源黑体 CN Normal" w:eastAsia="思源黑体 CN Normal" w:hAnsi="思源黑体 CN Normal"/>
+                <w:iCs/>
+                <w:color w:val="000000"/>
+                <w:sz w:val="17"/>
+                <w:szCs w:val="17"/>
+              </w:rPr>
             </w:pPr>
             <w:r>
               <w:rPr>
@@ -4530,6 +7156,7 @@
                 <w:sz w:val="17"/>
                 <w:szCs w:val="17"/>
               </w:rPr>
+              <w:lastRenderedPageBreak/>
               <w:t>{</w:t>
             </w:r>
             <w:r>
@@ -4621,7 +7248,6 @@
           <w:sz w:val="16"/>
           <w:szCs w:val="16"/>
         </w:rPr>
-        <w:lastRenderedPageBreak/>
         <w:t>{</w:t>
       </w:r>
       <w:r>
@@ -4630,7 +7256,25 @@
           <w:sz w:val="16"/>
           <w:szCs w:val="16"/>
         </w:rPr>
-        <w:t>%p endfor%}</w:t>
+        <w:t xml:space="preserve">%p </w:t>
+      </w:r>
+      <w:proofErr w:type="spellStart"/>
+      <w:r>
+        <w:rPr>
+          <w:rFonts w:ascii="思源黑体 CN Normal" w:eastAsia="思源黑体 CN Normal" w:hAnsi="思源黑体 CN Normal"/>
+          <w:sz w:val="16"/>
+          <w:szCs w:val="16"/>
+        </w:rPr>
+        <w:t>endfor</w:t>
+      </w:r>
+      <w:proofErr w:type="spellEnd"/>
+      <w:r>
+        <w:rPr>
+          <w:rFonts w:ascii="思源黑体 CN Normal" w:eastAsia="思源黑体 CN Normal" w:hAnsi="思源黑体 CN Normal"/>
+          <w:sz w:val="16"/>
+          <w:szCs w:val="16"/>
+        </w:rPr>
+        <w:t>%}</w:t>
       </w:r>
     </w:p>
     <w:p>
@@ -5203,8 +7847,19 @@
                 <w:sz w:val="18"/>
                 <w:szCs w:val="18"/>
               </w:rPr>
-              <w:t>质控标准</w:t>
-            </w:r>
+              <w:t>质</w:t>
+            </w:r>
+            <w:proofErr w:type="gramStart"/>
+            <w:r>
+              <w:rPr>
+                <w:rFonts w:ascii="思源黑体 CN Bold" w:eastAsia="思源黑体 CN Bold" w:hAnsi="思源黑体 CN Bold" w:hint="eastAsia"/>
+                <w:color w:val="FFFFFF" w:themeColor="background1"/>
+                <w:sz w:val="18"/>
+                <w:szCs w:val="18"/>
+              </w:rPr>
+              <w:t>控标准</w:t>
+            </w:r>
+            <w:proofErr w:type="gramEnd"/>
           </w:p>
         </w:tc>
       </w:tr>
@@ -5325,7 +7980,67 @@
                 <w:szCs w:val="17"/>
                 <w:lang w:bidi="ar"/>
               </w:rPr>
-              <w:t>{%if lib_quality_control and lib_quality_control.lib_dna_qc and lib_quality_control.lib_dna_qc.dna_qty%}{{lib_quality_control.lib_dna_qc.dna_qty|replace(“.00”,””)}}{%else%}{%endif%}</w:t>
+              <w:t xml:space="preserve">{%if </w:t>
+            </w:r>
+            <w:proofErr w:type="spellStart"/>
+            <w:r>
+              <w:rPr>
+                <w:rFonts w:ascii="思源黑体 CN Normal" w:eastAsia="思源黑体 CN Normal" w:hAnsi="思源黑体 CN Normal" w:cs="思源黑体 CN Light"/>
+                <w:sz w:val="17"/>
+                <w:szCs w:val="17"/>
+                <w:lang w:bidi="ar"/>
+              </w:rPr>
+              <w:t>lib_quality_control</w:t>
+            </w:r>
+            <w:proofErr w:type="spellEnd"/>
+            <w:r>
+              <w:rPr>
+                <w:rFonts w:ascii="思源黑体 CN Normal" w:eastAsia="思源黑体 CN Normal" w:hAnsi="思源黑体 CN Normal" w:cs="思源黑体 CN Light"/>
+                <w:sz w:val="17"/>
+                <w:szCs w:val="17"/>
+                <w:lang w:bidi="ar"/>
+              </w:rPr>
+              <w:t xml:space="preserve"> and </w:t>
+            </w:r>
+            <w:proofErr w:type="spellStart"/>
+            <w:r>
+              <w:rPr>
+                <w:rFonts w:ascii="思源黑体 CN Normal" w:eastAsia="思源黑体 CN Normal" w:hAnsi="思源黑体 CN Normal" w:cs="思源黑体 CN Light"/>
+                <w:sz w:val="17"/>
+                <w:szCs w:val="17"/>
+                <w:lang w:bidi="ar"/>
+              </w:rPr>
+              <w:t>lib_quality_control.lib_dna_qc</w:t>
+            </w:r>
+            <w:proofErr w:type="spellEnd"/>
+            <w:r>
+              <w:rPr>
+                <w:rFonts w:ascii="思源黑体 CN Normal" w:eastAsia="思源黑体 CN Normal" w:hAnsi="思源黑体 CN Normal" w:cs="思源黑体 CN Light"/>
+                <w:sz w:val="17"/>
+                <w:szCs w:val="17"/>
+                <w:lang w:bidi="ar"/>
+              </w:rPr>
+              <w:t xml:space="preserve"> and lib_quality_control.lib_dna_qc.dna_qty</w:t>
+            </w:r>
+            <w:proofErr w:type="gramStart"/>
+            <w:r>
+              <w:rPr>
+                <w:rFonts w:ascii="思源黑体 CN Normal" w:eastAsia="思源黑体 CN Normal" w:hAnsi="思源黑体 CN Normal" w:cs="思源黑体 CN Light"/>
+                <w:sz w:val="17"/>
+                <w:szCs w:val="17"/>
+                <w:lang w:bidi="ar"/>
+              </w:rPr>
+              <w:t>%}{</w:t>
+            </w:r>
+            <w:proofErr w:type="gramEnd"/>
+            <w:r>
+              <w:rPr>
+                <w:rFonts w:ascii="思源黑体 CN Normal" w:eastAsia="思源黑体 CN Normal" w:hAnsi="思源黑体 CN Normal" w:cs="思源黑体 CN Light"/>
+                <w:sz w:val="17"/>
+                <w:szCs w:val="17"/>
+                <w:lang w:bidi="ar"/>
+              </w:rPr>
+              <w:t>{lib_quality_control.lib_dna_qc.dna_qty|replace(“.00”,””)}}{%else%}{%endif%}</w:t>
             </w:r>
           </w:p>
         </w:tc>
@@ -5498,7 +8213,67 @@
                 <w:szCs w:val="17"/>
                 <w:lang w:bidi="ar"/>
               </w:rPr>
-              <w:t>{%if lib_quality_control and lib_quality_control.lib_dna_qc and lib_quality_control.lib_dna_qc.library_qty%}{{lib_quality_control.lib_dna_qc.library_qty|replace(“.00”,””)}}{%else%}{%endif%}</w:t>
+              <w:t xml:space="preserve">{%if </w:t>
+            </w:r>
+            <w:proofErr w:type="spellStart"/>
+            <w:r>
+              <w:rPr>
+                <w:rFonts w:ascii="思源黑体 CN Normal" w:eastAsia="思源黑体 CN Normal" w:hAnsi="思源黑体 CN Normal" w:cs="思源黑体 CN Light"/>
+                <w:sz w:val="17"/>
+                <w:szCs w:val="17"/>
+                <w:lang w:bidi="ar"/>
+              </w:rPr>
+              <w:t>lib_quality_control</w:t>
+            </w:r>
+            <w:proofErr w:type="spellEnd"/>
+            <w:r>
+              <w:rPr>
+                <w:rFonts w:ascii="思源黑体 CN Normal" w:eastAsia="思源黑体 CN Normal" w:hAnsi="思源黑体 CN Normal" w:cs="思源黑体 CN Light"/>
+                <w:sz w:val="17"/>
+                <w:szCs w:val="17"/>
+                <w:lang w:bidi="ar"/>
+              </w:rPr>
+              <w:t xml:space="preserve"> and </w:t>
+            </w:r>
+            <w:proofErr w:type="spellStart"/>
+            <w:r>
+              <w:rPr>
+                <w:rFonts w:ascii="思源黑体 CN Normal" w:eastAsia="思源黑体 CN Normal" w:hAnsi="思源黑体 CN Normal" w:cs="思源黑体 CN Light"/>
+                <w:sz w:val="17"/>
+                <w:szCs w:val="17"/>
+                <w:lang w:bidi="ar"/>
+              </w:rPr>
+              <w:t>lib_quality_control.lib_dna_qc</w:t>
+            </w:r>
+            <w:proofErr w:type="spellEnd"/>
+            <w:r>
+              <w:rPr>
+                <w:rFonts w:ascii="思源黑体 CN Normal" w:eastAsia="思源黑体 CN Normal" w:hAnsi="思源黑体 CN Normal" w:cs="思源黑体 CN Light"/>
+                <w:sz w:val="17"/>
+                <w:szCs w:val="17"/>
+                <w:lang w:bidi="ar"/>
+              </w:rPr>
+              <w:t xml:space="preserve"> and lib_quality_control.lib_dna_</w:t>
+            </w:r>
+            <w:proofErr w:type="gramStart"/>
+            <w:r>
+              <w:rPr>
+                <w:rFonts w:ascii="思源黑体 CN Normal" w:eastAsia="思源黑体 CN Normal" w:hAnsi="思源黑体 CN Normal" w:cs="思源黑体 CN Light"/>
+                <w:sz w:val="17"/>
+                <w:szCs w:val="17"/>
+                <w:lang w:bidi="ar"/>
+              </w:rPr>
+              <w:t>qc.library</w:t>
+            </w:r>
+            <w:proofErr w:type="gramEnd"/>
+            <w:r>
+              <w:rPr>
+                <w:rFonts w:ascii="思源黑体 CN Normal" w:eastAsia="思源黑体 CN Normal" w:hAnsi="思源黑体 CN Normal" w:cs="思源黑体 CN Light"/>
+                <w:sz w:val="17"/>
+                <w:szCs w:val="17"/>
+                <w:lang w:bidi="ar"/>
+              </w:rPr>
+              <w:t>_qty%}{{lib_quality_control.lib_dna_qc.library_qty|replace(“.00”,””)}}{%else%}{%endif%}</w:t>
             </w:r>
           </w:p>
         </w:tc>
@@ -5675,7 +8450,25 @@
                 <w:sz w:val="17"/>
                 <w:szCs w:val="17"/>
               </w:rPr>
-              <w:t>qc.dna_data_qc.cleandata_q30</w:t>
+              <w:t>qc.dna_data_</w:t>
+            </w:r>
+            <w:proofErr w:type="gramStart"/>
+            <w:r>
+              <w:rPr>
+                <w:rFonts w:ascii="思源黑体 CN Normal" w:eastAsia="思源黑体 CN Normal" w:hAnsi="思源黑体 CN Normal"/>
+                <w:sz w:val="17"/>
+                <w:szCs w:val="17"/>
+              </w:rPr>
+              <w:t>qc.cleandata</w:t>
+            </w:r>
+            <w:proofErr w:type="gramEnd"/>
+            <w:r>
+              <w:rPr>
+                <w:rFonts w:ascii="思源黑体 CN Normal" w:eastAsia="思源黑体 CN Normal" w:hAnsi="思源黑体 CN Normal"/>
+                <w:sz w:val="17"/>
+                <w:szCs w:val="17"/>
+              </w:rPr>
+              <w:t>_q30</w:t>
             </w:r>
             <w:r>
               <w:rPr>
@@ -5830,14 +8623,34 @@
               </w:rPr>
               <w:t>{{</w:t>
             </w:r>
+            <w:proofErr w:type="spellStart"/>
             <w:r>
               <w:rPr>
                 <w:rFonts w:ascii="思源黑体 CN Normal" w:eastAsia="思源黑体 CN Normal" w:hAnsi="思源黑体 CN Normal"/>
                 <w:sz w:val="17"/>
                 <w:szCs w:val="17"/>
               </w:rPr>
-              <w:t>qc.dna_data_qc.mapping_ratio</w:t>
-            </w:r>
+              <w:t>qc.dna_data_</w:t>
+            </w:r>
+            <w:proofErr w:type="gramStart"/>
+            <w:r>
+              <w:rPr>
+                <w:rFonts w:ascii="思源黑体 CN Normal" w:eastAsia="思源黑体 CN Normal" w:hAnsi="思源黑体 CN Normal"/>
+                <w:sz w:val="17"/>
+                <w:szCs w:val="17"/>
+              </w:rPr>
+              <w:t>qc.mapping</w:t>
+            </w:r>
+            <w:proofErr w:type="gramEnd"/>
+            <w:r>
+              <w:rPr>
+                <w:rFonts w:ascii="思源黑体 CN Normal" w:eastAsia="思源黑体 CN Normal" w:hAnsi="思源黑体 CN Normal"/>
+                <w:sz w:val="17"/>
+                <w:szCs w:val="17"/>
+              </w:rPr>
+              <w:t>_ratio</w:t>
+            </w:r>
+            <w:proofErr w:type="spellEnd"/>
             <w:r>
               <w:rPr>
                 <w:rFonts w:ascii="思源黑体 CN Normal" w:eastAsia="思源黑体 CN Normal" w:hAnsi="思源黑体 CN Normal" w:hint="eastAsia"/>
@@ -5991,14 +8804,34 @@
               </w:rPr>
               <w:t>{{</w:t>
             </w:r>
+            <w:proofErr w:type="spellStart"/>
             <w:r>
               <w:rPr>
                 <w:rFonts w:ascii="思源黑体 CN Normal" w:eastAsia="思源黑体 CN Normal" w:hAnsi="思源黑体 CN Normal"/>
                 <w:sz w:val="17"/>
                 <w:szCs w:val="17"/>
               </w:rPr>
-              <w:t>qc.dna_data_qc.cover_ratio</w:t>
-            </w:r>
+              <w:t>qc.dna_data_</w:t>
+            </w:r>
+            <w:proofErr w:type="gramStart"/>
+            <w:r>
+              <w:rPr>
+                <w:rFonts w:ascii="思源黑体 CN Normal" w:eastAsia="思源黑体 CN Normal" w:hAnsi="思源黑体 CN Normal"/>
+                <w:sz w:val="17"/>
+                <w:szCs w:val="17"/>
+              </w:rPr>
+              <w:t>qc.cover</w:t>
+            </w:r>
+            <w:proofErr w:type="gramEnd"/>
+            <w:r>
+              <w:rPr>
+                <w:rFonts w:ascii="思源黑体 CN Normal" w:eastAsia="思源黑体 CN Normal" w:hAnsi="思源黑体 CN Normal"/>
+                <w:sz w:val="17"/>
+                <w:szCs w:val="17"/>
+              </w:rPr>
+              <w:t>_ratio</w:t>
+            </w:r>
+            <w:proofErr w:type="spellEnd"/>
             <w:r>
               <w:rPr>
                 <w:rFonts w:ascii="思源黑体 CN Normal" w:eastAsia="思源黑体 CN Normal" w:hAnsi="思源黑体 CN Normal" w:hint="eastAsia"/>
@@ -6106,7 +8939,27 @@
                 <w:szCs w:val="17"/>
                 <w:lang w:bidi="ar"/>
               </w:rPr>
-              <w:t>均一性</w:t>
+              <w:t>均</w:t>
+            </w:r>
+            <w:proofErr w:type="gramStart"/>
+            <w:r>
+              <w:rPr>
+                <w:rFonts w:ascii="思源黑体 CN Normal" w:eastAsia="思源黑体 CN Normal" w:hAnsi="思源黑体 CN Normal" w:cs="思源黑体 CN Light" w:hint="eastAsia"/>
+                <w:sz w:val="17"/>
+                <w:szCs w:val="17"/>
+                <w:lang w:bidi="ar"/>
+              </w:rPr>
+              <w:t>一</w:t>
+            </w:r>
+            <w:proofErr w:type="gramEnd"/>
+            <w:r>
+              <w:rPr>
+                <w:rFonts w:ascii="思源黑体 CN Normal" w:eastAsia="思源黑体 CN Normal" w:hAnsi="思源黑体 CN Normal" w:cs="思源黑体 CN Light" w:hint="eastAsia"/>
+                <w:sz w:val="17"/>
+                <w:szCs w:val="17"/>
+                <w:lang w:bidi="ar"/>
+              </w:rPr>
+              <w:t>性</w:t>
             </w:r>
             <w:r>
               <w:rPr>
@@ -6158,7 +9011,25 @@
                 <w:sz w:val="17"/>
                 <w:szCs w:val="17"/>
               </w:rPr>
-              <w:t>qc.dna_data_qc.uni20</w:t>
+              <w:t>qc.dna_data_</w:t>
+            </w:r>
+            <w:proofErr w:type="gramStart"/>
+            <w:r>
+              <w:rPr>
+                <w:rFonts w:ascii="思源黑体 CN Normal" w:eastAsia="思源黑体 CN Normal" w:hAnsi="思源黑体 CN Normal"/>
+                <w:sz w:val="17"/>
+                <w:szCs w:val="17"/>
+              </w:rPr>
+              <w:t>qc.uni</w:t>
+            </w:r>
+            <w:proofErr w:type="gramEnd"/>
+            <w:r>
+              <w:rPr>
+                <w:rFonts w:ascii="思源黑体 CN Normal" w:eastAsia="思源黑体 CN Normal" w:hAnsi="思源黑体 CN Normal"/>
+                <w:sz w:val="17"/>
+                <w:szCs w:val="17"/>
+              </w:rPr>
+              <w:t>20</w:t>
             </w:r>
             <w:r>
               <w:rPr>
@@ -6313,14 +9184,34 @@
               </w:rPr>
               <w:t>{{</w:t>
             </w:r>
+            <w:proofErr w:type="spellStart"/>
             <w:r>
               <w:rPr>
                 <w:rFonts w:ascii="思源黑体 CN Normal" w:eastAsia="思源黑体 CN Normal" w:hAnsi="思源黑体 CN Normal"/>
                 <w:sz w:val="17"/>
                 <w:szCs w:val="17"/>
               </w:rPr>
-              <w:t>qc.dna_data_qc.depth_mean</w:t>
-            </w:r>
+              <w:t>qc.dna_data_</w:t>
+            </w:r>
+            <w:proofErr w:type="gramStart"/>
+            <w:r>
+              <w:rPr>
+                <w:rFonts w:ascii="思源黑体 CN Normal" w:eastAsia="思源黑体 CN Normal" w:hAnsi="思源黑体 CN Normal"/>
+                <w:sz w:val="17"/>
+                <w:szCs w:val="17"/>
+              </w:rPr>
+              <w:t>qc.depth</w:t>
+            </w:r>
+            <w:proofErr w:type="gramEnd"/>
+            <w:r>
+              <w:rPr>
+                <w:rFonts w:ascii="思源黑体 CN Normal" w:eastAsia="思源黑体 CN Normal" w:hAnsi="思源黑体 CN Normal"/>
+                <w:sz w:val="17"/>
+                <w:szCs w:val="17"/>
+              </w:rPr>
+              <w:t>_mean</w:t>
+            </w:r>
+            <w:proofErr w:type="spellEnd"/>
             <w:r>
               <w:rPr>
                 <w:rFonts w:ascii="思源黑体 CN Normal" w:eastAsia="思源黑体 CN Normal" w:hAnsi="思源黑体 CN Normal" w:hint="eastAsia"/>
@@ -6475,14 +9366,34 @@
               </w:rPr>
               <w:t>{{</w:t>
             </w:r>
+            <w:proofErr w:type="spellStart"/>
             <w:r>
               <w:rPr>
                 <w:rFonts w:ascii="思源黑体 CN Normal" w:eastAsia="思源黑体 CN Normal" w:hAnsi="思源黑体 CN Normal"/>
                 <w:sz w:val="17"/>
                 <w:szCs w:val="17"/>
               </w:rPr>
-              <w:t>qc.dna_data_qc.depth_ssbc</w:t>
-            </w:r>
+              <w:t>qc.dna_data_</w:t>
+            </w:r>
+            <w:proofErr w:type="gramStart"/>
+            <w:r>
+              <w:rPr>
+                <w:rFonts w:ascii="思源黑体 CN Normal" w:eastAsia="思源黑体 CN Normal" w:hAnsi="思源黑体 CN Normal"/>
+                <w:sz w:val="17"/>
+                <w:szCs w:val="17"/>
+              </w:rPr>
+              <w:t>qc.depth</w:t>
+            </w:r>
+            <w:proofErr w:type="gramEnd"/>
+            <w:r>
+              <w:rPr>
+                <w:rFonts w:ascii="思源黑体 CN Normal" w:eastAsia="思源黑体 CN Normal" w:hAnsi="思源黑体 CN Normal"/>
+                <w:sz w:val="17"/>
+                <w:szCs w:val="17"/>
+              </w:rPr>
+              <w:t>_ssbc</w:t>
+            </w:r>
+            <w:proofErr w:type="spellEnd"/>
             <w:r>
               <w:rPr>
                 <w:rFonts w:ascii="思源黑体 CN Normal" w:eastAsia="思源黑体 CN Normal" w:hAnsi="思源黑体 CN Normal" w:hint="eastAsia"/>
@@ -6633,7 +9544,43 @@
                 <w:sz w:val="17"/>
                 <w:szCs w:val="17"/>
               </w:rPr>
-              <w:t xml:space="preserve">{%p if qc.dna_data_qc.cleandata_q30_num &gt;= 0.75 and qc.dna_data_qc.depth_ssbc_num &gt;= </w:t>
+              <w:t>{%p if qc.dna_data_</w:t>
+            </w:r>
+            <w:proofErr w:type="gramStart"/>
+            <w:r>
+              <w:rPr>
+                <w:rFonts w:ascii="思源黑体 CN Normal" w:eastAsia="思源黑体 CN Normal" w:hAnsi="思源黑体 CN Normal"/>
+                <w:sz w:val="17"/>
+                <w:szCs w:val="17"/>
+              </w:rPr>
+              <w:t>qc.cleandata</w:t>
+            </w:r>
+            <w:proofErr w:type="gramEnd"/>
+            <w:r>
+              <w:rPr>
+                <w:rFonts w:ascii="思源黑体 CN Normal" w:eastAsia="思源黑体 CN Normal" w:hAnsi="思源黑体 CN Normal"/>
+                <w:sz w:val="17"/>
+                <w:szCs w:val="17"/>
+              </w:rPr>
+              <w:t xml:space="preserve">_q30_num &gt;= 0.75 and </w:t>
+            </w:r>
+            <w:proofErr w:type="spellStart"/>
+            <w:r>
+              <w:rPr>
+                <w:rFonts w:ascii="思源黑体 CN Normal" w:eastAsia="思源黑体 CN Normal" w:hAnsi="思源黑体 CN Normal"/>
+                <w:sz w:val="17"/>
+                <w:szCs w:val="17"/>
+              </w:rPr>
+              <w:t>qc.dna_data_qc.depth_ssbc_num</w:t>
+            </w:r>
+            <w:proofErr w:type="spellEnd"/>
+            <w:r>
+              <w:rPr>
+                <w:rFonts w:ascii="思源黑体 CN Normal" w:eastAsia="思源黑体 CN Normal" w:hAnsi="思源黑体 CN Normal"/>
+                <w:sz w:val="17"/>
+                <w:szCs w:val="17"/>
+              </w:rPr>
+              <w:t xml:space="preserve"> &gt;= </w:t>
             </w:r>
             <w:r>
               <w:rPr>
@@ -6678,7 +9625,97 @@
                 <w:sz w:val="17"/>
                 <w:szCs w:val="17"/>
               </w:rPr>
-              <w:t>{%p if lib_quality_control and lib_quality_control.lib_dna_qc and lib_quality_control.lib_dna_qc.dna_qty and lib_quality_control.lib_dna_qc.library_concn %}</w:t>
+              <w:t xml:space="preserve">{%p if </w:t>
+            </w:r>
+            <w:proofErr w:type="spellStart"/>
+            <w:r>
+              <w:rPr>
+                <w:rFonts w:ascii="思源黑体 CN Normal" w:eastAsia="思源黑体 CN Normal" w:hAnsi="思源黑体 CN Normal"/>
+                <w:sz w:val="17"/>
+                <w:szCs w:val="17"/>
+              </w:rPr>
+              <w:t>lib_quality_control</w:t>
+            </w:r>
+            <w:proofErr w:type="spellEnd"/>
+            <w:r>
+              <w:rPr>
+                <w:rFonts w:ascii="思源黑体 CN Normal" w:eastAsia="思源黑体 CN Normal" w:hAnsi="思源黑体 CN Normal"/>
+                <w:sz w:val="17"/>
+                <w:szCs w:val="17"/>
+              </w:rPr>
+              <w:t xml:space="preserve"> and </w:t>
+            </w:r>
+            <w:proofErr w:type="spellStart"/>
+            <w:r>
+              <w:rPr>
+                <w:rFonts w:ascii="思源黑体 CN Normal" w:eastAsia="思源黑体 CN Normal" w:hAnsi="思源黑体 CN Normal"/>
+                <w:sz w:val="17"/>
+                <w:szCs w:val="17"/>
+              </w:rPr>
+              <w:t>lib_quality_control.lib_dna_qc</w:t>
+            </w:r>
+            <w:proofErr w:type="spellEnd"/>
+            <w:r>
+              <w:rPr>
+                <w:rFonts w:ascii="思源黑体 CN Normal" w:eastAsia="思源黑体 CN Normal" w:hAnsi="思源黑体 CN Normal"/>
+                <w:sz w:val="17"/>
+                <w:szCs w:val="17"/>
+              </w:rPr>
+              <w:t xml:space="preserve"> and </w:t>
+            </w:r>
+            <w:proofErr w:type="spellStart"/>
+            <w:r>
+              <w:rPr>
+                <w:rFonts w:ascii="思源黑体 CN Normal" w:eastAsia="思源黑体 CN Normal" w:hAnsi="思源黑体 CN Normal"/>
+                <w:sz w:val="17"/>
+                <w:szCs w:val="17"/>
+              </w:rPr>
+              <w:t>lib_quality_control.lib_dna_qc.dna_qty</w:t>
+            </w:r>
+            <w:proofErr w:type="spellEnd"/>
+            <w:r>
+              <w:rPr>
+                <w:rFonts w:ascii="思源黑体 CN Normal" w:eastAsia="思源黑体 CN Normal" w:hAnsi="思源黑体 CN Normal"/>
+                <w:sz w:val="17"/>
+                <w:szCs w:val="17"/>
+              </w:rPr>
+              <w:t xml:space="preserve"> and </w:t>
+            </w:r>
+            <w:proofErr w:type="spellStart"/>
+            <w:r>
+              <w:rPr>
+                <w:rFonts w:ascii="思源黑体 CN Normal" w:eastAsia="思源黑体 CN Normal" w:hAnsi="思源黑体 CN Normal"/>
+                <w:sz w:val="17"/>
+                <w:szCs w:val="17"/>
+              </w:rPr>
+              <w:t>lib_quality_control.lib_dna_</w:t>
+            </w:r>
+            <w:proofErr w:type="gramStart"/>
+            <w:r>
+              <w:rPr>
+                <w:rFonts w:ascii="思源黑体 CN Normal" w:eastAsia="思源黑体 CN Normal" w:hAnsi="思源黑体 CN Normal"/>
+                <w:sz w:val="17"/>
+                <w:szCs w:val="17"/>
+              </w:rPr>
+              <w:t>qc.library</w:t>
+            </w:r>
+            <w:proofErr w:type="gramEnd"/>
+            <w:r>
+              <w:rPr>
+                <w:rFonts w:ascii="思源黑体 CN Normal" w:eastAsia="思源黑体 CN Normal" w:hAnsi="思源黑体 CN Normal"/>
+                <w:sz w:val="17"/>
+                <w:szCs w:val="17"/>
+              </w:rPr>
+              <w:t>_concn</w:t>
+            </w:r>
+            <w:proofErr w:type="spellEnd"/>
+            <w:r>
+              <w:rPr>
+                <w:rFonts w:ascii="思源黑体 CN Normal" w:eastAsia="思源黑体 CN Normal" w:hAnsi="思源黑体 CN Normal"/>
+                <w:sz w:val="17"/>
+                <w:szCs w:val="17"/>
+              </w:rPr>
+              <w:t xml:space="preserve"> %}</w:t>
             </w:r>
           </w:p>
           <w:p>
@@ -6699,7 +9736,25 @@
                 <w:sz w:val="17"/>
                 <w:szCs w:val="17"/>
               </w:rPr>
-              <w:t xml:space="preserve">{%if lib_quality_control.lib_dna_qc.dna_qty|float &gt;= </w:t>
+              <w:t xml:space="preserve">{%if </w:t>
+            </w:r>
+            <w:proofErr w:type="spellStart"/>
+            <w:r>
+              <w:rPr>
+                <w:rFonts w:ascii="思源黑体 CN Normal" w:eastAsia="思源黑体 CN Normal" w:hAnsi="思源黑体 CN Normal" w:hint="eastAsia"/>
+                <w:sz w:val="17"/>
+                <w:szCs w:val="17"/>
+              </w:rPr>
+              <w:t>lib_quality_control.lib_dna_qc.dna_qty|float</w:t>
+            </w:r>
+            <w:proofErr w:type="spellEnd"/>
+            <w:r>
+              <w:rPr>
+                <w:rFonts w:ascii="思源黑体 CN Normal" w:eastAsia="思源黑体 CN Normal" w:hAnsi="思源黑体 CN Normal" w:hint="eastAsia"/>
+                <w:sz w:val="17"/>
+                <w:szCs w:val="17"/>
+              </w:rPr>
+              <w:t xml:space="preserve"> &gt;= </w:t>
             </w:r>
             <w:r>
               <w:rPr>
@@ -6723,14 +9778,23 @@
                 <w:sz w:val="17"/>
                 <w:szCs w:val="17"/>
               </w:rPr>
-              <w:t>and lib_quality_control.lib_dna_qc.library_</w:t>
-            </w:r>
+              <w:t xml:space="preserve">and </w:t>
+            </w:r>
+            <w:proofErr w:type="spellStart"/>
             <w:r>
               <w:rPr>
                 <w:rFonts w:ascii="思源黑体 CN Normal" w:eastAsia="思源黑体 CN Normal" w:hAnsi="思源黑体 CN Normal" w:hint="eastAsia"/>
                 <w:sz w:val="17"/>
                 <w:szCs w:val="17"/>
               </w:rPr>
+              <w:t>lib_quality_control.lib_dna_qc.library_</w:t>
+            </w:r>
+            <w:r>
+              <w:rPr>
+                <w:rFonts w:ascii="思源黑体 CN Normal" w:eastAsia="思源黑体 CN Normal" w:hAnsi="思源黑体 CN Normal" w:hint="eastAsia"/>
+                <w:sz w:val="17"/>
+                <w:szCs w:val="17"/>
+              </w:rPr>
               <w:t>qty</w:t>
             </w:r>
             <w:r>
@@ -6739,7 +9803,16 @@
                 <w:sz w:val="17"/>
                 <w:szCs w:val="17"/>
               </w:rPr>
-              <w:t>|float &gt;=</w:t>
+              <w:t>|float</w:t>
+            </w:r>
+            <w:proofErr w:type="spellEnd"/>
+            <w:r>
+              <w:rPr>
+                <w:rFonts w:ascii="思源黑体 CN Normal" w:eastAsia="思源黑体 CN Normal" w:hAnsi="思源黑体 CN Normal" w:hint="eastAsia"/>
+                <w:sz w:val="17"/>
+                <w:szCs w:val="17"/>
+              </w:rPr>
+              <w:t xml:space="preserve"> &gt;=</w:t>
             </w:r>
             <w:r>
               <w:rPr>
@@ -6798,7 +9871,25 @@
                 <w:sz w:val="17"/>
                 <w:szCs w:val="17"/>
               </w:rPr>
-              <w:t>合格（质控项有缺失，请补齐数据后自行评估）</w:t>
+              <w:t>合格（</w:t>
+            </w:r>
+            <w:proofErr w:type="gramStart"/>
+            <w:r>
+              <w:rPr>
+                <w:rFonts w:ascii="思源黑体 CN Normal" w:eastAsia="思源黑体 CN Normal" w:hAnsi="思源黑体 CN Normal" w:hint="eastAsia"/>
+                <w:sz w:val="17"/>
+                <w:szCs w:val="17"/>
+              </w:rPr>
+              <w:t>质控项有</w:t>
+            </w:r>
+            <w:proofErr w:type="gramEnd"/>
+            <w:r>
+              <w:rPr>
+                <w:rFonts w:ascii="思源黑体 CN Normal" w:eastAsia="思源黑体 CN Normal" w:hAnsi="思源黑体 CN Normal" w:hint="eastAsia"/>
+                <w:sz w:val="17"/>
+                <w:szCs w:val="17"/>
+              </w:rPr>
+              <w:t>缺失，请补齐数据后自行评估）</w:t>
             </w:r>
           </w:p>
           <w:p>
@@ -7096,7 +10187,25 @@
           <w:sz w:val="16"/>
           <w:szCs w:val="16"/>
         </w:rPr>
-        <w:t>覆盖度：检测到的区域占目标区域的比例；</w:t>
+        <w:t>覆盖度：检测到的区域</w:t>
+      </w:r>
+      <w:proofErr w:type="gramStart"/>
+      <w:r>
+        <w:rPr>
+          <w:rFonts w:ascii="思源黑体 CN Normal" w:eastAsia="思源黑体 CN Normal" w:hAnsi="思源黑体 CN Normal" w:hint="eastAsia"/>
+          <w:sz w:val="16"/>
+          <w:szCs w:val="16"/>
+        </w:rPr>
+        <w:t>占目标</w:t>
+      </w:r>
+      <w:proofErr w:type="gramEnd"/>
+      <w:r>
+        <w:rPr>
+          <w:rFonts w:ascii="思源黑体 CN Normal" w:eastAsia="思源黑体 CN Normal" w:hAnsi="思源黑体 CN Normal" w:hint="eastAsia"/>
+          <w:sz w:val="16"/>
+          <w:szCs w:val="16"/>
+        </w:rPr>
+        <w:t>区域的比例；</w:t>
       </w:r>
     </w:p>
     <w:p>
@@ -7122,7 +10231,25 @@
           <w:sz w:val="16"/>
           <w:szCs w:val="16"/>
         </w:rPr>
-        <w:t>均一性：测序深度超过20％的平均深度的位点的比例；</w:t>
+        <w:t>均</w:t>
+      </w:r>
+      <w:proofErr w:type="gramStart"/>
+      <w:r>
+        <w:rPr>
+          <w:rFonts w:ascii="思源黑体 CN Normal" w:eastAsia="思源黑体 CN Normal" w:hAnsi="思源黑体 CN Normal" w:hint="eastAsia"/>
+          <w:sz w:val="16"/>
+          <w:szCs w:val="16"/>
+        </w:rPr>
+        <w:t>一</w:t>
+      </w:r>
+      <w:proofErr w:type="gramEnd"/>
+      <w:r>
+        <w:rPr>
+          <w:rFonts w:ascii="思源黑体 CN Normal" w:eastAsia="思源黑体 CN Normal" w:hAnsi="思源黑体 CN Normal" w:hint="eastAsia"/>
+          <w:sz w:val="16"/>
+          <w:szCs w:val="16"/>
+        </w:rPr>
+        <w:t>性：测序深度超过20％的平均深度的位点的比例；</w:t>
       </w:r>
     </w:p>
     <w:p>
@@ -7207,7 +10334,25 @@
           <w:sz w:val="16"/>
           <w:szCs w:val="16"/>
         </w:rPr>
-        <w:t>、覆盖度、均一性</w:t>
+        <w:t>、覆盖度、均</w:t>
+      </w:r>
+      <w:proofErr w:type="gramStart"/>
+      <w:r>
+        <w:rPr>
+          <w:rFonts w:ascii="思源黑体 CN Normal" w:eastAsia="思源黑体 CN Normal" w:hAnsi="思源黑体 CN Normal" w:hint="eastAsia"/>
+          <w:sz w:val="16"/>
+          <w:szCs w:val="16"/>
+        </w:rPr>
+        <w:t>一</w:t>
+      </w:r>
+      <w:proofErr w:type="gramEnd"/>
+      <w:r>
+        <w:rPr>
+          <w:rFonts w:ascii="思源黑体 CN Normal" w:eastAsia="思源黑体 CN Normal" w:hAnsi="思源黑体 CN Normal" w:hint="eastAsia"/>
+          <w:sz w:val="16"/>
+          <w:szCs w:val="16"/>
+        </w:rPr>
+        <w:t>性</w:t>
       </w:r>
       <w:r>
         <w:rPr>
@@ -7215,7 +10360,25 @@
           <w:sz w:val="16"/>
           <w:szCs w:val="16"/>
         </w:rPr>
-        <w:t>、平均有效深度）进行综合评估，判断质控是否合格。</w:t>
+        <w:t>、平均有效深度）进行综合评估，判断质</w:t>
+      </w:r>
+      <w:proofErr w:type="gramStart"/>
+      <w:r>
+        <w:rPr>
+          <w:rFonts w:ascii="思源黑体 CN Normal" w:eastAsia="思源黑体 CN Normal" w:hAnsi="思源黑体 CN Normal"/>
+          <w:sz w:val="16"/>
+          <w:szCs w:val="16"/>
+        </w:rPr>
+        <w:t>控是否</w:t>
+      </w:r>
+      <w:proofErr w:type="gramEnd"/>
+      <w:r>
+        <w:rPr>
+          <w:rFonts w:ascii="思源黑体 CN Normal" w:eastAsia="思源黑体 CN Normal" w:hAnsi="思源黑体 CN Normal"/>
+          <w:sz w:val="16"/>
+          <w:szCs w:val="16"/>
+        </w:rPr>
+        <w:t>合格。</w:t>
       </w:r>
     </w:p>
     <w:p>
@@ -7285,7 +10448,43 @@
           <w:sz w:val="16"/>
           <w:szCs w:val="16"/>
         </w:rPr>
-        <w:t>{%if [sample.json_batch_name, “v1.1.0”]|judge_version%}、大片段缺失{%endif%}</w:t>
+        <w:t>{%if [</w:t>
+      </w:r>
+      <w:proofErr w:type="spellStart"/>
+      <w:r>
+        <w:rPr>
+          <w:rFonts w:ascii="思源黑体 CN Normal" w:eastAsia="思源黑体 CN Normal" w:hAnsi="思源黑体 CN Normal" w:hint="eastAsia"/>
+          <w:sz w:val="16"/>
+          <w:szCs w:val="16"/>
+        </w:rPr>
+        <w:t>sample.json_batch_name</w:t>
+      </w:r>
+      <w:proofErr w:type="spellEnd"/>
+      <w:r>
+        <w:rPr>
+          <w:rFonts w:ascii="思源黑体 CN Normal" w:eastAsia="思源黑体 CN Normal" w:hAnsi="思源黑体 CN Normal" w:hint="eastAsia"/>
+          <w:sz w:val="16"/>
+          <w:szCs w:val="16"/>
+        </w:rPr>
+        <w:t>, “v1.1.0”]|</w:t>
+      </w:r>
+      <w:proofErr w:type="spellStart"/>
+      <w:r>
+        <w:rPr>
+          <w:rFonts w:ascii="思源黑体 CN Normal" w:eastAsia="思源黑体 CN Normal" w:hAnsi="思源黑体 CN Normal" w:hint="eastAsia"/>
+          <w:sz w:val="16"/>
+          <w:szCs w:val="16"/>
+        </w:rPr>
+        <w:t>judge_version</w:t>
+      </w:r>
+      <w:proofErr w:type="spellEnd"/>
+      <w:r>
+        <w:rPr>
+          <w:rFonts w:ascii="思源黑体 CN Normal" w:eastAsia="思源黑体 CN Normal" w:hAnsi="思源黑体 CN Normal" w:hint="eastAsia"/>
+          <w:sz w:val="16"/>
+          <w:szCs w:val="16"/>
+        </w:rPr>
+        <w:t>%}、大片段缺失{%endif%}</w:t>
       </w:r>
       <w:r>
         <w:rPr>
